--- a/docassemble/AKA2JBranding/data/templates/dismiss_content.docx
+++ b/docassemble/AKA2JBranding/data/templates/dismiss_content.docx
@@ -1,47 +1,16 @@
 
 <file path=word/document.xml><?xml version="1.0" encoding="utf-8"?>
-<w:document xmlns:wpc="http://schemas.microsoft.com/office/word/2010/wordprocessingCanvas" xmlns:mc="http://schemas.openxmlformats.org/markup-compatibility/2006" xmlns:o="urn:schemas-microsoft-com:office:office" xmlns:r="http://schemas.openxmlformats.org/officeDocument/2006/relationships" xmlns:m="http://schemas.openxmlformats.org/officeDocument/2006/math" xmlns:v="urn:schemas-microsoft-com:vml" xmlns:wp14="http://schemas.microsoft.com/office/word/2010/wordprocessingDrawing" xmlns:wp="http://schemas.openxmlformats.org/drawingml/2006/wordprocessingDrawing" xmlns:w10="urn:schemas-microsoft-com:office:word" xmlns:w="http://schemas.openxmlformats.org/wordprocessingml/2006/main" xmlns:w14="http://schemas.microsoft.com/office/word/2010/wordml" xmlns:wpg="http://schemas.microsoft.com/office/word/2010/wordprocessingGroup" xmlns:wpi="http://schemas.microsoft.com/office/word/2010/wordprocessingInk" xmlns:wne="http://schemas.microsoft.com/office/word/2006/wordml" xmlns:wps="http://schemas.microsoft.com/office/word/2010/wordprocessingShape" mc:Ignorable="w14 wp14">
+<w:document xmlns:wpc="http://schemas.microsoft.com/office/word/2010/wordprocessingCanvas" xmlns:cx="http://schemas.microsoft.com/office/drawing/2014/chartex" xmlns:cx1="http://schemas.microsoft.com/office/drawing/2015/9/8/chartex" xmlns:cx2="http://schemas.microsoft.com/office/drawing/2015/10/21/chartex" xmlns:cx3="http://schemas.microsoft.com/office/drawing/2016/5/9/chartex" xmlns:cx4="http://schemas.microsoft.com/office/drawing/2016/5/10/chartex" xmlns:cx5="http://schemas.microsoft.com/office/drawing/2016/5/11/chartex" xmlns:cx6="http://schemas.microsoft.com/office/drawing/2016/5/12/chartex" xmlns:cx7="http://schemas.microsoft.com/office/drawing/2016/5/13/chartex" xmlns:cx8="http://schemas.microsoft.com/office/drawing/2016/5/14/chartex" xmlns:mc="http://schemas.openxmlformats.org/markup-compatibility/2006" xmlns:aink="http://schemas.microsoft.com/office/drawing/2016/ink" xmlns:am3d="http://schemas.microsoft.com/office/drawing/2017/model3d" xmlns:o="urn:schemas-microsoft-com:office:office" xmlns:r="http://schemas.openxmlformats.org/officeDocument/2006/relationships" xmlns:m="http://schemas.openxmlformats.org/officeDocument/2006/math" xmlns:v="urn:schemas-microsoft-com:vml" xmlns:wp14="http://schemas.microsoft.com/office/word/2010/wordprocessingDrawing" xmlns:wp="http://schemas.openxmlformats.org/drawingml/2006/wordprocessingDrawing" xmlns:w10="urn:schemas-microsoft-com:office:word" xmlns:w="http://schemas.openxmlformats.org/wordprocessingml/2006/main" xmlns:w14="http://schemas.microsoft.com/office/word/2010/wordml" xmlns:w15="http://schemas.microsoft.com/office/word/2012/wordml" xmlns:w16cex="http://schemas.microsoft.com/office/word/2018/wordml/cex" xmlns:w16cid="http://schemas.microsoft.com/office/word/2016/wordml/cid" xmlns:w16="http://schemas.microsoft.com/office/word/2018/wordml" xmlns:w16sdtdh="http://schemas.microsoft.com/office/word/2020/wordml/sdtdatahash" xmlns:w16se="http://schemas.microsoft.com/office/word/2015/wordml/symex" xmlns:wpg="http://schemas.microsoft.com/office/word/2010/wordprocessingGroup" xmlns:wpi="http://schemas.microsoft.com/office/word/2010/wordprocessingInk" xmlns:wne="http://schemas.microsoft.com/office/word/2006/wordml" xmlns:wps="http://schemas.microsoft.com/office/word/2010/wordprocessingShape" mc:Ignorable="w14 w15 w16se w16cid w16 w16cex w16sdtdh wp14">
   <w:body>
     <w:p>
       <w:pPr>
         <w:pStyle w:val="Body"/>
+      </w:pPr>
+      <w:r>
         <w:rPr>
           <w:color w:val="FF0000"/>
         </w:rPr>
-      </w:pPr>
-      <w:r>
-        <w:rPr>
-          <w:color w:val="FF0000"/>
-        </w:rPr>
-        <w:t>{%p if type_of_</w:t>
-      </w:r>
-      <w:proofErr w:type="gramStart"/>
-      <w:r>
-        <w:rPr>
-          <w:color w:val="FF0000"/>
-        </w:rPr>
-        <w:t>response[</w:t>
-      </w:r>
-      <w:proofErr w:type="gramEnd"/>
-      <w:r>
-        <w:rPr>
-          <w:color w:val="FF0000"/>
-        </w:rPr>
-        <w:t xml:space="preserve">'case in 2 states'] and </w:t>
-      </w:r>
-      <w:proofErr w:type="spellStart"/>
-      <w:r>
-        <w:rPr>
-          <w:color w:val="FF0000"/>
-        </w:rPr>
-        <w:t>stage_of_other_case</w:t>
-      </w:r>
-      <w:proofErr w:type="spellEnd"/>
-      <w:r>
-        <w:rPr>
-          <w:color w:val="FF0000"/>
-        </w:rPr>
-        <w:t xml:space="preserve"> == 'ended with order' %}</w:t>
+        <w:t>{%p if type_of_response['case in 2 states'] and stage_of_other_case == 'ended with order' %}</w:t>
       </w:r>
     </w:p>
     <w:p>
@@ -52,35 +21,7 @@
         <w:rPr>
           <w:color w:val="FFC000"/>
         </w:rPr>
-        <w:t>{%p if type_of_</w:t>
-      </w:r>
-      <w:proofErr w:type="gramStart"/>
-      <w:r>
-        <w:rPr>
-          <w:color w:val="FFC000"/>
-        </w:rPr>
-        <w:t>response[</w:t>
-      </w:r>
-      <w:proofErr w:type="gramEnd"/>
-      <w:r>
-        <w:rPr>
-          <w:color w:val="FFC000"/>
-        </w:rPr>
-        <w:t xml:space="preserve">'default'] or (type_of_response['improper service'] and not </w:t>
-      </w:r>
-      <w:proofErr w:type="spellStart"/>
-      <w:r>
-        <w:rPr>
-          <w:color w:val="FFC000"/>
-        </w:rPr>
-        <w:t>proper_service</w:t>
-      </w:r>
-      <w:proofErr w:type="spellEnd"/>
-      <w:r>
-        <w:rPr>
-          <w:color w:val="FFC000"/>
-        </w:rPr>
-        <w:t>) %}</w:t>
+        <w:t>{%p if type_of_response['default'] or (type_of_response['improper service'] and not proper_service) %}</w:t>
       </w:r>
     </w:p>
     <w:p>
@@ -93,7 +34,7 @@
       <w:r>
         <w:t xml:space="preserve">s complicated. You may want to </w:t>
       </w:r>
-      <w:hyperlink r:id="rId6" w:history="1">
+      <w:hyperlink r:id="rId5" w:history="1">
         <w:r>
           <w:rPr>
             <w:rStyle w:val="Hyperlink"/>
@@ -103,39 +44,7 @@
         </w:r>
       </w:hyperlink>
       <w:r>
-        <w:t>. If you do not respond to the Alaska case, the Alaska judge may enter a {</w:t>
-      </w:r>
-      <w:proofErr w:type="gramStart"/>
-      <w:r>
-        <w:t xml:space="preserve">{ </w:t>
-      </w:r>
-      <w:proofErr w:type="spellStart"/>
-      <w:r>
-        <w:t>case</w:t>
-      </w:r>
-      <w:proofErr w:type="gramEnd"/>
-      <w:r>
-        <w:t>_type</w:t>
-      </w:r>
-      <w:proofErr w:type="spellEnd"/>
-      <w:r>
-        <w:t xml:space="preserve"> }} order. This could be very complicated if you already have a {</w:t>
-      </w:r>
-      <w:proofErr w:type="gramStart"/>
-      <w:r>
-        <w:t xml:space="preserve">{ </w:t>
-      </w:r>
-      <w:proofErr w:type="spellStart"/>
-      <w:r>
-        <w:t>case</w:t>
-      </w:r>
-      <w:proofErr w:type="gramEnd"/>
-      <w:r>
-        <w:t>_type</w:t>
-      </w:r>
-      <w:proofErr w:type="spellEnd"/>
-      <w:r>
-        <w:t xml:space="preserve"> }} order in another state. It is best to file a </w:t>
+        <w:t xml:space="preserve">. If you do not respond to the Alaska case, the Alaska judge may enter a {{ case_type }} order. This could be very complicated if you already have a {{ case_type }} order in another state. It is best to file a </w:t>
       </w:r>
       <w:r>
         <w:rPr>
@@ -150,35 +59,10 @@
         <w:rPr>
           <w:color w:val="92D050"/>
         </w:rPr>
-        <w:t xml:space="preserve">{% if </w:t>
-      </w:r>
-      <w:proofErr w:type="spellStart"/>
-      <w:r>
-        <w:rPr>
-          <w:color w:val="92D050"/>
-        </w:rPr>
-        <w:t>proper_service</w:t>
-      </w:r>
-      <w:proofErr w:type="spellEnd"/>
-      <w:r>
-        <w:rPr>
-          <w:color w:val="92D050"/>
-        </w:rPr>
-        <w:t xml:space="preserve"> %</w:t>
-      </w:r>
-      <w:proofErr w:type="gramStart"/>
-      <w:r>
-        <w:rPr>
-          <w:color w:val="92D050"/>
-        </w:rPr>
-        <w:t>}</w:t>
-      </w:r>
-      <w:r>
-        <w:t>about</w:t>
-      </w:r>
-      <w:proofErr w:type="gramEnd"/>
-      <w:r>
-        <w:t xml:space="preserve"> the order from the other state.</w:t>
+        <w:t>{% if proper_service %}</w:t>
+      </w:r>
+      <w:r>
+        <w:t>about the order from the other state.</w:t>
       </w:r>
       <w:r>
         <w:rPr>
@@ -193,21 +77,7 @@
         <w:rPr>
           <w:color w:val="92D050"/>
         </w:rPr>
-        <w:t xml:space="preserve">{% </w:t>
-      </w:r>
-      <w:proofErr w:type="spellStart"/>
-      <w:r>
-        <w:rPr>
-          <w:color w:val="92D050"/>
-        </w:rPr>
-        <w:t>endif</w:t>
-      </w:r>
-      <w:proofErr w:type="spellEnd"/>
-      <w:r>
-        <w:rPr>
-          <w:color w:val="92D050"/>
-        </w:rPr>
-        <w:t xml:space="preserve"> %}</w:t>
+        <w:t>{% endif %}</w:t>
       </w:r>
     </w:p>
     <w:p>
@@ -232,16 +102,8 @@
         <w:rPr>
           <w:b/>
         </w:rPr>
-        <w:t xml:space="preserve">Motion to </w:t>
-      </w:r>
-      <w:proofErr w:type="gramStart"/>
-      <w:r>
-        <w:rPr>
-          <w:b/>
-        </w:rPr>
-        <w:t>Dismiss</w:t>
-      </w:r>
-      <w:proofErr w:type="gramEnd"/>
+        <w:t>Motion to Dismiss</w:t>
+      </w:r>
       <w:r>
         <w:t xml:space="preserve"> your Alaska case.</w:t>
       </w:r>
@@ -254,21 +116,7 @@
         <w:rPr>
           <w:color w:val="FFC000"/>
         </w:rPr>
-        <w:t xml:space="preserve">{%p </w:t>
-      </w:r>
-      <w:proofErr w:type="spellStart"/>
-      <w:r>
-        <w:rPr>
-          <w:color w:val="FFC000"/>
-        </w:rPr>
-        <w:t>endif</w:t>
-      </w:r>
-      <w:proofErr w:type="spellEnd"/>
-      <w:r>
-        <w:rPr>
-          <w:color w:val="FFC000"/>
-        </w:rPr>
-        <w:t xml:space="preserve"> %}</w:t>
+        <w:t>{%p endif %}</w:t>
       </w:r>
     </w:p>
     <w:p>
@@ -287,16 +135,8 @@
         <w:rPr>
           <w:color w:val="FF0000"/>
         </w:rPr>
-        <w:t xml:space="preserve">{%p </w:t>
-      </w:r>
-      <w:proofErr w:type="spellStart"/>
-      <w:r>
-        <w:rPr>
-          <w:color w:val="FF0000"/>
-        </w:rPr>
-        <w:t>endif</w:t>
-      </w:r>
-      <w:proofErr w:type="spellEnd"/>
+        <w:t>{%p endif</w:t>
+      </w:r>
       <w:r>
         <w:rPr>
           <w:color w:val="FFC000"/>
@@ -318,58 +158,20 @@
         <w:rPr>
           <w:color w:val="FFC000"/>
         </w:rPr>
-        <w:t>{%p if (type_of_</w:t>
-      </w:r>
-      <w:proofErr w:type="gramStart"/>
-      <w:r>
-        <w:rPr>
-          <w:color w:val="FFC000"/>
-        </w:rPr>
-        <w:t>response[</w:t>
-      </w:r>
-      <w:proofErr w:type="gramEnd"/>
-      <w:r>
-        <w:rPr>
-          <w:color w:val="FFC000"/>
-        </w:rPr>
-        <w:t xml:space="preserve">'improper service'] and not </w:t>
-      </w:r>
-      <w:proofErr w:type="spellStart"/>
-      <w:r>
-        <w:rPr>
-          <w:color w:val="FFC000"/>
-        </w:rPr>
-        <w:t>proper_service</w:t>
-      </w:r>
-      <w:proofErr w:type="spellEnd"/>
-      <w:r>
-        <w:rPr>
-          <w:color w:val="FFC000"/>
-        </w:rPr>
-        <w:t>) or type_of_response['default'] %}</w:t>
-      </w:r>
-      <w:bookmarkStart w:id="0" w:name="_GoBack"/>
-      <w:bookmarkEnd w:id="0"/>
+        <w:t>{%p if (type_of_response['improper service'] and not proper_service) or type_of_response['default'] %}</w:t>
+      </w:r>
     </w:p>
     <w:p>
       <w:pPr>
         <w:pStyle w:val="Body"/>
       </w:pPr>
       <w:r>
-        <w:t>If you do not have a copy of the filed documents, you can ask {</w:t>
-      </w:r>
-      <w:proofErr w:type="gramStart"/>
-      <w:r>
-        <w:t>{ other</w:t>
-      </w:r>
-      <w:proofErr w:type="gramEnd"/>
-      <w:r>
-        <w:t>_party_in_case }} or get a copy from your file</w:t>
+        <w:t>If you do not have a copy of the filed documents, you can ask {{ other_party_in_case }} or get a copy from your file</w:t>
       </w:r>
       <w:r>
         <w:t xml:space="preserve"> at the courthouse. Read about </w:t>
       </w:r>
-      <w:hyperlink r:id="rId7" w:history="1">
+      <w:hyperlink r:id="rId6" w:history="1">
         <w:r>
           <w:rPr>
             <w:rStyle w:val="Hyperlink"/>
@@ -393,46 +195,18 @@
         <w:rPr>
           <w:color w:val="FFC000"/>
         </w:rPr>
-        <w:t xml:space="preserve">{%p </w:t>
-      </w:r>
-      <w:proofErr w:type="spellStart"/>
+        <w:t>{%p endif %}</w:t>
+      </w:r>
+    </w:p>
+    <w:p>
+      <w:pPr>
+        <w:pStyle w:val="Body"/>
+      </w:pPr>
       <w:r>
         <w:rPr>
           <w:color w:val="FFC000"/>
         </w:rPr>
-        <w:t>endif</w:t>
-      </w:r>
-      <w:proofErr w:type="spellEnd"/>
-      <w:r>
-        <w:rPr>
-          <w:color w:val="FFC000"/>
-        </w:rPr>
-        <w:t xml:space="preserve"> %}</w:t>
-      </w:r>
-    </w:p>
-    <w:p>
-      <w:pPr>
-        <w:pStyle w:val="Body"/>
-      </w:pPr>
-      <w:r>
-        <w:rPr>
-          <w:color w:val="FFC000"/>
-        </w:rPr>
-        <w:t>{%p if type_of_</w:t>
-      </w:r>
-      <w:proofErr w:type="gramStart"/>
-      <w:r>
-        <w:rPr>
-          <w:color w:val="FFC000"/>
-        </w:rPr>
-        <w:t>response[</w:t>
-      </w:r>
-      <w:proofErr w:type="gramEnd"/>
-      <w:r>
-        <w:rPr>
-          <w:color w:val="FFC000"/>
-        </w:rPr>
-        <w:t>'default'] %}</w:t>
+        <w:t>{%p if type_of_response['default'] %}</w:t>
       </w:r>
     </w:p>
     <w:p>
@@ -443,49 +217,7 @@
         <w:rPr>
           <w:color w:val="92D050"/>
         </w:rPr>
-        <w:t>{%p if type_of_</w:t>
-      </w:r>
-      <w:proofErr w:type="gramStart"/>
-      <w:r>
-        <w:rPr>
-          <w:color w:val="92D050"/>
-        </w:rPr>
-        <w:t>response[</w:t>
-      </w:r>
-      <w:proofErr w:type="gramEnd"/>
-      <w:r>
-        <w:rPr>
-          <w:color w:val="92D050"/>
-        </w:rPr>
-        <w:t>'wrong state'] and ((</w:t>
-      </w:r>
-      <w:proofErr w:type="spellStart"/>
-      <w:r>
-        <w:rPr>
-          <w:color w:val="92D050"/>
-        </w:rPr>
-        <w:t>user_need</w:t>
-      </w:r>
-      <w:proofErr w:type="spellEnd"/>
-      <w:r>
-        <w:rPr>
-          <w:color w:val="92D050"/>
-        </w:rPr>
-        <w:t xml:space="preserve"> == 'answer custody' and not jurisdiction) or </w:t>
-      </w:r>
-      <w:proofErr w:type="spellStart"/>
-      <w:r>
-        <w:rPr>
-          <w:color w:val="92D050"/>
-        </w:rPr>
-        <w:t>user_need</w:t>
-      </w:r>
-      <w:proofErr w:type="spellEnd"/>
-      <w:r>
-        <w:rPr>
-          <w:color w:val="92D050"/>
-        </w:rPr>
-        <w:t xml:space="preserve"> == 'answer divorce') %}</w:t>
+        <w:t>{%p if type_of_response['wrong state'] and ((user_need == 'answer custody' and not jurisdiction) or user_need == 'answer divorce') %}</w:t>
       </w:r>
     </w:p>
     <w:p>
@@ -513,63 +245,7 @@
         <w:rPr>
           <w:color w:val="92D050"/>
         </w:rPr>
-        <w:t>{%p elif type_of_</w:t>
-      </w:r>
-      <w:proofErr w:type="gramStart"/>
-      <w:r>
-        <w:rPr>
-          <w:color w:val="92D050"/>
-        </w:rPr>
-        <w:t>response[</w:t>
-      </w:r>
-      <w:proofErr w:type="gramEnd"/>
-      <w:r>
-        <w:rPr>
-          <w:color w:val="92D050"/>
-        </w:rPr>
-        <w:t xml:space="preserve">'case in 2 states'] and </w:t>
-      </w:r>
-      <w:proofErr w:type="spellStart"/>
-      <w:r>
-        <w:rPr>
-          <w:color w:val="92D050"/>
-        </w:rPr>
-        <w:t>stage_of_other_case</w:t>
-      </w:r>
-      <w:proofErr w:type="spellEnd"/>
-      <w:r>
-        <w:rPr>
-          <w:color w:val="92D050"/>
-        </w:rPr>
-        <w:t xml:space="preserve"> in ('still going', 'ended with order') and ((</w:t>
-      </w:r>
-      <w:proofErr w:type="spellStart"/>
-      <w:r>
-        <w:rPr>
-          <w:color w:val="92D050"/>
-        </w:rPr>
-        <w:t>user_need</w:t>
-      </w:r>
-      <w:proofErr w:type="spellEnd"/>
-      <w:r>
-        <w:rPr>
-          <w:color w:val="92D050"/>
-        </w:rPr>
-        <w:t xml:space="preserve"> == 'answer custody' and not jurisdiction) or </w:t>
-      </w:r>
-      <w:proofErr w:type="spellStart"/>
-      <w:r>
-        <w:rPr>
-          <w:color w:val="92D050"/>
-        </w:rPr>
-        <w:t>user_need</w:t>
-      </w:r>
-      <w:proofErr w:type="spellEnd"/>
-      <w:r>
-        <w:rPr>
-          <w:color w:val="92D050"/>
-        </w:rPr>
-        <w:t xml:space="preserve"> == 'answer divorce') %}</w:t>
+        <w:t>{%p elif type_of_response['case in 2 states'] and stage_of_other_case in ('still going', 'ended with order') and ((user_need == 'answer custody' and not jurisdiction) or user_need == 'answer divorce') %}</w:t>
       </w:r>
     </w:p>
     <w:p>
@@ -577,31 +253,7 @@
         <w:pStyle w:val="Body"/>
       </w:pPr>
       <w:r>
-        <w:t>If {</w:t>
-      </w:r>
-      <w:proofErr w:type="gramStart"/>
-      <w:r>
-        <w:t>{ other</w:t>
-      </w:r>
-      <w:proofErr w:type="gramEnd"/>
-      <w:r>
-        <w:t>_party_in_case }} asked for a default judgment, the judge may decide without hearing from you if you do not respond. You could end up with 2 different {</w:t>
-      </w:r>
-      <w:proofErr w:type="gramStart"/>
-      <w:r>
-        <w:t>{ "</w:t>
-      </w:r>
-      <w:proofErr w:type="gramEnd"/>
-      <w:r>
-        <w:t xml:space="preserve">custody " if </w:t>
-      </w:r>
-      <w:proofErr w:type="spellStart"/>
-      <w:r>
-        <w:t>user_need</w:t>
-      </w:r>
-      <w:proofErr w:type="spellEnd"/>
-      <w:r>
-        <w:t xml:space="preserve"> == 'answer custody' else "" }}</w:t>
+        <w:t>If {{ other_party_in_case }} asked for a default judgment, the judge may decide without hearing from you if you do not respond. You could end up with 2 different{{ "custody " if user_need == 'answer custody' else "" }}</w:t>
       </w:r>
       <w:r>
         <w:t xml:space="preserve"> </w:t>
@@ -620,298 +272,10 @@
         <w:t>Motion to Dismiss</w:t>
       </w:r>
       <w:r>
-        <w:t xml:space="preserve"> to tell the Alaska judge{{ ": (1)" if </w:t>
-      </w:r>
-      <w:proofErr w:type="spellStart"/>
-      <w:r>
-        <w:t>user_need</w:t>
-      </w:r>
-      <w:proofErr w:type="spellEnd"/>
-      <w:r>
-        <w:t xml:space="preserve"> == 'answer custody' else "" }}{{ ": (1)" if </w:t>
-      </w:r>
-      <w:proofErr w:type="spellStart"/>
-      <w:r>
-        <w:t>user_need</w:t>
-      </w:r>
-      <w:proofErr w:type="spellEnd"/>
-      <w:r>
-        <w:t xml:space="preserve"> == 'answer divorce' and </w:t>
-      </w:r>
-      <w:proofErr w:type="spellStart"/>
-      <w:r>
-        <w:t>minor_children</w:t>
-      </w:r>
-      <w:proofErr w:type="spellEnd"/>
-      <w:r>
-        <w:t xml:space="preserve"> else "" }}{{ ": (1)" if </w:t>
-      </w:r>
-      <w:proofErr w:type="spellStart"/>
-      <w:r>
-        <w:t>user_need</w:t>
-      </w:r>
-      <w:proofErr w:type="spellEnd"/>
-      <w:r>
-        <w:t xml:space="preserve"> == 'answer divorce' and not </w:t>
-      </w:r>
-      <w:proofErr w:type="spellStart"/>
-      <w:r>
-        <w:t>minor_children</w:t>
-      </w:r>
-      <w:proofErr w:type="spellEnd"/>
-      <w:r>
-        <w:t xml:space="preserve"> and </w:t>
-      </w:r>
-      <w:proofErr w:type="spellStart"/>
-      <w:r>
-        <w:t>wife_is_pregnant</w:t>
-      </w:r>
-      <w:proofErr w:type="spellEnd"/>
-      <w:r>
-        <w:t xml:space="preserve"> in ('husband', 'not husband') else "" }}{{ ": (1)" if </w:t>
-      </w:r>
-      <w:proofErr w:type="spellStart"/>
-      <w:r>
-        <w:t>user_need</w:t>
-      </w:r>
-      <w:proofErr w:type="spellEnd"/>
-      <w:r>
-        <w:t xml:space="preserve"> == 'answer divorce' and not </w:t>
-      </w:r>
-      <w:proofErr w:type="spellStart"/>
-      <w:r>
-        <w:t>minor_children</w:t>
-      </w:r>
-      <w:proofErr w:type="spellEnd"/>
-      <w:r>
-        <w:t xml:space="preserve"> and </w:t>
-      </w:r>
-      <w:proofErr w:type="spellStart"/>
-      <w:r>
-        <w:t>wife_is_pregnant</w:t>
-      </w:r>
-      <w:proofErr w:type="spellEnd"/>
-      <w:r>
-        <w:t xml:space="preserve"> == 'not pregnant' and not </w:t>
-      </w:r>
-      <w:proofErr w:type="spellStart"/>
-      <w:r>
-        <w:t>proper_service</w:t>
-      </w:r>
-      <w:proofErr w:type="spellEnd"/>
-      <w:r>
-        <w:t xml:space="preserve"> else "" }} about the other case{{ ", and (2) your children have not lived in Alaska for the last 6 months." if </w:t>
-      </w:r>
-      <w:proofErr w:type="spellStart"/>
-      <w:r>
-        <w:t>user_need</w:t>
-      </w:r>
-      <w:proofErr w:type="spellEnd"/>
-      <w:r>
-        <w:t xml:space="preserve"> == 'answer custody' and </w:t>
-      </w:r>
-      <w:proofErr w:type="spellStart"/>
-      <w:r>
-        <w:t>proper_service</w:t>
-      </w:r>
-      <w:proofErr w:type="spellEnd"/>
-      <w:r>
-        <w:t xml:space="preserve"> else "" }}{{ ", and (2) your children have not lived in Alaska for the last 6 months." if </w:t>
-      </w:r>
-      <w:proofErr w:type="spellStart"/>
-      <w:r>
-        <w:t>user_need</w:t>
-      </w:r>
-      <w:proofErr w:type="spellEnd"/>
-      <w:r>
-        <w:t xml:space="preserve"> == 'answer divorce' and </w:t>
-      </w:r>
-      <w:proofErr w:type="spellStart"/>
-      <w:r>
-        <w:t>minor_children</w:t>
-      </w:r>
-      <w:proofErr w:type="spellEnd"/>
-      <w:r>
-        <w:t xml:space="preserve"> and </w:t>
-      </w:r>
-      <w:proofErr w:type="spellStart"/>
-      <w:r>
-        <w:t>proper_service</w:t>
-      </w:r>
-      <w:proofErr w:type="spellEnd"/>
-      <w:r>
-        <w:t xml:space="preserve"> else "" }}{{ ", and (2) your children have not lived in Alaska for the last 6 months." if </w:t>
-      </w:r>
-      <w:proofErr w:type="spellStart"/>
-      <w:r>
-        <w:t>user_need</w:t>
-      </w:r>
-      <w:proofErr w:type="spellEnd"/>
-      <w:r>
-        <w:t xml:space="preserve"> == 'answer divorce' and not </w:t>
-      </w:r>
-      <w:proofErr w:type="spellStart"/>
-      <w:r>
-        <w:t>minor_children</w:t>
-      </w:r>
-      <w:proofErr w:type="spellEnd"/>
-      <w:r>
-        <w:t xml:space="preserve"> and </w:t>
-      </w:r>
-      <w:proofErr w:type="spellStart"/>
-      <w:r>
-        <w:t>wife_is_pregnant</w:t>
-      </w:r>
-      <w:proofErr w:type="spellEnd"/>
-      <w:r>
-        <w:t xml:space="preserve"> in ('husband', 'not husband') and </w:t>
-      </w:r>
-      <w:proofErr w:type="spellStart"/>
-      <w:r>
-        <w:t>proper_service</w:t>
-      </w:r>
-      <w:proofErr w:type="spellEnd"/>
-      <w:r>
-        <w:t xml:space="preserve"> else "" }}{{ ", (2) your children have not lived in Alaska for the last 6 months, and (3) that you weren't served properly." if </w:t>
-      </w:r>
-      <w:proofErr w:type="spellStart"/>
-      <w:r>
-        <w:t>user_need</w:t>
-      </w:r>
-      <w:proofErr w:type="spellEnd"/>
-      <w:r>
-        <w:t xml:space="preserve"> == 'answer custody' and not </w:t>
-      </w:r>
-      <w:proofErr w:type="spellStart"/>
-      <w:r>
-        <w:t>proper_service</w:t>
-      </w:r>
-      <w:proofErr w:type="spellEnd"/>
-      <w:r>
-        <w:t xml:space="preserve"> else "" }}{{ ", (2) your children have not lived in Alaska for the last 6 months, and (3) that you weren't served properly." if </w:t>
-      </w:r>
-      <w:proofErr w:type="spellStart"/>
-      <w:r>
-        <w:t>user_need</w:t>
-      </w:r>
-      <w:proofErr w:type="spellEnd"/>
-      <w:r>
-        <w:t xml:space="preserve"> == 'answer divorce' and </w:t>
-      </w:r>
-      <w:proofErr w:type="spellStart"/>
-      <w:r>
-        <w:t>minor_children</w:t>
-      </w:r>
-      <w:proofErr w:type="spellEnd"/>
-      <w:r>
-        <w:t xml:space="preserve"> and not </w:t>
-      </w:r>
-      <w:proofErr w:type="spellStart"/>
-      <w:r>
-        <w:t>proper_service</w:t>
-      </w:r>
-      <w:proofErr w:type="spellEnd"/>
-      <w:r>
-        <w:t xml:space="preserve"> else "" }}{{ ", (2) your children have not lived in Alaska for the last 6 months, and (3) that you weren't served properly." if </w:t>
-      </w:r>
-      <w:proofErr w:type="spellStart"/>
-      <w:r>
-        <w:t>user_need</w:t>
-      </w:r>
-      <w:proofErr w:type="spellEnd"/>
-      <w:r>
-        <w:t xml:space="preserve"> == 'answer divorce' and not </w:t>
-      </w:r>
-      <w:proofErr w:type="spellStart"/>
-      <w:r>
-        <w:t>minor_children</w:t>
-      </w:r>
-      <w:proofErr w:type="spellEnd"/>
-      <w:r>
-        <w:t xml:space="preserve"> and </w:t>
-      </w:r>
-      <w:proofErr w:type="spellStart"/>
-      <w:r>
-        <w:t>wife_is_pregnant</w:t>
-      </w:r>
-      <w:proofErr w:type="spellEnd"/>
-      <w:r>
-        <w:t xml:space="preserve"> in ('husband', 'not husband') and not </w:t>
-      </w:r>
-      <w:proofErr w:type="spellStart"/>
-      <w:r>
-        <w:t>proper_service</w:t>
-      </w:r>
-      <w:proofErr w:type="spellEnd"/>
-      <w:r>
-        <w:t xml:space="preserve"> else "" }}{{ ", and (2) that you were not served properly." if </w:t>
-      </w:r>
-      <w:proofErr w:type="spellStart"/>
-      <w:r>
-        <w:t>user_need</w:t>
-      </w:r>
-      <w:proofErr w:type="spellEnd"/>
-      <w:r>
-        <w:t xml:space="preserve"> == 'answer divorce' and not </w:t>
-      </w:r>
-      <w:proofErr w:type="spellStart"/>
-      <w:r>
-        <w:t>minor_children</w:t>
-      </w:r>
-      <w:proofErr w:type="spellEnd"/>
-      <w:r>
-        <w:t xml:space="preserve"> and </w:t>
-      </w:r>
-      <w:proofErr w:type="spellStart"/>
-      <w:r>
-        <w:t>wife_is_pregnant</w:t>
-      </w:r>
-      <w:proofErr w:type="spellEnd"/>
-      <w:r>
-        <w:t xml:space="preserve"> == 'not pregnant' and not </w:t>
-      </w:r>
-      <w:proofErr w:type="spellStart"/>
-      <w:r>
-        <w:t>proper_service</w:t>
-      </w:r>
-      <w:proofErr w:type="spellEnd"/>
-      <w:r>
-        <w:t xml:space="preserve"> else "" }}{{ "." if </w:t>
-      </w:r>
-      <w:proofErr w:type="spellStart"/>
-      <w:r>
-        <w:t>user_need</w:t>
-      </w:r>
-      <w:proofErr w:type="spellEnd"/>
-      <w:r>
-        <w:t xml:space="preserve"> == 'answer divorce' and not </w:t>
-      </w:r>
-      <w:proofErr w:type="spellStart"/>
-      <w:r>
-        <w:t>minor_children</w:t>
-      </w:r>
-      <w:proofErr w:type="spellEnd"/>
-      <w:r>
-        <w:t xml:space="preserve"> and </w:t>
-      </w:r>
-      <w:proofErr w:type="spellStart"/>
-      <w:r>
-        <w:t>wife_is_pregnant</w:t>
-      </w:r>
-      <w:proofErr w:type="spellEnd"/>
-      <w:r>
-        <w:t xml:space="preserve"> == 'not pregnant</w:t>
-      </w:r>
-      <w:r>
-        <w:t xml:space="preserve">' and </w:t>
-      </w:r>
-      <w:proofErr w:type="spellStart"/>
-      <w:r>
-        <w:t>proper_service</w:t>
-      </w:r>
-      <w:proofErr w:type="spellEnd"/>
-      <w:r>
-        <w:t xml:space="preserve"> else "" }}</w:t>
+        <w:t xml:space="preserve"> to tell the Alaska judge{{ ": (1)" if user_need == 'answer custody' else "" }}{{ ": (1)" if user_need == 'answer divorce' and minor_children else "" }}{{ ": (1)" if user_need == 'answer divorce' and not minor_children and wife_is_pregnant in ('husband', 'not husband') else "" }}{{ ": (1)" if user_need == 'answer divorce' and not minor_children and wife_is_pregnant == 'not pregnant' and not proper_service else "" }} about the other case{{ ", and (2) your children have not lived in Alaska for the last 6 months." if user_need == 'answer custody' and proper_service else "" }}{{ ", and (2) your children have not lived in Alaska for the last 6 months." if user_need == 'answer divorce' and minor_children and proper_service else "" }}{{ ", and (2) your children have not lived in Alaska for the last 6 months." if user_need == 'answer divorce' and not minor_children and wife_is_pregnant in ('husband', 'not husband') and proper_service else "" }}{{ ", (2) your children have not lived in Alaska for the last 6 months, and (3) that you weren't served properly." if user_need == 'answer custody' and not proper_service else "" }}{{ ", (2) your children have not lived in Alaska for the last 6 months, and (3) that you weren't served properly." if user_need == 'answer divorce' and minor_children and not proper_service else "" }}{{ ", (2) your children have not lived in Alaska for the last 6 months, and (3) that you weren't served properly." if user_need == 'answer divorce' and not minor_children and wife_is_pregnant in ('husband', 'not husband') and not proper_service else "" }}{{ ", and (2) that you were not served properly." if user_need == 'answer divorce' and not minor_children and wife_is_pregnant == 'not pregnant' and not proper_service else "" }}{{ "." if user_need == 'answer divorce' and not minor_children and wife_is_pregnant == 'not pregnant</w:t>
+      </w:r>
+      <w:r>
+        <w:t>' and proper_service else "" }}</w:t>
       </w:r>
     </w:p>
     <w:p>
@@ -939,21 +303,7 @@
         <w:rPr>
           <w:color w:val="92D050"/>
         </w:rPr>
-        <w:t xml:space="preserve">{%p </w:t>
-      </w:r>
-      <w:proofErr w:type="spellStart"/>
-      <w:r>
-        <w:rPr>
-          <w:color w:val="92D050"/>
-        </w:rPr>
-        <w:t>endif</w:t>
-      </w:r>
-      <w:proofErr w:type="spellEnd"/>
-      <w:r>
-        <w:rPr>
-          <w:color w:val="92D050"/>
-        </w:rPr>
-        <w:t xml:space="preserve"> %}</w:t>
+        <w:t>{%p endif %}</w:t>
       </w:r>
     </w:p>
     <w:p>
@@ -961,15 +311,7 @@
         <w:pStyle w:val="Body"/>
       </w:pPr>
       <w:r>
-        <w:t>Because {</w:t>
-      </w:r>
-      <w:proofErr w:type="gramStart"/>
-      <w:r>
-        <w:t>{ other</w:t>
-      </w:r>
-      <w:proofErr w:type="gramEnd"/>
-      <w:r>
-        <w:t>_party_in_case }} asked for a default judgment, it is important to file your motion as soon as possible to prevent the judge from entering a default judgment order.</w:t>
+        <w:t>Because {{ other_party_in_case }} asked for a default judgment, it is important to file your motion as soon as possible to prevent the judge from entering a default judgment order.</w:t>
       </w:r>
     </w:p>
     <w:p>
@@ -980,21 +322,7 @@
         <w:rPr>
           <w:color w:val="FFC000"/>
         </w:rPr>
-        <w:t xml:space="preserve">{%p </w:t>
-      </w:r>
-      <w:proofErr w:type="spellStart"/>
-      <w:r>
-        <w:rPr>
-          <w:color w:val="FFC000"/>
-        </w:rPr>
-        <w:t>endif</w:t>
-      </w:r>
-      <w:proofErr w:type="spellEnd"/>
-      <w:r>
-        <w:rPr>
-          <w:color w:val="FFC000"/>
-        </w:rPr>
-        <w:t xml:space="preserve"> %}</w:t>
+        <w:t>{%p endif %}</w:t>
       </w:r>
     </w:p>
     <w:p>
@@ -1016,147 +344,57 @@
       <w:r>
         <w:t>[</w:t>
       </w:r>
-      <w:hyperlink r:id="rId8" w:history="1">
+      <w:hyperlink r:id="rId7" w:history="1">
         <w:r>
           <w:rPr>
             <w:rStyle w:val="Hyperlink"/>
             <w:spacing w:val="0"/>
           </w:rPr>
-          <w:t>Fill-in PDF</w:t>
+          <w:t>Fill-</w:t>
         </w:r>
-      </w:hyperlink>
-      <w:r>
-        <w:t>]</w:t>
-      </w:r>
-      <w:r>
-        <w:t xml:space="preserve">. Tell the judge why {% if </w:t>
-      </w:r>
-      <w:proofErr w:type="spellStart"/>
-      <w:r>
-        <w:t>type_of_response.any_</w:t>
-      </w:r>
-      <w:proofErr w:type="gramStart"/>
-      <w:r>
-        <w:t>true</w:t>
-      </w:r>
-      <w:proofErr w:type="spellEnd"/>
-      <w:r>
-        <w:t>(</w:t>
-      </w:r>
-      <w:proofErr w:type="gramEnd"/>
-      <w:r>
-        <w:t xml:space="preserve">'wrong state', 'case in 2 states') %}you think the court does not have jurisdiction and any other reason {% </w:t>
-      </w:r>
-      <w:proofErr w:type="spellStart"/>
-      <w:r>
-        <w:t>endif</w:t>
-      </w:r>
-      <w:proofErr w:type="spellEnd"/>
-      <w:r>
-        <w:t xml:space="preserve"> %}you thin</w:t>
-      </w:r>
-      <w:r>
-        <w:t>k the case should be dismissed.</w:t>
-      </w:r>
-    </w:p>
-    <w:p>
-      <w:pPr>
-        <w:pStyle w:val="Body"/>
-      </w:pPr>
-      <w:r>
-        <w:rPr>
-          <w:b/>
-        </w:rPr>
-        <w:t>Wait</w:t>
-      </w:r>
-      <w:r>
-        <w:t xml:space="preserve"> to sign your motion until you are in front of someone who has the power to take oaths, like a notary public.</w:t>
-      </w:r>
-    </w:p>
-    <w:p>
-      <w:pPr>
-        <w:pStyle w:val="Body"/>
-      </w:pPr>
-    </w:p>
-    <w:p>
-      <w:pPr>
-        <w:pStyle w:val="Body"/>
-        <w:numPr>
-          <w:ilvl w:val="0"/>
-          <w:numId w:val="48"/>
-        </w:numPr>
-        <w:ind w:left="540"/>
-      </w:pPr>
-      <w:r>
-        <w:t>The court clerk can do this for free.</w:t>
-      </w:r>
-    </w:p>
-    <w:p>
-      <w:pPr>
-        <w:pStyle w:val="Body"/>
-        <w:numPr>
-          <w:ilvl w:val="0"/>
-          <w:numId w:val="48"/>
-        </w:numPr>
-        <w:ind w:left="540"/>
-      </w:pPr>
-      <w:r>
-        <w:lastRenderedPageBreak/>
-        <w:t>Bring a valid photo ID with you.</w:t>
-      </w:r>
-    </w:p>
-    <w:p>
-      <w:pPr>
-        <w:pStyle w:val="Body"/>
-        <w:numPr>
-          <w:ilvl w:val="0"/>
-          <w:numId w:val="48"/>
-        </w:numPr>
-        <w:ind w:left="540"/>
-      </w:pPr>
-      <w:r>
-        <w:t>If you cannot get to a notary or someone with the power to take oaths, you can "self-certify." Use:</w:t>
-      </w:r>
-    </w:p>
-    <w:p>
-      <w:pPr>
-        <w:pStyle w:val="Body"/>
-      </w:pPr>
-      <w:r>
-        <w:t xml:space="preserve">  </w:t>
-      </w:r>
-      <w:r>
-        <w:rPr>
-          <w:b/>
-        </w:rPr>
-        <w:t>Self-Certification (No Notary Available), TF-835</w:t>
-      </w:r>
-      <w:r>
-        <w:t xml:space="preserve"> [</w:t>
-      </w:r>
-      <w:hyperlink r:id="rId9" w:history="1">
         <w:r>
           <w:rPr>
             <w:rStyle w:val="Hyperlink"/>
             <w:spacing w:val="0"/>
           </w:rPr>
-          <w:t>Fill in PDF</w:t>
+          <w:t>I</w:t>
+        </w:r>
+        <w:r>
+          <w:rPr>
+            <w:rStyle w:val="Hyperlink"/>
+            <w:spacing w:val="0"/>
+          </w:rPr>
+          <w:t>n PDF</w:t>
         </w:r>
       </w:hyperlink>
       <w:r>
         <w:t>]</w:t>
       </w:r>
+      <w:r>
+        <w:t>. Tell the judge why {% if type_of_response.any_true('wrong state', 'case in 2 states') %}you think the court does not have jurisdiction and any other reason {% endif %}you thin</w:t>
+      </w:r>
+      <w:r>
+        <w:t>k the case should be dismissed.</w:t>
+      </w:r>
     </w:p>
     <w:p>
       <w:pPr>
-        <w:pStyle w:val="Heading3"/>
-      </w:pPr>
-      <w:r>
-        <w:t>Learn more</w:t>
+        <w:pStyle w:val="Body"/>
+      </w:pPr>
+      <w:r>
+        <w:t>{{ signing_paragraph }}</w:t>
       </w:r>
     </w:p>
     <w:p>
       <w:pPr>
+        <w:pStyle w:val="Heading3"/>
+      </w:pPr>
+      <w:r>
+        <w:t>Learn more</w:t>
+      </w:r>
+    </w:p>
+    <w:p>
+      <w:pPr>
         <w:pStyle w:val="Body"/>
       </w:pPr>
       <w:r>
@@ -1165,7 +403,7 @@
       <w:r>
         <w:t xml:space="preserve">: </w:t>
       </w:r>
-      <w:hyperlink r:id="rId10" w:history="1">
+      <w:hyperlink r:id="rId8" w:history="1">
         <w:r>
           <w:rPr>
             <w:rStyle w:val="Hyperlink"/>
@@ -1210,7 +448,7 @@
       <w:r>
         <w:t xml:space="preserve"> </w:t>
       </w:r>
-      <w:hyperlink r:id="rId11" w:history="1">
+      <w:hyperlink r:id="rId9" w:history="1">
         <w:r>
           <w:rPr>
             <w:rStyle w:val="Hyperlink"/>
@@ -1222,7 +460,7 @@
       <w:r>
         <w:t xml:space="preserve"> | </w:t>
       </w:r>
-      <w:hyperlink r:id="rId12" w:history="1">
+      <w:hyperlink r:id="rId10" w:history="1">
         <w:r>
           <w:rPr>
             <w:rStyle w:val="Hyperlink"/>
@@ -1240,9 +478,10 @@
         <w:pStyle w:val="Body"/>
       </w:pPr>
       <w:r>
+        <w:lastRenderedPageBreak/>
         <w:t xml:space="preserve">Learn about motions: See </w:t>
       </w:r>
-      <w:hyperlink r:id="rId13" w:history="1">
+      <w:hyperlink r:id="rId11" w:history="1">
         <w:r>
           <w:rPr>
             <w:rStyle w:val="Hyperlink"/>
@@ -1260,63 +499,7 @@
         <w:pStyle w:val="Body"/>
       </w:pPr>
       <w:r>
-        <w:t>{%p if (</w:t>
-      </w:r>
-      <w:proofErr w:type="spellStart"/>
-      <w:r>
-        <w:t>type_of_response.all_</w:t>
-      </w:r>
-      <w:proofErr w:type="gramStart"/>
-      <w:r>
-        <w:t>true</w:t>
-      </w:r>
-      <w:proofErr w:type="spellEnd"/>
-      <w:r>
-        <w:t>(</w:t>
-      </w:r>
-      <w:proofErr w:type="gramEnd"/>
-      <w:r>
-        <w:t>'default', exclusive=True) or (type_of_response['default'] and ((type_of_response['wrong state'] and ((</w:t>
-      </w:r>
-      <w:proofErr w:type="spellStart"/>
-      <w:r>
-        <w:t>user_need</w:t>
-      </w:r>
-      <w:proofErr w:type="spellEnd"/>
-      <w:r>
-        <w:t xml:space="preserve"> == 'answer custody' and jurisdiction) or </w:t>
-      </w:r>
-      <w:proofErr w:type="spellStart"/>
-      <w:r>
-        <w:t>user_need</w:t>
-      </w:r>
-      <w:proofErr w:type="spellEnd"/>
-      <w:r>
-        <w:t xml:space="preserve"> == 'answer divorce')) or (type_of_response['case in 2 states'] and </w:t>
-      </w:r>
-      <w:proofErr w:type="spellStart"/>
-      <w:r>
-        <w:t>stage_of_other_case</w:t>
-      </w:r>
-      <w:proofErr w:type="spellEnd"/>
-      <w:r>
-        <w:t xml:space="preserve"> == 'ended with no order')))) and not </w:t>
-      </w:r>
-      <w:proofErr w:type="spellStart"/>
-      <w:r>
-        <w:t>proper_service</w:t>
-      </w:r>
-      <w:proofErr w:type="spellEnd"/>
-      <w:r>
-        <w:t xml:space="preserve"> and </w:t>
-      </w:r>
-      <w:proofErr w:type="spellStart"/>
-      <w:r>
-        <w:t>stage_of_default</w:t>
-      </w:r>
-      <w:proofErr w:type="spellEnd"/>
-      <w:r>
-        <w:t xml:space="preserve"> in ('application filed', 'hearing scheduled') %}</w:t>
+        <w:t>{%p if (type_of_response.all_true('default', exclusive=True) or (type_of_response['default'] and ((type_of_response['wrong state'] and ((user_need == 'answer custody' and jurisdiction) or user_need == 'answer divorce')) or (type_of_response['case in 2 states'] and stage_of_other_case == 'ended with no order')))) and not proper_service and stage_of_default in ('application filed', 'hearing scheduled') %}</w:t>
       </w:r>
     </w:p>
     <w:p>
@@ -1324,15 +507,7 @@
         <w:pStyle w:val="Body"/>
       </w:pPr>
       <w:r>
-        <w:t>If {</w:t>
-      </w:r>
-      <w:proofErr w:type="gramStart"/>
-      <w:r>
-        <w:t>{ other</w:t>
-      </w:r>
-      <w:proofErr w:type="gramEnd"/>
-      <w:r>
-        <w:t>_party_in_case }} serves you properly in the future, the court may decide not to dismiss your case.</w:t>
+        <w:t>If {{ other_party_in_case }} serves you properly in the future, the court may decide not to dismiss your case.</w:t>
       </w:r>
     </w:p>
     <w:p>
@@ -1340,19 +515,14 @@
         <w:pStyle w:val="Body"/>
       </w:pPr>
       <w:r>
-        <w:t>Read Step {</w:t>
-      </w:r>
-      <w:proofErr w:type="gramStart"/>
-      <w:r>
-        <w:t xml:space="preserve">{ </w:t>
+        <w:t xml:space="preserve">Read {{ </w:t>
       </w:r>
       <w:proofErr w:type="spellStart"/>
       <w:r>
-        <w:t>answer</w:t>
-      </w:r>
-      <w:proofErr w:type="gramEnd"/>
-      <w:r>
-        <w:t>_idx</w:t>
+        <w:t>answer_</w:t>
+      </w:r>
+      <w:r>
+        <w:t>step.subject</w:t>
       </w:r>
       <w:proofErr w:type="spellEnd"/>
       <w:r>
@@ -1364,15 +534,7 @@
         <w:pStyle w:val="Body"/>
       </w:pPr>
       <w:r>
-        <w:t xml:space="preserve">{%p </w:t>
-      </w:r>
-      <w:proofErr w:type="spellStart"/>
-      <w:r>
-        <w:t>endif</w:t>
-      </w:r>
-      <w:proofErr w:type="spellEnd"/>
-      <w:r>
-        <w:t xml:space="preserve"> %}</w:t>
+        <w:t>{%p endif %}</w:t>
       </w:r>
     </w:p>
     <w:p>
@@ -1386,114 +548,136 @@
     <w:p>
       <w:pPr>
         <w:pStyle w:val="Body"/>
-      </w:pPr>
-      <w:r>
-        <w:t>{%p if type_of_</w:t>
-      </w:r>
-      <w:proofErr w:type="gramStart"/>
-      <w:r>
-        <w:t>response[</w:t>
-      </w:r>
-      <w:proofErr w:type="gramEnd"/>
-      <w:r>
-        <w:t>'default'] or (type_of_response['improper servi</w:t>
-      </w:r>
-      <w:r>
-        <w:t xml:space="preserve">ce'] and not </w:t>
-      </w:r>
-      <w:proofErr w:type="spellStart"/>
-      <w:r>
-        <w:t>proper_service</w:t>
-      </w:r>
-      <w:proofErr w:type="spellEnd"/>
-      <w:r>
-        <w:t>) %}</w:t>
+        <w:rPr>
+          <w:color w:val="FF0000"/>
+        </w:rPr>
+      </w:pPr>
+      <w:r>
+        <w:rPr>
+          <w:color w:val="FF0000"/>
+        </w:rPr>
+        <w:t>{%p if type_of_response['case in 2 states'] and stage_of_other_case == 'ended with order' %}</w:t>
       </w:r>
     </w:p>
     <w:p>
       <w:pPr>
         <w:pStyle w:val="Body"/>
       </w:pPr>
-      <w:hyperlink r:id="rId14" w:history="1">
-        <w:proofErr w:type="gramStart"/>
+      <w:r>
+        <w:rPr>
+          <w:color w:val="FFC000"/>
+        </w:rPr>
+        <w:t>{%p if type_of_response['default'] or (type_of_response['improper service'] and not proper_service) %}</w:t>
+      </w:r>
+    </w:p>
+    <w:p>
+      <w:pPr>
+        <w:pStyle w:val="Body"/>
+      </w:pPr>
+      <w:hyperlink r:id="rId12" w:history="1">
         <w:r>
           <w:rPr>
             <w:rStyle w:val="Hyperlink"/>
             <w:spacing w:val="0"/>
           </w:rPr>
-          <w:t>talk</w:t>
+          <w:t>talk to a lawyer</w:t>
         </w:r>
-        <w:proofErr w:type="gramEnd"/>
+      </w:hyperlink>
+      <w:r>
+        <w:rPr>
+          <w:rStyle w:val="Hyperlink"/>
+          <w:color w:val="auto"/>
+          <w:spacing w:val="0"/>
+        </w:rPr>
+        <w:br/>
+      </w:r>
+      <w:hyperlink r:id="rId13" w:history="1">
         <w:r>
           <w:rPr>
             <w:rStyle w:val="Hyperlink"/>
             <w:spacing w:val="0"/>
           </w:rPr>
-          <w:t xml:space="preserve"> to a lawyer</w:t>
+          <w:t>ak-courts.info/</w:t>
         </w:r>
-      </w:hyperlink>
-    </w:p>
-    <w:p>
-      <w:pPr>
-        <w:pStyle w:val="Body"/>
-      </w:pPr>
-      <w:r>
-        <w:t xml:space="preserve">{%p </w:t>
-      </w:r>
-      <w:proofErr w:type="spellStart"/>
-      <w:r>
-        <w:t>endif</w:t>
-      </w:r>
-      <w:proofErr w:type="spellEnd"/>
-      <w:r>
-        <w:t xml:space="preserve"> %}</w:t>
-      </w:r>
-    </w:p>
-    <w:p>
-      <w:pPr>
-        <w:pStyle w:val="Body"/>
-      </w:pPr>
-      <w:r>
-        <w:t>{%p if (type_of_</w:t>
-      </w:r>
-      <w:proofErr w:type="gramStart"/>
-      <w:r>
-        <w:t>response[</w:t>
-      </w:r>
-      <w:proofErr w:type="gramEnd"/>
-      <w:r>
-        <w:t xml:space="preserve">'improper service'] and not </w:t>
-      </w:r>
-      <w:proofErr w:type="spellStart"/>
-      <w:r>
-        <w:t>proper_service</w:t>
-      </w:r>
-      <w:proofErr w:type="spellEnd"/>
-      <w:r>
-        <w:t>) or type_of_response['default'] %}</w:t>
-      </w:r>
-    </w:p>
-    <w:p>
-      <w:pPr>
-        <w:pStyle w:val="Body"/>
-      </w:pPr>
-      <w:hyperlink r:id="rId15" w:history="1">
-        <w:proofErr w:type="gramStart"/>
+        <w:proofErr w:type="spellStart"/>
         <w:r>
           <w:rPr>
             <w:rStyle w:val="Hyperlink"/>
             <w:spacing w:val="0"/>
           </w:rPr>
-          <w:t>getting</w:t>
+          <w:t>findlawyer</w:t>
         </w:r>
-        <w:proofErr w:type="gramEnd"/>
+        <w:proofErr w:type="spellEnd"/>
+      </w:hyperlink>
+    </w:p>
+    <w:p>
+      <w:pPr>
+        <w:pStyle w:val="Body"/>
+      </w:pPr>
+      <w:r>
+        <w:rPr>
+          <w:color w:val="FFC000"/>
+        </w:rPr>
+        <w:t>{%p endif %}</w:t>
+      </w:r>
+    </w:p>
+    <w:p>
+      <w:pPr>
+        <w:pStyle w:val="Body"/>
+      </w:pPr>
+      <w:r>
+        <w:rPr>
+          <w:color w:val="FF0000"/>
+        </w:rPr>
+        <w:t>{%p endif %}</w:t>
+      </w:r>
+    </w:p>
+    <w:p>
+      <w:pPr>
+        <w:pStyle w:val="Body"/>
+      </w:pPr>
+      <w:r>
+        <w:t>{%p if (type_of_response['improper service'] and not proper_service) or type_of_response['default'] %}</w:t>
+      </w:r>
+    </w:p>
+    <w:p>
+      <w:pPr>
+        <w:pStyle w:val="Body"/>
+      </w:pPr>
+      <w:hyperlink r:id="rId14" w:history="1">
         <w:r>
           <w:rPr>
             <w:rStyle w:val="Hyperlink"/>
             <w:spacing w:val="0"/>
           </w:rPr>
-          <w:t xml:space="preserve"> copies of your court file</w:t>
+          <w:t>getting copies of your court file</w:t>
         </w:r>
+      </w:hyperlink>
+      <w:r>
+        <w:rPr>
+          <w:rStyle w:val="Hyperlink"/>
+          <w:color w:val="auto"/>
+          <w:spacing w:val="0"/>
+        </w:rPr>
+        <w:br/>
+      </w:r>
+      <w:hyperlink r:id="rId15" w:history="1">
+        <w:r>
+          <w:rPr>
+            <w:rStyle w:val="Hyperlink"/>
+            <w:spacing w:val="0"/>
+          </w:rPr>
+          <w:t>ak-courts.info/</w:t>
+        </w:r>
+        <w:proofErr w:type="spellStart"/>
+        <w:r>
+          <w:rPr>
+            <w:rStyle w:val="Hyperlink"/>
+            <w:spacing w:val="0"/>
+          </w:rPr>
+          <w:t>recordsrequest</w:t>
+        </w:r>
+        <w:proofErr w:type="spellEnd"/>
       </w:hyperlink>
     </w:p>
     <w:p>
@@ -1501,15 +685,7 @@
         <w:pStyle w:val="Body"/>
       </w:pPr>
       <w:r>
-        <w:t xml:space="preserve">{%p </w:t>
-      </w:r>
-      <w:proofErr w:type="spellStart"/>
-      <w:r>
-        <w:t>endif</w:t>
-      </w:r>
-      <w:proofErr w:type="spellEnd"/>
-      <w:r>
-        <w:t xml:space="preserve"> %}</w:t>
+        <w:t>{%p endif %}</w:t>
       </w:r>
     </w:p>
     <w:p>
@@ -1531,14 +707,26 @@
             <w:rStyle w:val="Hyperlink"/>
             <w:spacing w:val="0"/>
           </w:rPr>
-          <w:t>Fill in PDF</w:t>
+          <w:t xml:space="preserve">Fill </w:t>
+        </w:r>
+        <w:r>
+          <w:rPr>
+            <w:rStyle w:val="Hyperlink"/>
+            <w:spacing w:val="0"/>
+          </w:rPr>
+          <w:t>I</w:t>
+        </w:r>
+        <w:r>
+          <w:rPr>
+            <w:rStyle w:val="Hyperlink"/>
+            <w:spacing w:val="0"/>
+          </w:rPr>
+          <w:t>n PDF</w:t>
         </w:r>
       </w:hyperlink>
-      <w:proofErr w:type="gramStart"/>
       <w:r>
         <w:t>]</w:t>
       </w:r>
-      <w:proofErr w:type="gramEnd"/>
       <w:r>
         <w:br/>
       </w:r>
@@ -1574,14 +762,40 @@
             <w:rStyle w:val="Hyperlink"/>
             <w:spacing w:val="0"/>
           </w:rPr>
-          <w:t>Fill-in PDF</w:t>
+          <w:t>Fill-</w:t>
+        </w:r>
+        <w:r>
+          <w:rPr>
+            <w:rStyle w:val="Hyperlink"/>
+            <w:spacing w:val="0"/>
+          </w:rPr>
+          <w:t>I</w:t>
+        </w:r>
+        <w:r>
+          <w:rPr>
+            <w:rStyle w:val="Hyperlink"/>
+            <w:spacing w:val="0"/>
+          </w:rPr>
+          <w:t>n P</w:t>
+        </w:r>
+        <w:r>
+          <w:rPr>
+            <w:rStyle w:val="Hyperlink"/>
+            <w:spacing w:val="0"/>
+          </w:rPr>
+          <w:t>D</w:t>
+        </w:r>
+        <w:r>
+          <w:rPr>
+            <w:rStyle w:val="Hyperlink"/>
+            <w:spacing w:val="0"/>
+          </w:rPr>
+          <w:t>F</w:t>
         </w:r>
       </w:hyperlink>
-      <w:proofErr w:type="gramStart"/>
       <w:r>
         <w:t>]</w:t>
       </w:r>
-      <w:proofErr w:type="gramEnd"/>
       <w:r>
         <w:br/>
       </w:r>
@@ -1591,7 +805,7 @@
             <w:rStyle w:val="Hyperlink"/>
             <w:spacing w:val="0"/>
           </w:rPr>
-          <w:t>ak-courts.info/tf718</w:t>
+          <w:t>ak-courts.info/tf706</w:t>
         </w:r>
       </w:hyperlink>
     </w:p>
@@ -1630,7 +844,6 @@
         <w:pStyle w:val="Body"/>
       </w:pPr>
       <w:hyperlink r:id="rId21" w:history="1">
-        <w:proofErr w:type="gramStart"/>
         <w:r>
           <w:rPr>
             <w:rStyle w:val="Hyperlink"/>
@@ -1644,15 +857,7 @@
             <w:rStyle w:val="Hyperlink"/>
             <w:spacing w:val="0"/>
           </w:rPr>
-          <w:t>watch?</w:t>
-        </w:r>
-        <w:proofErr w:type="gramEnd"/>
-        <w:r>
-          <w:rPr>
-            <w:rStyle w:val="Hyperlink"/>
-            <w:spacing w:val="0"/>
-          </w:rPr>
-          <w:t>v</w:t>
+          <w:t>watch?v</w:t>
         </w:r>
         <w:proofErr w:type="spellEnd"/>
         <w:r>
@@ -1757,7 +962,35 @@
             <w:rStyle w:val="Hyperlink"/>
             <w:spacing w:val="0"/>
           </w:rPr>
-          <w:t>/family/docs/shc-1302n.pdf</w:t>
+          <w:t>/family/d</w:t>
+        </w:r>
+        <w:r>
+          <w:rPr>
+            <w:rStyle w:val="Hyperlink"/>
+            <w:spacing w:val="0"/>
+          </w:rPr>
+          <w:t>o</w:t>
+        </w:r>
+        <w:r>
+          <w:rPr>
+            <w:rStyle w:val="Hyperlink"/>
+            <w:spacing w:val="0"/>
+          </w:rPr>
+          <w:t>cs/shc-13</w:t>
+        </w:r>
+        <w:r>
+          <w:rPr>
+            <w:rStyle w:val="Hyperlink"/>
+            <w:spacing w:val="0"/>
+          </w:rPr>
+          <w:t>80</w:t>
+        </w:r>
+        <w:r>
+          <w:rPr>
+            <w:rStyle w:val="Hyperlink"/>
+            <w:spacing w:val="0"/>
+          </w:rPr>
+          <w:t>n.pdf</w:t>
         </w:r>
       </w:hyperlink>
     </w:p>
@@ -1786,21 +1019,6 @@
           <w:t>ak-courts.info/mot</w:t>
         </w:r>
       </w:hyperlink>
-    </w:p>
-    <w:p>
-      <w:pPr>
-        <w:pStyle w:val="Body"/>
-      </w:pPr>
-    </w:p>
-    <w:p>
-      <w:pPr>
-        <w:pStyle w:val="Body"/>
-      </w:pPr>
-    </w:p>
-    <w:p>
-      <w:pPr>
-        <w:pStyle w:val="Body"/>
-      </w:pPr>
     </w:p>
     <w:sectPr>
       <w:pgSz w:w="12240" w:h="15840"/>
@@ -1813,8 +1031,8 @@
 </file>
 
 <file path=word/numbering.xml><?xml version="1.0" encoding="utf-8"?>
-<w:numbering xmlns:wpc="http://schemas.microsoft.com/office/word/2010/wordprocessingCanvas" xmlns:mc="http://schemas.openxmlformats.org/markup-compatibility/2006" xmlns:o="urn:schemas-microsoft-com:office:office" xmlns:r="http://schemas.openxmlformats.org/officeDocument/2006/relationships" xmlns:m="http://schemas.openxmlformats.org/officeDocument/2006/math" xmlns:v="urn:schemas-microsoft-com:vml" xmlns:wp14="http://schemas.microsoft.com/office/word/2010/wordprocessingDrawing" xmlns:wp="http://schemas.openxmlformats.org/drawingml/2006/wordprocessingDrawing" xmlns:w10="urn:schemas-microsoft-com:office:word" xmlns:w="http://schemas.openxmlformats.org/wordprocessingml/2006/main" xmlns:w14="http://schemas.microsoft.com/office/word/2010/wordml" xmlns:wpg="http://schemas.microsoft.com/office/word/2010/wordprocessingGroup" xmlns:wpi="http://schemas.microsoft.com/office/word/2010/wordprocessingInk" xmlns:wne="http://schemas.microsoft.com/office/word/2006/wordml" xmlns:wps="http://schemas.microsoft.com/office/word/2010/wordprocessingShape" mc:Ignorable="w14 wp14">
-  <w:abstractNum w:abstractNumId="0">
+<w:numbering xmlns:wpc="http://schemas.microsoft.com/office/word/2010/wordprocessingCanvas" xmlns:cx="http://schemas.microsoft.com/office/drawing/2014/chartex" xmlns:cx1="http://schemas.microsoft.com/office/drawing/2015/9/8/chartex" xmlns:cx2="http://schemas.microsoft.com/office/drawing/2015/10/21/chartex" xmlns:cx3="http://schemas.microsoft.com/office/drawing/2016/5/9/chartex" xmlns:cx4="http://schemas.microsoft.com/office/drawing/2016/5/10/chartex" xmlns:cx5="http://schemas.microsoft.com/office/drawing/2016/5/11/chartex" xmlns:cx6="http://schemas.microsoft.com/office/drawing/2016/5/12/chartex" xmlns:cx7="http://schemas.microsoft.com/office/drawing/2016/5/13/chartex" xmlns:cx8="http://schemas.microsoft.com/office/drawing/2016/5/14/chartex" xmlns:mc="http://schemas.openxmlformats.org/markup-compatibility/2006" xmlns:aink="http://schemas.microsoft.com/office/drawing/2016/ink" xmlns:am3d="http://schemas.microsoft.com/office/drawing/2017/model3d" xmlns:o="urn:schemas-microsoft-com:office:office" xmlns:r="http://schemas.openxmlformats.org/officeDocument/2006/relationships" xmlns:m="http://schemas.openxmlformats.org/officeDocument/2006/math" xmlns:v="urn:schemas-microsoft-com:vml" xmlns:wp14="http://schemas.microsoft.com/office/word/2010/wordprocessingDrawing" xmlns:wp="http://schemas.openxmlformats.org/drawingml/2006/wordprocessingDrawing" xmlns:w10="urn:schemas-microsoft-com:office:word" xmlns:w="http://schemas.openxmlformats.org/wordprocessingml/2006/main" xmlns:w14="http://schemas.microsoft.com/office/word/2010/wordml" xmlns:w15="http://schemas.microsoft.com/office/word/2012/wordml" xmlns:w16cex="http://schemas.microsoft.com/office/word/2018/wordml/cex" xmlns:w16cid="http://schemas.microsoft.com/office/word/2016/wordml/cid" xmlns:w16="http://schemas.microsoft.com/office/word/2018/wordml" xmlns:w16sdtdh="http://schemas.microsoft.com/office/word/2020/wordml/sdtdatahash" xmlns:w16se="http://schemas.microsoft.com/office/word/2015/wordml/symex" xmlns:wpg="http://schemas.microsoft.com/office/word/2010/wordprocessingGroup" xmlns:wpi="http://schemas.microsoft.com/office/word/2010/wordprocessingInk" xmlns:wne="http://schemas.microsoft.com/office/word/2006/wordml" xmlns:wps="http://schemas.microsoft.com/office/word/2010/wordprocessingShape" mc:Ignorable="w14 w15 w16se w16cid w16 w16cex w16sdtdh wp14">
+  <w:abstractNum w:abstractNumId="0" w15:restartNumberingAfterBreak="0">
     <w:nsid w:val="073E10F3"/>
     <w:multiLevelType w:val="hybridMultilevel"/>
     <w:tmpl w:val="8504561E"/>
@@ -1926,7 +1144,7 @@
       </w:rPr>
     </w:lvl>
   </w:abstractNum>
-  <w:abstractNum w:abstractNumId="1">
+  <w:abstractNum w:abstractNumId="1" w15:restartNumberingAfterBreak="0">
     <w:nsid w:val="08C6366F"/>
     <w:multiLevelType w:val="hybridMultilevel"/>
     <w:tmpl w:val="D3561CAA"/>
@@ -2013,7 +1231,7 @@
       </w:pPr>
     </w:lvl>
   </w:abstractNum>
-  <w:abstractNum w:abstractNumId="2">
+  <w:abstractNum w:abstractNumId="2" w15:restartNumberingAfterBreak="0">
     <w:nsid w:val="09F353E3"/>
     <w:multiLevelType w:val="hybridMultilevel"/>
     <w:tmpl w:val="EE5CFEAC"/>
@@ -2126,7 +1344,7 @@
       </w:rPr>
     </w:lvl>
   </w:abstractNum>
-  <w:abstractNum w:abstractNumId="3">
+  <w:abstractNum w:abstractNumId="3" w15:restartNumberingAfterBreak="0">
     <w:nsid w:val="0C357DD6"/>
     <w:multiLevelType w:val="hybridMultilevel"/>
     <w:tmpl w:val="D83AD7E4"/>
@@ -2217,7 +1435,7 @@
       </w:pPr>
     </w:lvl>
   </w:abstractNum>
-  <w:abstractNum w:abstractNumId="4">
+  <w:abstractNum w:abstractNumId="4" w15:restartNumberingAfterBreak="0">
     <w:nsid w:val="0DEA069D"/>
     <w:multiLevelType w:val="multilevel"/>
     <w:tmpl w:val="450C4EF6"/>
@@ -2358,7 +1576,7 @@
       </w:rPr>
     </w:lvl>
   </w:abstractNum>
-  <w:abstractNum w:abstractNumId="5">
+  <w:abstractNum w:abstractNumId="5" w15:restartNumberingAfterBreak="0">
     <w:nsid w:val="1323523E"/>
     <w:multiLevelType w:val="multilevel"/>
     <w:tmpl w:val="873C83DA"/>
@@ -2515,7 +1733,7 @@
       </w:rPr>
     </w:lvl>
   </w:abstractNum>
-  <w:abstractNum w:abstractNumId="6">
+  <w:abstractNum w:abstractNumId="6" w15:restartNumberingAfterBreak="0">
     <w:nsid w:val="15510218"/>
     <w:multiLevelType w:val="hybridMultilevel"/>
     <w:tmpl w:val="8EF49D20"/>
@@ -2605,7 +1823,7 @@
       </w:pPr>
     </w:lvl>
   </w:abstractNum>
-  <w:abstractNum w:abstractNumId="7">
+  <w:abstractNum w:abstractNumId="7" w15:restartNumberingAfterBreak="0">
     <w:nsid w:val="253D4794"/>
     <w:multiLevelType w:val="multilevel"/>
     <w:tmpl w:val="8C80AB36"/>
@@ -2718,7 +1936,7 @@
       </w:rPr>
     </w:lvl>
   </w:abstractNum>
-  <w:abstractNum w:abstractNumId="8">
+  <w:abstractNum w:abstractNumId="8" w15:restartNumberingAfterBreak="0">
     <w:nsid w:val="27FF20A5"/>
     <w:multiLevelType w:val="hybridMultilevel"/>
     <w:tmpl w:val="9036D3D8"/>
@@ -2833,7 +2051,7 @@
       </w:rPr>
     </w:lvl>
   </w:abstractNum>
-  <w:abstractNum w:abstractNumId="9">
+  <w:abstractNum w:abstractNumId="9" w15:restartNumberingAfterBreak="0">
     <w:nsid w:val="296F3872"/>
     <w:multiLevelType w:val="hybridMultilevel"/>
     <w:tmpl w:val="5E9E6A2E"/>
@@ -2947,7 +2165,7 @@
       </w:rPr>
     </w:lvl>
   </w:abstractNum>
-  <w:abstractNum w:abstractNumId="10">
+  <w:abstractNum w:abstractNumId="10" w15:restartNumberingAfterBreak="0">
     <w:nsid w:val="2F38268B"/>
     <w:multiLevelType w:val="hybridMultilevel"/>
     <w:tmpl w:val="9830147E"/>
@@ -3060,7 +2278,7 @@
       </w:rPr>
     </w:lvl>
   </w:abstractNum>
-  <w:abstractNum w:abstractNumId="11">
+  <w:abstractNum w:abstractNumId="11" w15:restartNumberingAfterBreak="0">
     <w:nsid w:val="3BB67316"/>
     <w:multiLevelType w:val="hybridMultilevel"/>
     <w:tmpl w:val="D2A20BEA"/>
@@ -3173,7 +2391,7 @@
       </w:rPr>
     </w:lvl>
   </w:abstractNum>
-  <w:abstractNum w:abstractNumId="12">
+  <w:abstractNum w:abstractNumId="12" w15:restartNumberingAfterBreak="0">
     <w:nsid w:val="416740F3"/>
     <w:multiLevelType w:val="hybridMultilevel"/>
     <w:tmpl w:val="F012AB78"/>
@@ -3286,7 +2504,7 @@
       </w:rPr>
     </w:lvl>
   </w:abstractNum>
-  <w:abstractNum w:abstractNumId="13">
+  <w:abstractNum w:abstractNumId="13" w15:restartNumberingAfterBreak="0">
     <w:nsid w:val="4803540D"/>
     <w:multiLevelType w:val="hybridMultilevel"/>
     <w:tmpl w:val="CC58063A"/>
@@ -3400,7 +2618,7 @@
       </w:rPr>
     </w:lvl>
   </w:abstractNum>
-  <w:abstractNum w:abstractNumId="14">
+  <w:abstractNum w:abstractNumId="14" w15:restartNumberingAfterBreak="0">
     <w:nsid w:val="492F4D8F"/>
     <w:multiLevelType w:val="hybridMultilevel"/>
     <w:tmpl w:val="F62C94DE"/>
@@ -3514,7 +2732,7 @@
       </w:rPr>
     </w:lvl>
   </w:abstractNum>
-  <w:abstractNum w:abstractNumId="15">
+  <w:abstractNum w:abstractNumId="15" w15:restartNumberingAfterBreak="0">
     <w:nsid w:val="527D4778"/>
     <w:multiLevelType w:val="hybridMultilevel"/>
     <w:tmpl w:val="EE8038B2"/>
@@ -3627,7 +2845,7 @@
       </w:rPr>
     </w:lvl>
   </w:abstractNum>
-  <w:abstractNum w:abstractNumId="16">
+  <w:abstractNum w:abstractNumId="16" w15:restartNumberingAfterBreak="0">
     <w:nsid w:val="5A0B13C4"/>
     <w:multiLevelType w:val="hybridMultilevel"/>
     <w:tmpl w:val="E84E7C10"/>
@@ -3740,7 +2958,7 @@
       </w:rPr>
     </w:lvl>
   </w:abstractNum>
-  <w:abstractNum w:abstractNumId="17">
+  <w:abstractNum w:abstractNumId="17" w15:restartNumberingAfterBreak="0">
     <w:nsid w:val="636B498A"/>
     <w:multiLevelType w:val="hybridMultilevel"/>
     <w:tmpl w:val="1032CF60"/>
@@ -3853,7 +3071,7 @@
       </w:rPr>
     </w:lvl>
   </w:abstractNum>
-  <w:abstractNum w:abstractNumId="18">
+  <w:abstractNum w:abstractNumId="18" w15:restartNumberingAfterBreak="0">
     <w:nsid w:val="6774194D"/>
     <w:multiLevelType w:val="hybridMultilevel"/>
     <w:tmpl w:val="9CD2C286"/>
@@ -3966,7 +3184,7 @@
       </w:rPr>
     </w:lvl>
   </w:abstractNum>
-  <w:abstractNum w:abstractNumId="19">
+  <w:abstractNum w:abstractNumId="19" w15:restartNumberingAfterBreak="0">
     <w:nsid w:val="6B961852"/>
     <w:multiLevelType w:val="hybridMultilevel"/>
     <w:tmpl w:val="DAAECE10"/>
@@ -4059,7 +3277,7 @@
       </w:pPr>
     </w:lvl>
   </w:abstractNum>
-  <w:abstractNum w:abstractNumId="20">
+  <w:abstractNum w:abstractNumId="20" w15:restartNumberingAfterBreak="0">
     <w:nsid w:val="6BBA7E87"/>
     <w:multiLevelType w:val="hybridMultilevel"/>
     <w:tmpl w:val="BBE86734"/>
@@ -4171,7 +3389,7 @@
       </w:rPr>
     </w:lvl>
   </w:abstractNum>
-  <w:abstractNum w:abstractNumId="21">
+  <w:abstractNum w:abstractNumId="21" w15:restartNumberingAfterBreak="0">
     <w:nsid w:val="7BAF36E9"/>
     <w:multiLevelType w:val="multilevel"/>
     <w:tmpl w:val="24180D92"/>
@@ -4460,7 +3678,7 @@
 </file>
 
 <file path=word/styles.xml><?xml version="1.0" encoding="utf-8"?>
-<w:styles xmlns:mc="http://schemas.openxmlformats.org/markup-compatibility/2006" xmlns:r="http://schemas.openxmlformats.org/officeDocument/2006/relationships" xmlns:w="http://schemas.openxmlformats.org/wordprocessingml/2006/main" xmlns:w14="http://schemas.microsoft.com/office/word/2010/wordml" mc:Ignorable="w14">
+<w:styles xmlns:mc="http://schemas.openxmlformats.org/markup-compatibility/2006" xmlns:r="http://schemas.openxmlformats.org/officeDocument/2006/relationships" xmlns:w="http://schemas.openxmlformats.org/wordprocessingml/2006/main" xmlns:w14="http://schemas.microsoft.com/office/word/2010/wordml" xmlns:w15="http://schemas.microsoft.com/office/word/2012/wordml" xmlns:w16cex="http://schemas.microsoft.com/office/word/2018/wordml/cex" xmlns:w16cid="http://schemas.microsoft.com/office/word/2016/wordml/cid" xmlns:w16="http://schemas.microsoft.com/office/word/2018/wordml" xmlns:w16sdtdh="http://schemas.microsoft.com/office/word/2020/wordml/sdtdatahash" xmlns:w16se="http://schemas.microsoft.com/office/word/2015/wordml/symex" mc:Ignorable="w14 w15 w16se w16cid w16 w16cex w16sdtdh">
   <w:docDefaults>
     <w:rPrDefault>
       <w:rPr>
@@ -4476,147 +3694,383 @@
       </w:pPr>
     </w:pPrDefault>
   </w:docDefaults>
-  <w:latentStyles w:defLockedState="0" w:defUIPriority="99" w:defSemiHidden="1" w:defUnhideWhenUsed="1" w:defQFormat="0" w:count="267">
-    <w:lsdException w:name="Normal" w:semiHidden="0" w:uiPriority="0" w:unhideWhenUsed="0" w:qFormat="1"/>
-    <w:lsdException w:name="heading 1" w:semiHidden="0" w:uiPriority="9" w:unhideWhenUsed="0" w:qFormat="1"/>
-    <w:lsdException w:name="heading 2" w:uiPriority="9" w:qFormat="1"/>
-    <w:lsdException w:name="heading 3" w:uiPriority="9" w:qFormat="1"/>
-    <w:lsdException w:name="heading 4" w:uiPriority="9" w:qFormat="1"/>
-    <w:lsdException w:name="heading 5" w:uiPriority="9" w:qFormat="1"/>
-    <w:lsdException w:name="heading 6" w:uiPriority="9" w:qFormat="1"/>
-    <w:lsdException w:name="heading 7" w:uiPriority="9" w:qFormat="1"/>
-    <w:lsdException w:name="heading 8" w:uiPriority="9" w:qFormat="1"/>
-    <w:lsdException w:name="heading 9" w:uiPriority="9" w:qFormat="1"/>
-    <w:lsdException w:name="toc 1" w:uiPriority="39"/>
-    <w:lsdException w:name="toc 2" w:uiPriority="39"/>
-    <w:lsdException w:name="toc 3" w:uiPriority="39"/>
-    <w:lsdException w:name="toc 4" w:uiPriority="39"/>
-    <w:lsdException w:name="toc 5" w:uiPriority="39"/>
-    <w:lsdException w:name="toc 6" w:uiPriority="39"/>
-    <w:lsdException w:name="toc 7" w:uiPriority="39"/>
-    <w:lsdException w:name="toc 8" w:uiPriority="39"/>
-    <w:lsdException w:name="toc 9" w:uiPriority="39"/>
-    <w:lsdException w:name="annotation text" w:qFormat="1"/>
-    <w:lsdException w:name="caption" w:uiPriority="35" w:qFormat="1"/>
-    <w:lsdException w:name="annotation reference" w:qFormat="1"/>
-    <w:lsdException w:name="Title" w:semiHidden="0" w:uiPriority="10" w:unhideWhenUsed="0" w:qFormat="1"/>
-    <w:lsdException w:name="Default Paragraph Font" w:uiPriority="1"/>
-    <w:lsdException w:name="Body Text" w:uiPriority="1" w:qFormat="1"/>
-    <w:lsdException w:name="Subtitle" w:semiHidden="0" w:uiPriority="11" w:unhideWhenUsed="0" w:qFormat="1"/>
-    <w:lsdException w:name="Strong" w:semiHidden="0" w:uiPriority="22" w:unhideWhenUsed="0" w:qFormat="1"/>
-    <w:lsdException w:name="Emphasis" w:semiHidden="0" w:uiPriority="20" w:unhideWhenUsed="0" w:qFormat="1"/>
-    <w:lsdException w:name="Table Grid" w:semiHidden="0" w:uiPriority="39" w:unhideWhenUsed="0"/>
-    <w:lsdException w:name="Placeholder Text" w:unhideWhenUsed="0"/>
-    <w:lsdException w:name="No Spacing" w:semiHidden="0" w:uiPriority="1" w:unhideWhenUsed="0" w:qFormat="1"/>
-    <w:lsdException w:name="Light Shading" w:semiHidden="0" w:uiPriority="60" w:unhideWhenUsed="0"/>
-    <w:lsdException w:name="Light List" w:semiHidden="0" w:uiPriority="61" w:unhideWhenUsed="0"/>
-    <w:lsdException w:name="Light Grid" w:semiHidden="0" w:uiPriority="62" w:unhideWhenUsed="0"/>
-    <w:lsdException w:name="Medium Shading 1" w:semiHidden="0" w:uiPriority="63" w:unhideWhenUsed="0"/>
-    <w:lsdException w:name="Medium Shading 2" w:semiHidden="0" w:uiPriority="64" w:unhideWhenUsed="0"/>
-    <w:lsdException w:name="Medium List 1" w:semiHidden="0" w:uiPriority="65" w:unhideWhenUsed="0"/>
-    <w:lsdException w:name="Medium List 2" w:semiHidden="0" w:uiPriority="66" w:unhideWhenUsed="0"/>
-    <w:lsdException w:name="Medium Grid 1" w:semiHidden="0" w:uiPriority="67" w:unhideWhenUsed="0"/>
-    <w:lsdException w:name="Medium Grid 2" w:semiHidden="0" w:uiPriority="68" w:unhideWhenUsed="0"/>
-    <w:lsdException w:name="Medium Grid 3" w:semiHidden="0" w:uiPriority="69" w:unhideWhenUsed="0"/>
-    <w:lsdException w:name="Dark List" w:semiHidden="0" w:uiPriority="70" w:unhideWhenUsed="0"/>
-    <w:lsdException w:name="Colorful Shading" w:semiHidden="0" w:uiPriority="71" w:unhideWhenUsed="0"/>
-    <w:lsdException w:name="Colorful List" w:semiHidden="0" w:uiPriority="72" w:unhideWhenUsed="0"/>
-    <w:lsdException w:name="Colorful Grid" w:semiHidden="0" w:uiPriority="73" w:unhideWhenUsed="0"/>
-    <w:lsdException w:name="Light Shading Accent 1" w:semiHidden="0" w:uiPriority="60" w:unhideWhenUsed="0"/>
-    <w:lsdException w:name="Light List Accent 1" w:semiHidden="0" w:uiPriority="61" w:unhideWhenUsed="0"/>
-    <w:lsdException w:name="Light Grid Accent 1" w:semiHidden="0" w:uiPriority="62" w:unhideWhenUsed="0"/>
-    <w:lsdException w:name="Medium Shading 1 Accent 1" w:semiHidden="0" w:uiPriority="63" w:unhideWhenUsed="0"/>
-    <w:lsdException w:name="Medium Shading 2 Accent 1" w:semiHidden="0" w:uiPriority="64" w:unhideWhenUsed="0"/>
-    <w:lsdException w:name="Medium List 1 Accent 1" w:semiHidden="0" w:uiPriority="65" w:unhideWhenUsed="0"/>
-    <w:lsdException w:name="Revision" w:unhideWhenUsed="0"/>
-    <w:lsdException w:name="List Paragraph" w:semiHidden="0" w:uiPriority="34" w:unhideWhenUsed="0" w:qFormat="1"/>
-    <w:lsdException w:name="Quote" w:semiHidden="0" w:uiPriority="29" w:unhideWhenUsed="0" w:qFormat="1"/>
-    <w:lsdException w:name="Intense Quote" w:semiHidden="0" w:uiPriority="30" w:unhideWhenUsed="0" w:qFormat="1"/>
-    <w:lsdException w:name="Medium List 2 Accent 1" w:semiHidden="0" w:uiPriority="66" w:unhideWhenUsed="0"/>
-    <w:lsdException w:name="Medium Grid 1 Accent 1" w:semiHidden="0" w:uiPriority="67" w:unhideWhenUsed="0"/>
-    <w:lsdException w:name="Medium Grid 2 Accent 1" w:semiHidden="0" w:uiPriority="68" w:unhideWhenUsed="0"/>
-    <w:lsdException w:name="Medium Grid 3 Accent 1" w:semiHidden="0" w:uiPriority="69" w:unhideWhenUsed="0"/>
-    <w:lsdException w:name="Dark List Accent 1" w:semiHidden="0" w:uiPriority="70" w:unhideWhenUsed="0"/>
-    <w:lsdException w:name="Colorful Shading Accent 1" w:semiHidden="0" w:uiPriority="71" w:unhideWhenUsed="0"/>
-    <w:lsdException w:name="Colorful List Accent 1" w:semiHidden="0" w:uiPriority="72" w:unhideWhenUsed="0"/>
-    <w:lsdException w:name="Colorful Grid Accent 1" w:semiHidden="0" w:uiPriority="73" w:unhideWhenUsed="0"/>
-    <w:lsdException w:name="Light Shading Accent 2" w:semiHidden="0" w:uiPriority="60" w:unhideWhenUsed="0"/>
-    <w:lsdException w:name="Light List Accent 2" w:semiHidden="0" w:uiPriority="61" w:unhideWhenUsed="0"/>
-    <w:lsdException w:name="Light Grid Accent 2" w:semiHidden="0" w:uiPriority="62" w:unhideWhenUsed="0"/>
-    <w:lsdException w:name="Medium Shading 1 Accent 2" w:semiHidden="0" w:uiPriority="63" w:unhideWhenUsed="0"/>
-    <w:lsdException w:name="Medium Shading 2 Accent 2" w:semiHidden="0" w:uiPriority="64" w:unhideWhenUsed="0"/>
-    <w:lsdException w:name="Medium List 1 Accent 2" w:semiHidden="0" w:uiPriority="65" w:unhideWhenUsed="0"/>
-    <w:lsdException w:name="Medium List 2 Accent 2" w:semiHidden="0" w:uiPriority="66" w:unhideWhenUsed="0"/>
-    <w:lsdException w:name="Medium Grid 1 Accent 2" w:semiHidden="0" w:uiPriority="67" w:unhideWhenUsed="0"/>
-    <w:lsdException w:name="Medium Grid 2 Accent 2" w:semiHidden="0" w:uiPriority="68" w:unhideWhenUsed="0"/>
-    <w:lsdException w:name="Medium Grid 3 Accent 2" w:semiHidden="0" w:uiPriority="69" w:unhideWhenUsed="0"/>
-    <w:lsdException w:name="Dark List Accent 2" w:semiHidden="0" w:uiPriority="70" w:unhideWhenUsed="0"/>
-    <w:lsdException w:name="Colorful Shading Accent 2" w:semiHidden="0" w:uiPriority="71" w:unhideWhenUsed="0"/>
-    <w:lsdException w:name="Colorful List Accent 2" w:semiHidden="0" w:uiPriority="72" w:unhideWhenUsed="0"/>
-    <w:lsdException w:name="Colorful Grid Accent 2" w:semiHidden="0" w:uiPriority="73" w:unhideWhenUsed="0"/>
-    <w:lsdException w:name="Light Shading Accent 3" w:semiHidden="0" w:uiPriority="60" w:unhideWhenUsed="0"/>
-    <w:lsdException w:name="Light List Accent 3" w:semiHidden="0" w:uiPriority="61" w:unhideWhenUsed="0"/>
-    <w:lsdException w:name="Light Grid Accent 3" w:semiHidden="0" w:uiPriority="62" w:unhideWhenUsed="0"/>
-    <w:lsdException w:name="Medium Shading 1 Accent 3" w:semiHidden="0" w:uiPriority="63" w:unhideWhenUsed="0"/>
-    <w:lsdException w:name="Medium Shading 2 Accent 3" w:semiHidden="0" w:uiPriority="64" w:unhideWhenUsed="0"/>
-    <w:lsdException w:name="Medium List 1 Accent 3" w:semiHidden="0" w:uiPriority="65" w:unhideWhenUsed="0"/>
-    <w:lsdException w:name="Medium List 2 Accent 3" w:semiHidden="0" w:uiPriority="66" w:unhideWhenUsed="0"/>
-    <w:lsdException w:name="Medium Grid 1 Accent 3" w:semiHidden="0" w:uiPriority="67" w:unhideWhenUsed="0"/>
-    <w:lsdException w:name="Medium Grid 2 Accent 3" w:semiHidden="0" w:uiPriority="68" w:unhideWhenUsed="0"/>
-    <w:lsdException w:name="Medium Grid 3 Accent 3" w:semiHidden="0" w:uiPriority="69" w:unhideWhenUsed="0"/>
-    <w:lsdException w:name="Dark List Accent 3" w:semiHidden="0" w:uiPriority="70" w:unhideWhenUsed="0"/>
-    <w:lsdException w:name="Colorful Shading Accent 3" w:semiHidden="0" w:uiPriority="71" w:unhideWhenUsed="0"/>
-    <w:lsdException w:name="Colorful List Accent 3" w:semiHidden="0" w:uiPriority="72" w:unhideWhenUsed="0"/>
-    <w:lsdException w:name="Colorful Grid Accent 3" w:semiHidden="0" w:uiPriority="73" w:unhideWhenUsed="0"/>
-    <w:lsdException w:name="Light Shading Accent 4" w:semiHidden="0" w:uiPriority="60" w:unhideWhenUsed="0"/>
-    <w:lsdException w:name="Light List Accent 4" w:semiHidden="0" w:uiPriority="61" w:unhideWhenUsed="0"/>
-    <w:lsdException w:name="Light Grid Accent 4" w:semiHidden="0" w:uiPriority="62" w:unhideWhenUsed="0"/>
-    <w:lsdException w:name="Medium Shading 1 Accent 4" w:semiHidden="0" w:uiPriority="63" w:unhideWhenUsed="0"/>
-    <w:lsdException w:name="Medium Shading 2 Accent 4" w:semiHidden="0" w:uiPriority="64" w:unhideWhenUsed="0"/>
-    <w:lsdException w:name="Medium List 1 Accent 4" w:semiHidden="0" w:uiPriority="65" w:unhideWhenUsed="0"/>
-    <w:lsdException w:name="Medium List 2 Accent 4" w:semiHidden="0" w:uiPriority="66" w:unhideWhenUsed="0"/>
-    <w:lsdException w:name="Medium Grid 1 Accent 4" w:semiHidden="0" w:uiPriority="67" w:unhideWhenUsed="0"/>
-    <w:lsdException w:name="Medium Grid 2 Accent 4" w:semiHidden="0" w:uiPriority="68" w:unhideWhenUsed="0"/>
-    <w:lsdException w:name="Medium Grid 3 Accent 4" w:semiHidden="0" w:uiPriority="69" w:unhideWhenUsed="0"/>
-    <w:lsdException w:name="Dark List Accent 4" w:semiHidden="0" w:uiPriority="70" w:unhideWhenUsed="0"/>
-    <w:lsdException w:name="Colorful Shading Accent 4" w:semiHidden="0" w:uiPriority="71" w:unhideWhenUsed="0"/>
-    <w:lsdException w:name="Colorful List Accent 4" w:semiHidden="0" w:uiPriority="72" w:unhideWhenUsed="0"/>
-    <w:lsdException w:name="Colorful Grid Accent 4" w:semiHidden="0" w:uiPriority="73" w:unhideWhenUsed="0"/>
-    <w:lsdException w:name="Light Shading Accent 5" w:semiHidden="0" w:uiPriority="60" w:unhideWhenUsed="0"/>
-    <w:lsdException w:name="Light List Accent 5" w:semiHidden="0" w:uiPriority="61" w:unhideWhenUsed="0"/>
-    <w:lsdException w:name="Light Grid Accent 5" w:semiHidden="0" w:uiPriority="62" w:unhideWhenUsed="0"/>
-    <w:lsdException w:name="Medium Shading 1 Accent 5" w:semiHidden="0" w:uiPriority="63" w:unhideWhenUsed="0"/>
-    <w:lsdException w:name="Medium Shading 2 Accent 5" w:semiHidden="0" w:uiPriority="64" w:unhideWhenUsed="0"/>
-    <w:lsdException w:name="Medium List 1 Accent 5" w:semiHidden="0" w:uiPriority="65" w:unhideWhenUsed="0"/>
-    <w:lsdException w:name="Medium List 2 Accent 5" w:semiHidden="0" w:uiPriority="66" w:unhideWhenUsed="0"/>
-    <w:lsdException w:name="Medium Grid 1 Accent 5" w:semiHidden="0" w:uiPriority="67" w:unhideWhenUsed="0"/>
-    <w:lsdException w:name="Medium Grid 2 Accent 5" w:semiHidden="0" w:uiPriority="68" w:unhideWhenUsed="0"/>
-    <w:lsdException w:name="Medium Grid 3 Accent 5" w:semiHidden="0" w:uiPriority="69" w:unhideWhenUsed="0"/>
-    <w:lsdException w:name="Dark List Accent 5" w:semiHidden="0" w:uiPriority="70" w:unhideWhenUsed="0"/>
-    <w:lsdException w:name="Colorful Shading Accent 5" w:semiHidden="0" w:uiPriority="71" w:unhideWhenUsed="0"/>
-    <w:lsdException w:name="Colorful List Accent 5" w:semiHidden="0" w:uiPriority="72" w:unhideWhenUsed="0"/>
-    <w:lsdException w:name="Colorful Grid Accent 5" w:semiHidden="0" w:uiPriority="73" w:unhideWhenUsed="0"/>
-    <w:lsdException w:name="Light Shading Accent 6" w:semiHidden="0" w:uiPriority="60" w:unhideWhenUsed="0"/>
-    <w:lsdException w:name="Light List Accent 6" w:semiHidden="0" w:uiPriority="61" w:unhideWhenUsed="0"/>
-    <w:lsdException w:name="Light Grid Accent 6" w:semiHidden="0" w:uiPriority="62" w:unhideWhenUsed="0"/>
-    <w:lsdException w:name="Medium Shading 1 Accent 6" w:semiHidden="0" w:uiPriority="63" w:unhideWhenUsed="0"/>
-    <w:lsdException w:name="Medium Shading 2 Accent 6" w:semiHidden="0" w:uiPriority="64" w:unhideWhenUsed="0"/>
-    <w:lsdException w:name="Medium List 1 Accent 6" w:semiHidden="0" w:uiPriority="65" w:unhideWhenUsed="0"/>
-    <w:lsdException w:name="Medium List 2 Accent 6" w:semiHidden="0" w:uiPriority="66" w:unhideWhenUsed="0"/>
-    <w:lsdException w:name="Medium Grid 1 Accent 6" w:semiHidden="0" w:uiPriority="67" w:unhideWhenUsed="0"/>
-    <w:lsdException w:name="Medium Grid 2 Accent 6" w:semiHidden="0" w:uiPriority="68" w:unhideWhenUsed="0"/>
-    <w:lsdException w:name="Medium Grid 3 Accent 6" w:semiHidden="0" w:uiPriority="69" w:unhideWhenUsed="0"/>
-    <w:lsdException w:name="Dark List Accent 6" w:semiHidden="0" w:uiPriority="70" w:unhideWhenUsed="0"/>
-    <w:lsdException w:name="Colorful Shading Accent 6" w:semiHidden="0" w:uiPriority="71" w:unhideWhenUsed="0"/>
-    <w:lsdException w:name="Colorful List Accent 6" w:semiHidden="0" w:uiPriority="72" w:unhideWhenUsed="0"/>
-    <w:lsdException w:name="Colorful Grid Accent 6" w:semiHidden="0" w:uiPriority="73" w:unhideWhenUsed="0"/>
-    <w:lsdException w:name="Subtle Emphasis" w:semiHidden="0" w:uiPriority="19" w:unhideWhenUsed="0" w:qFormat="1"/>
-    <w:lsdException w:name="Intense Emphasis" w:semiHidden="0" w:uiPriority="21" w:unhideWhenUsed="0" w:qFormat="1"/>
-    <w:lsdException w:name="Subtle Reference" w:semiHidden="0" w:uiPriority="31" w:unhideWhenUsed="0" w:qFormat="1"/>
-    <w:lsdException w:name="Intense Reference" w:semiHidden="0" w:uiPriority="32" w:unhideWhenUsed="0" w:qFormat="1"/>
-    <w:lsdException w:name="Book Title" w:semiHidden="0" w:uiPriority="33" w:unhideWhenUsed="0" w:qFormat="1"/>
-    <w:lsdException w:name="Bibliography" w:uiPriority="37"/>
-    <w:lsdException w:name="TOC Heading" w:uiPriority="39" w:qFormat="1"/>
+  <w:latentStyles w:defLockedState="0" w:defUIPriority="99" w:defSemiHidden="0" w:defUnhideWhenUsed="0" w:defQFormat="0" w:count="376">
+    <w:lsdException w:name="Normal" w:uiPriority="0" w:qFormat="1"/>
+    <w:lsdException w:name="heading 1" w:uiPriority="9" w:qFormat="1"/>
+    <w:lsdException w:name="heading 2" w:semiHidden="1" w:uiPriority="9" w:unhideWhenUsed="1" w:qFormat="1"/>
+    <w:lsdException w:name="heading 3" w:semiHidden="1" w:uiPriority="9" w:unhideWhenUsed="1" w:qFormat="1"/>
+    <w:lsdException w:name="heading 4" w:semiHidden="1" w:uiPriority="9" w:unhideWhenUsed="1" w:qFormat="1"/>
+    <w:lsdException w:name="heading 5" w:semiHidden="1" w:uiPriority="9" w:unhideWhenUsed="1" w:qFormat="1"/>
+    <w:lsdException w:name="heading 6" w:semiHidden="1" w:uiPriority="9" w:unhideWhenUsed="1" w:qFormat="1"/>
+    <w:lsdException w:name="heading 7" w:semiHidden="1" w:uiPriority="9" w:unhideWhenUsed="1" w:qFormat="1"/>
+    <w:lsdException w:name="heading 8" w:semiHidden="1" w:uiPriority="9" w:unhideWhenUsed="1" w:qFormat="1"/>
+    <w:lsdException w:name="heading 9" w:semiHidden="1" w:uiPriority="9" w:unhideWhenUsed="1" w:qFormat="1"/>
+    <w:lsdException w:name="index 1" w:semiHidden="1" w:unhideWhenUsed="1"/>
+    <w:lsdException w:name="index 2" w:semiHidden="1" w:unhideWhenUsed="1"/>
+    <w:lsdException w:name="index 3" w:semiHidden="1" w:unhideWhenUsed="1"/>
+    <w:lsdException w:name="index 4" w:semiHidden="1" w:unhideWhenUsed="1"/>
+    <w:lsdException w:name="index 5" w:semiHidden="1" w:unhideWhenUsed="1"/>
+    <w:lsdException w:name="index 6" w:semiHidden="1" w:unhideWhenUsed="1"/>
+    <w:lsdException w:name="index 7" w:semiHidden="1" w:unhideWhenUsed="1"/>
+    <w:lsdException w:name="index 8" w:semiHidden="1" w:unhideWhenUsed="1"/>
+    <w:lsdException w:name="index 9" w:semiHidden="1" w:unhideWhenUsed="1"/>
+    <w:lsdException w:name="toc 1" w:semiHidden="1" w:uiPriority="39" w:unhideWhenUsed="1"/>
+    <w:lsdException w:name="toc 2" w:semiHidden="1" w:uiPriority="39" w:unhideWhenUsed="1"/>
+    <w:lsdException w:name="toc 3" w:semiHidden="1" w:uiPriority="39" w:unhideWhenUsed="1"/>
+    <w:lsdException w:name="toc 4" w:semiHidden="1" w:uiPriority="39" w:unhideWhenUsed="1"/>
+    <w:lsdException w:name="toc 5" w:semiHidden="1" w:uiPriority="39" w:unhideWhenUsed="1"/>
+    <w:lsdException w:name="toc 6" w:semiHidden="1" w:uiPriority="39" w:unhideWhenUsed="1"/>
+    <w:lsdException w:name="toc 7" w:semiHidden="1" w:uiPriority="39" w:unhideWhenUsed="1"/>
+    <w:lsdException w:name="toc 8" w:semiHidden="1" w:uiPriority="39" w:unhideWhenUsed="1"/>
+    <w:lsdException w:name="toc 9" w:semiHidden="1" w:uiPriority="39" w:unhideWhenUsed="1"/>
+    <w:lsdException w:name="Normal Indent" w:semiHidden="1" w:unhideWhenUsed="1"/>
+    <w:lsdException w:name="footnote text" w:semiHidden="1" w:unhideWhenUsed="1"/>
+    <w:lsdException w:name="annotation text" w:semiHidden="1" w:unhideWhenUsed="1" w:qFormat="1"/>
+    <w:lsdException w:name="header" w:semiHidden="1" w:unhideWhenUsed="1"/>
+    <w:lsdException w:name="footer" w:semiHidden="1" w:unhideWhenUsed="1"/>
+    <w:lsdException w:name="index heading" w:semiHidden="1" w:unhideWhenUsed="1"/>
+    <w:lsdException w:name="caption" w:semiHidden="1" w:uiPriority="35" w:unhideWhenUsed="1" w:qFormat="1"/>
+    <w:lsdException w:name="table of figures" w:semiHidden="1" w:unhideWhenUsed="1"/>
+    <w:lsdException w:name="envelope address" w:semiHidden="1" w:unhideWhenUsed="1"/>
+    <w:lsdException w:name="envelope return" w:semiHidden="1" w:unhideWhenUsed="1"/>
+    <w:lsdException w:name="footnote reference" w:semiHidden="1" w:unhideWhenUsed="1"/>
+    <w:lsdException w:name="annotation reference" w:semiHidden="1" w:unhideWhenUsed="1" w:qFormat="1"/>
+    <w:lsdException w:name="line number" w:semiHidden="1" w:unhideWhenUsed="1"/>
+    <w:lsdException w:name="page number" w:semiHidden="1" w:unhideWhenUsed="1"/>
+    <w:lsdException w:name="endnote reference" w:semiHidden="1" w:unhideWhenUsed="1"/>
+    <w:lsdException w:name="endnote text" w:semiHidden="1" w:unhideWhenUsed="1"/>
+    <w:lsdException w:name="table of authorities" w:semiHidden="1" w:unhideWhenUsed="1"/>
+    <w:lsdException w:name="macro" w:semiHidden="1" w:unhideWhenUsed="1"/>
+    <w:lsdException w:name="toa heading" w:semiHidden="1" w:unhideWhenUsed="1"/>
+    <w:lsdException w:name="List" w:semiHidden="1" w:unhideWhenUsed="1"/>
+    <w:lsdException w:name="List Bullet" w:semiHidden="1" w:unhideWhenUsed="1"/>
+    <w:lsdException w:name="List Number" w:semiHidden="1" w:unhideWhenUsed="1"/>
+    <w:lsdException w:name="List 2" w:semiHidden="1" w:unhideWhenUsed="1"/>
+    <w:lsdException w:name="List 3" w:semiHidden="1" w:unhideWhenUsed="1"/>
+    <w:lsdException w:name="List 4" w:semiHidden="1" w:unhideWhenUsed="1"/>
+    <w:lsdException w:name="List 5" w:semiHidden="1" w:unhideWhenUsed="1"/>
+    <w:lsdException w:name="List Bullet 2" w:semiHidden="1" w:unhideWhenUsed="1"/>
+    <w:lsdException w:name="List Bullet 3" w:semiHidden="1" w:unhideWhenUsed="1"/>
+    <w:lsdException w:name="List Bullet 4" w:semiHidden="1" w:unhideWhenUsed="1"/>
+    <w:lsdException w:name="List Bullet 5" w:semiHidden="1" w:unhideWhenUsed="1"/>
+    <w:lsdException w:name="List Number 2" w:semiHidden="1" w:unhideWhenUsed="1"/>
+    <w:lsdException w:name="List Number 3" w:semiHidden="1" w:unhideWhenUsed="1"/>
+    <w:lsdException w:name="List Number 4" w:semiHidden="1" w:unhideWhenUsed="1"/>
+    <w:lsdException w:name="List Number 5" w:semiHidden="1" w:unhideWhenUsed="1"/>
+    <w:lsdException w:name="Title" w:uiPriority="10" w:qFormat="1"/>
+    <w:lsdException w:name="Closing" w:semiHidden="1" w:unhideWhenUsed="1"/>
+    <w:lsdException w:name="Signature" w:semiHidden="1" w:unhideWhenUsed="1"/>
+    <w:lsdException w:name="Default Paragraph Font" w:semiHidden="1" w:uiPriority="1" w:unhideWhenUsed="1"/>
+    <w:lsdException w:name="Body Text" w:semiHidden="1" w:uiPriority="1" w:unhideWhenUsed="1" w:qFormat="1"/>
+    <w:lsdException w:name="Body Text Indent" w:semiHidden="1" w:unhideWhenUsed="1"/>
+    <w:lsdException w:name="List Continue" w:semiHidden="1" w:unhideWhenUsed="1"/>
+    <w:lsdException w:name="List Continue 2" w:semiHidden="1" w:unhideWhenUsed="1"/>
+    <w:lsdException w:name="List Continue 3" w:semiHidden="1" w:unhideWhenUsed="1"/>
+    <w:lsdException w:name="List Continue 4" w:semiHidden="1" w:unhideWhenUsed="1"/>
+    <w:lsdException w:name="List Continue 5" w:semiHidden="1" w:unhideWhenUsed="1"/>
+    <w:lsdException w:name="Message Header" w:semiHidden="1" w:unhideWhenUsed="1"/>
+    <w:lsdException w:name="Subtitle" w:uiPriority="11" w:qFormat="1"/>
+    <w:lsdException w:name="Salutation" w:semiHidden="1" w:unhideWhenUsed="1"/>
+    <w:lsdException w:name="Date" w:semiHidden="1" w:unhideWhenUsed="1"/>
+    <w:lsdException w:name="Body Text First Indent" w:semiHidden="1" w:unhideWhenUsed="1"/>
+    <w:lsdException w:name="Body Text First Indent 2" w:semiHidden="1" w:unhideWhenUsed="1"/>
+    <w:lsdException w:name="Note Heading" w:semiHidden="1" w:unhideWhenUsed="1"/>
+    <w:lsdException w:name="Body Text 2" w:semiHidden="1" w:unhideWhenUsed="1"/>
+    <w:lsdException w:name="Body Text 3" w:semiHidden="1" w:unhideWhenUsed="1"/>
+    <w:lsdException w:name="Body Text Indent 2" w:semiHidden="1" w:unhideWhenUsed="1"/>
+    <w:lsdException w:name="Body Text Indent 3" w:semiHidden="1" w:unhideWhenUsed="1"/>
+    <w:lsdException w:name="Block Text" w:semiHidden="1" w:unhideWhenUsed="1"/>
+    <w:lsdException w:name="Hyperlink" w:semiHidden="1" w:unhideWhenUsed="1"/>
+    <w:lsdException w:name="FollowedHyperlink" w:semiHidden="1" w:unhideWhenUsed="1"/>
+    <w:lsdException w:name="Strong" w:uiPriority="22" w:qFormat="1"/>
+    <w:lsdException w:name="Emphasis" w:uiPriority="20" w:qFormat="1"/>
+    <w:lsdException w:name="Document Map" w:semiHidden="1" w:unhideWhenUsed="1"/>
+    <w:lsdException w:name="Plain Text" w:semiHidden="1" w:unhideWhenUsed="1"/>
+    <w:lsdException w:name="E-mail Signature" w:semiHidden="1" w:unhideWhenUsed="1"/>
+    <w:lsdException w:name="HTML Top of Form" w:semiHidden="1" w:unhideWhenUsed="1"/>
+    <w:lsdException w:name="HTML Bottom of Form" w:semiHidden="1" w:unhideWhenUsed="1"/>
+    <w:lsdException w:name="Normal (Web)" w:semiHidden="1" w:unhideWhenUsed="1"/>
+    <w:lsdException w:name="HTML Acronym" w:semiHidden="1" w:unhideWhenUsed="1"/>
+    <w:lsdException w:name="HTML Address" w:semiHidden="1" w:unhideWhenUsed="1"/>
+    <w:lsdException w:name="HTML Cite" w:semiHidden="1" w:unhideWhenUsed="1"/>
+    <w:lsdException w:name="HTML Code" w:semiHidden="1" w:unhideWhenUsed="1"/>
+    <w:lsdException w:name="HTML Definition" w:semiHidden="1" w:unhideWhenUsed="1"/>
+    <w:lsdException w:name="HTML Keyboard" w:semiHidden="1" w:unhideWhenUsed="1"/>
+    <w:lsdException w:name="HTML Preformatted" w:semiHidden="1" w:unhideWhenUsed="1"/>
+    <w:lsdException w:name="HTML Sample" w:semiHidden="1" w:unhideWhenUsed="1"/>
+    <w:lsdException w:name="HTML Typewriter" w:semiHidden="1" w:unhideWhenUsed="1"/>
+    <w:lsdException w:name="HTML Variable" w:semiHidden="1" w:unhideWhenUsed="1"/>
+    <w:lsdException w:name="Normal Table" w:semiHidden="1" w:unhideWhenUsed="1"/>
+    <w:lsdException w:name="annotation subject" w:semiHidden="1" w:unhideWhenUsed="1"/>
+    <w:lsdException w:name="No List" w:semiHidden="1" w:unhideWhenUsed="1"/>
+    <w:lsdException w:name="Outline List 1" w:semiHidden="1" w:unhideWhenUsed="1"/>
+    <w:lsdException w:name="Outline List 2" w:semiHidden="1" w:unhideWhenUsed="1"/>
+    <w:lsdException w:name="Outline List 3" w:semiHidden="1" w:unhideWhenUsed="1"/>
+    <w:lsdException w:name="Table Simple 1" w:semiHidden="1" w:unhideWhenUsed="1"/>
+    <w:lsdException w:name="Table Simple 2" w:semiHidden="1" w:unhideWhenUsed="1"/>
+    <w:lsdException w:name="Table Simple 3" w:semiHidden="1" w:unhideWhenUsed="1"/>
+    <w:lsdException w:name="Table Classic 1" w:semiHidden="1" w:unhideWhenUsed="1"/>
+    <w:lsdException w:name="Table Classic 2" w:semiHidden="1" w:unhideWhenUsed="1"/>
+    <w:lsdException w:name="Table Classic 3" w:semiHidden="1" w:unhideWhenUsed="1"/>
+    <w:lsdException w:name="Table Classic 4" w:semiHidden="1" w:unhideWhenUsed="1"/>
+    <w:lsdException w:name="Table Colorful 1" w:semiHidden="1" w:unhideWhenUsed="1"/>
+    <w:lsdException w:name="Table Colorful 2" w:semiHidden="1" w:unhideWhenUsed="1"/>
+    <w:lsdException w:name="Table Colorful 3" w:semiHidden="1" w:unhideWhenUsed="1"/>
+    <w:lsdException w:name="Table Columns 1" w:semiHidden="1" w:unhideWhenUsed="1"/>
+    <w:lsdException w:name="Table Columns 2" w:semiHidden="1" w:unhideWhenUsed="1"/>
+    <w:lsdException w:name="Table Columns 3" w:semiHidden="1" w:unhideWhenUsed="1"/>
+    <w:lsdException w:name="Table Columns 4" w:semiHidden="1" w:unhideWhenUsed="1"/>
+    <w:lsdException w:name="Table Columns 5" w:semiHidden="1" w:unhideWhenUsed="1"/>
+    <w:lsdException w:name="Table Grid 1" w:semiHidden="1" w:unhideWhenUsed="1"/>
+    <w:lsdException w:name="Table Grid 2" w:semiHidden="1" w:unhideWhenUsed="1"/>
+    <w:lsdException w:name="Table Grid 3" w:semiHidden="1" w:unhideWhenUsed="1"/>
+    <w:lsdException w:name="Table Grid 4" w:semiHidden="1" w:unhideWhenUsed="1"/>
+    <w:lsdException w:name="Table Grid 5" w:semiHidden="1" w:unhideWhenUsed="1"/>
+    <w:lsdException w:name="Table Grid 6" w:semiHidden="1" w:unhideWhenUsed="1"/>
+    <w:lsdException w:name="Table Grid 7" w:semiHidden="1" w:unhideWhenUsed="1"/>
+    <w:lsdException w:name="Table Grid 8" w:semiHidden="1" w:unhideWhenUsed="1"/>
+    <w:lsdException w:name="Table List 1" w:semiHidden="1" w:unhideWhenUsed="1"/>
+    <w:lsdException w:name="Table List 2" w:semiHidden="1" w:unhideWhenUsed="1"/>
+    <w:lsdException w:name="Table List 3" w:semiHidden="1" w:unhideWhenUsed="1"/>
+    <w:lsdException w:name="Table List 4" w:semiHidden="1" w:unhideWhenUsed="1"/>
+    <w:lsdException w:name="Table List 5" w:semiHidden="1" w:unhideWhenUsed="1"/>
+    <w:lsdException w:name="Table List 6" w:semiHidden="1" w:unhideWhenUsed="1"/>
+    <w:lsdException w:name="Table List 7" w:semiHidden="1" w:unhideWhenUsed="1"/>
+    <w:lsdException w:name="Table List 8" w:semiHidden="1" w:unhideWhenUsed="1"/>
+    <w:lsdException w:name="Table 3D effects 1" w:semiHidden="1" w:unhideWhenUsed="1"/>
+    <w:lsdException w:name="Table 3D effects 2" w:semiHidden="1" w:unhideWhenUsed="1"/>
+    <w:lsdException w:name="Table 3D effects 3" w:semiHidden="1" w:unhideWhenUsed="1"/>
+    <w:lsdException w:name="Table Contemporary" w:semiHidden="1" w:unhideWhenUsed="1"/>
+    <w:lsdException w:name="Table Elegant" w:semiHidden="1" w:unhideWhenUsed="1"/>
+    <w:lsdException w:name="Table Professional" w:semiHidden="1" w:unhideWhenUsed="1"/>
+    <w:lsdException w:name="Table Subtle 1" w:semiHidden="1" w:unhideWhenUsed="1"/>
+    <w:lsdException w:name="Table Subtle 2" w:semiHidden="1" w:unhideWhenUsed="1"/>
+    <w:lsdException w:name="Table Web 1" w:semiHidden="1" w:unhideWhenUsed="1"/>
+    <w:lsdException w:name="Table Web 2" w:semiHidden="1" w:unhideWhenUsed="1"/>
+    <w:lsdException w:name="Table Web 3" w:semiHidden="1" w:unhideWhenUsed="1"/>
+    <w:lsdException w:name="Balloon Text" w:semiHidden="1" w:unhideWhenUsed="1"/>
+    <w:lsdException w:name="Table Grid" w:semiHidden="1" w:uiPriority="39" w:unhideWhenUsed="1"/>
+    <w:lsdException w:name="Table Theme" w:semiHidden="1" w:unhideWhenUsed="1"/>
+    <w:lsdException w:name="Placeholder Text" w:semiHidden="1"/>
+    <w:lsdException w:name="No Spacing" w:uiPriority="1" w:qFormat="1"/>
+    <w:lsdException w:name="Light Shading" w:uiPriority="60"/>
+    <w:lsdException w:name="Light List" w:uiPriority="61"/>
+    <w:lsdException w:name="Light Grid" w:uiPriority="62"/>
+    <w:lsdException w:name="Medium Shading 1" w:uiPriority="63"/>
+    <w:lsdException w:name="Medium Shading 2" w:uiPriority="64"/>
+    <w:lsdException w:name="Medium List 1" w:uiPriority="65"/>
+    <w:lsdException w:name="Medium List 2" w:uiPriority="66"/>
+    <w:lsdException w:name="Medium Grid 1" w:uiPriority="67"/>
+    <w:lsdException w:name="Medium Grid 2" w:uiPriority="68"/>
+    <w:lsdException w:name="Medium Grid 3" w:uiPriority="69"/>
+    <w:lsdException w:name="Dark List" w:uiPriority="70"/>
+    <w:lsdException w:name="Colorful Shading" w:uiPriority="71"/>
+    <w:lsdException w:name="Colorful List" w:uiPriority="72"/>
+    <w:lsdException w:name="Colorful Grid" w:uiPriority="73"/>
+    <w:lsdException w:name="Light Shading Accent 1" w:uiPriority="60"/>
+    <w:lsdException w:name="Light List Accent 1" w:uiPriority="61"/>
+    <w:lsdException w:name="Light Grid Accent 1" w:uiPriority="62"/>
+    <w:lsdException w:name="Medium Shading 1 Accent 1" w:uiPriority="63"/>
+    <w:lsdException w:name="Medium Shading 2 Accent 1" w:uiPriority="64"/>
+    <w:lsdException w:name="Medium List 1 Accent 1" w:uiPriority="65"/>
+    <w:lsdException w:name="Revision" w:semiHidden="1"/>
+    <w:lsdException w:name="List Paragraph" w:uiPriority="34" w:qFormat="1"/>
+    <w:lsdException w:name="Quote" w:uiPriority="29" w:qFormat="1"/>
+    <w:lsdException w:name="Intense Quote" w:uiPriority="30" w:qFormat="1"/>
+    <w:lsdException w:name="Medium List 2 Accent 1" w:uiPriority="66"/>
+    <w:lsdException w:name="Medium Grid 1 Accent 1" w:uiPriority="67"/>
+    <w:lsdException w:name="Medium Grid 2 Accent 1" w:uiPriority="68"/>
+    <w:lsdException w:name="Medium Grid 3 Accent 1" w:uiPriority="69"/>
+    <w:lsdException w:name="Dark List Accent 1" w:uiPriority="70"/>
+    <w:lsdException w:name="Colorful Shading Accent 1" w:uiPriority="71"/>
+    <w:lsdException w:name="Colorful List Accent 1" w:uiPriority="72"/>
+    <w:lsdException w:name="Colorful Grid Accent 1" w:uiPriority="73"/>
+    <w:lsdException w:name="Light Shading Accent 2" w:uiPriority="60"/>
+    <w:lsdException w:name="Light List Accent 2" w:uiPriority="61"/>
+    <w:lsdException w:name="Light Grid Accent 2" w:uiPriority="62"/>
+    <w:lsdException w:name="Medium Shading 1 Accent 2" w:uiPriority="63"/>
+    <w:lsdException w:name="Medium Shading 2 Accent 2" w:uiPriority="64"/>
+    <w:lsdException w:name="Medium List 1 Accent 2" w:uiPriority="65"/>
+    <w:lsdException w:name="Medium List 2 Accent 2" w:uiPriority="66"/>
+    <w:lsdException w:name="Medium Grid 1 Accent 2" w:uiPriority="67"/>
+    <w:lsdException w:name="Medium Grid 2 Accent 2" w:uiPriority="68"/>
+    <w:lsdException w:name="Medium Grid 3 Accent 2" w:uiPriority="69"/>
+    <w:lsdException w:name="Dark List Accent 2" w:uiPriority="70"/>
+    <w:lsdException w:name="Colorful Shading Accent 2" w:uiPriority="71"/>
+    <w:lsdException w:name="Colorful List Accent 2" w:uiPriority="72"/>
+    <w:lsdException w:name="Colorful Grid Accent 2" w:uiPriority="73"/>
+    <w:lsdException w:name="Light Shading Accent 3" w:uiPriority="60"/>
+    <w:lsdException w:name="Light List Accent 3" w:uiPriority="61"/>
+    <w:lsdException w:name="Light Grid Accent 3" w:uiPriority="62"/>
+    <w:lsdException w:name="Medium Shading 1 Accent 3" w:uiPriority="63"/>
+    <w:lsdException w:name="Medium Shading 2 Accent 3" w:uiPriority="64"/>
+    <w:lsdException w:name="Medium List 1 Accent 3" w:uiPriority="65"/>
+    <w:lsdException w:name="Medium List 2 Accent 3" w:uiPriority="66"/>
+    <w:lsdException w:name="Medium Grid 1 Accent 3" w:uiPriority="67"/>
+    <w:lsdException w:name="Medium Grid 2 Accent 3" w:uiPriority="68"/>
+    <w:lsdException w:name="Medium Grid 3 Accent 3" w:uiPriority="69"/>
+    <w:lsdException w:name="Dark List Accent 3" w:uiPriority="70"/>
+    <w:lsdException w:name="Colorful Shading Accent 3" w:uiPriority="71"/>
+    <w:lsdException w:name="Colorful List Accent 3" w:uiPriority="72"/>
+    <w:lsdException w:name="Colorful Grid Accent 3" w:uiPriority="73"/>
+    <w:lsdException w:name="Light Shading Accent 4" w:uiPriority="60"/>
+    <w:lsdException w:name="Light List Accent 4" w:uiPriority="61"/>
+    <w:lsdException w:name="Light Grid Accent 4" w:uiPriority="62"/>
+    <w:lsdException w:name="Medium Shading 1 Accent 4" w:uiPriority="63"/>
+    <w:lsdException w:name="Medium Shading 2 Accent 4" w:uiPriority="64"/>
+    <w:lsdException w:name="Medium List 1 Accent 4" w:uiPriority="65"/>
+    <w:lsdException w:name="Medium List 2 Accent 4" w:uiPriority="66"/>
+    <w:lsdException w:name="Medium Grid 1 Accent 4" w:uiPriority="67"/>
+    <w:lsdException w:name="Medium Grid 2 Accent 4" w:uiPriority="68"/>
+    <w:lsdException w:name="Medium Grid 3 Accent 4" w:uiPriority="69"/>
+    <w:lsdException w:name="Dark List Accent 4" w:uiPriority="70"/>
+    <w:lsdException w:name="Colorful Shading Accent 4" w:uiPriority="71"/>
+    <w:lsdException w:name="Colorful List Accent 4" w:uiPriority="72"/>
+    <w:lsdException w:name="Colorful Grid Accent 4" w:uiPriority="73"/>
+    <w:lsdException w:name="Light Shading Accent 5" w:uiPriority="60"/>
+    <w:lsdException w:name="Light List Accent 5" w:uiPriority="61"/>
+    <w:lsdException w:name="Light Grid Accent 5" w:uiPriority="62"/>
+    <w:lsdException w:name="Medium Shading 1 Accent 5" w:uiPriority="63"/>
+    <w:lsdException w:name="Medium Shading 2 Accent 5" w:uiPriority="64"/>
+    <w:lsdException w:name="Medium List 1 Accent 5" w:uiPriority="65"/>
+    <w:lsdException w:name="Medium List 2 Accent 5" w:uiPriority="66"/>
+    <w:lsdException w:name="Medium Grid 1 Accent 5" w:uiPriority="67"/>
+    <w:lsdException w:name="Medium Grid 2 Accent 5" w:uiPriority="68"/>
+    <w:lsdException w:name="Medium Grid 3 Accent 5" w:uiPriority="69"/>
+    <w:lsdException w:name="Dark List Accent 5" w:uiPriority="70"/>
+    <w:lsdException w:name="Colorful Shading Accent 5" w:uiPriority="71"/>
+    <w:lsdException w:name="Colorful List Accent 5" w:uiPriority="72"/>
+    <w:lsdException w:name="Colorful Grid Accent 5" w:uiPriority="73"/>
+    <w:lsdException w:name="Light Shading Accent 6" w:uiPriority="60"/>
+    <w:lsdException w:name="Light List Accent 6" w:uiPriority="61"/>
+    <w:lsdException w:name="Light Grid Accent 6" w:uiPriority="62"/>
+    <w:lsdException w:name="Medium Shading 1 Accent 6" w:uiPriority="63"/>
+    <w:lsdException w:name="Medium Shading 2 Accent 6" w:uiPriority="64"/>
+    <w:lsdException w:name="Medium List 1 Accent 6" w:uiPriority="65"/>
+    <w:lsdException w:name="Medium List 2 Accent 6" w:uiPriority="66"/>
+    <w:lsdException w:name="Medium Grid 1 Accent 6" w:uiPriority="67"/>
+    <w:lsdException w:name="Medium Grid 2 Accent 6" w:uiPriority="68"/>
+    <w:lsdException w:name="Medium Grid 3 Accent 6" w:uiPriority="69"/>
+    <w:lsdException w:name="Dark List Accent 6" w:uiPriority="70"/>
+    <w:lsdException w:name="Colorful Shading Accent 6" w:uiPriority="71"/>
+    <w:lsdException w:name="Colorful List Accent 6" w:uiPriority="72"/>
+    <w:lsdException w:name="Colorful Grid Accent 6" w:uiPriority="73"/>
+    <w:lsdException w:name="Subtle Emphasis" w:uiPriority="19" w:qFormat="1"/>
+    <w:lsdException w:name="Intense Emphasis" w:uiPriority="21" w:qFormat="1"/>
+    <w:lsdException w:name="Subtle Reference" w:uiPriority="31" w:qFormat="1"/>
+    <w:lsdException w:name="Intense Reference" w:uiPriority="32" w:qFormat="1"/>
+    <w:lsdException w:name="Book Title" w:uiPriority="33" w:qFormat="1"/>
+    <w:lsdException w:name="Bibliography" w:semiHidden="1" w:uiPriority="37" w:unhideWhenUsed="1"/>
+    <w:lsdException w:name="TOC Heading" w:semiHidden="1" w:uiPriority="39" w:unhideWhenUsed="1" w:qFormat="1"/>
+    <w:lsdException w:name="Plain Table 1" w:uiPriority="41"/>
+    <w:lsdException w:name="Plain Table 2" w:uiPriority="42"/>
+    <w:lsdException w:name="Plain Table 3" w:uiPriority="43"/>
+    <w:lsdException w:name="Plain Table 4" w:uiPriority="44"/>
+    <w:lsdException w:name="Plain Table 5" w:uiPriority="45"/>
+    <w:lsdException w:name="Grid Table Light" w:uiPriority="40"/>
+    <w:lsdException w:name="Grid Table 1 Light" w:uiPriority="46"/>
+    <w:lsdException w:name="Grid Table 2" w:uiPriority="47"/>
+    <w:lsdException w:name="Grid Table 3" w:uiPriority="48"/>
+    <w:lsdException w:name="Grid Table 4" w:uiPriority="49"/>
+    <w:lsdException w:name="Grid Table 5 Dark" w:uiPriority="50"/>
+    <w:lsdException w:name="Grid Table 6 Colorful" w:uiPriority="51"/>
+    <w:lsdException w:name="Grid Table 7 Colorful" w:uiPriority="52"/>
+    <w:lsdException w:name="Grid Table 1 Light Accent 1" w:uiPriority="46"/>
+    <w:lsdException w:name="Grid Table 2 Accent 1" w:uiPriority="47"/>
+    <w:lsdException w:name="Grid Table 3 Accent 1" w:uiPriority="48"/>
+    <w:lsdException w:name="Grid Table 4 Accent 1" w:uiPriority="49"/>
+    <w:lsdException w:name="Grid Table 5 Dark Accent 1" w:uiPriority="50"/>
+    <w:lsdException w:name="Grid Table 6 Colorful Accent 1" w:uiPriority="51"/>
+    <w:lsdException w:name="Grid Table 7 Colorful Accent 1" w:uiPriority="52"/>
+    <w:lsdException w:name="Grid Table 1 Light Accent 2" w:uiPriority="46"/>
+    <w:lsdException w:name="Grid Table 2 Accent 2" w:uiPriority="47"/>
+    <w:lsdException w:name="Grid Table 3 Accent 2" w:uiPriority="48"/>
+    <w:lsdException w:name="Grid Table 4 Accent 2" w:uiPriority="49"/>
+    <w:lsdException w:name="Grid Table 5 Dark Accent 2" w:uiPriority="50"/>
+    <w:lsdException w:name="Grid Table 6 Colorful Accent 2" w:uiPriority="51"/>
+    <w:lsdException w:name="Grid Table 7 Colorful Accent 2" w:uiPriority="52"/>
+    <w:lsdException w:name="Grid Table 1 Light Accent 3" w:uiPriority="46"/>
+    <w:lsdException w:name="Grid Table 2 Accent 3" w:uiPriority="47"/>
+    <w:lsdException w:name="Grid Table 3 Accent 3" w:uiPriority="48"/>
+    <w:lsdException w:name="Grid Table 4 Accent 3" w:uiPriority="49"/>
+    <w:lsdException w:name="Grid Table 5 Dark Accent 3" w:uiPriority="50"/>
+    <w:lsdException w:name="Grid Table 6 Colorful Accent 3" w:uiPriority="51"/>
+    <w:lsdException w:name="Grid Table 7 Colorful Accent 3" w:uiPriority="52"/>
+    <w:lsdException w:name="Grid Table 1 Light Accent 4" w:uiPriority="46"/>
+    <w:lsdException w:name="Grid Table 2 Accent 4" w:uiPriority="47"/>
+    <w:lsdException w:name="Grid Table 3 Accent 4" w:uiPriority="48"/>
+    <w:lsdException w:name="Grid Table 4 Accent 4" w:uiPriority="49"/>
+    <w:lsdException w:name="Grid Table 5 Dark Accent 4" w:uiPriority="50"/>
+    <w:lsdException w:name="Grid Table 6 Colorful Accent 4" w:uiPriority="51"/>
+    <w:lsdException w:name="Grid Table 7 Colorful Accent 4" w:uiPriority="52"/>
+    <w:lsdException w:name="Grid Table 1 Light Accent 5" w:uiPriority="46"/>
+    <w:lsdException w:name="Grid Table 2 Accent 5" w:uiPriority="47"/>
+    <w:lsdException w:name="Grid Table 3 Accent 5" w:uiPriority="48"/>
+    <w:lsdException w:name="Grid Table 4 Accent 5" w:uiPriority="49"/>
+    <w:lsdException w:name="Grid Table 5 Dark Accent 5" w:uiPriority="50"/>
+    <w:lsdException w:name="Grid Table 6 Colorful Accent 5" w:uiPriority="51"/>
+    <w:lsdException w:name="Grid Table 7 Colorful Accent 5" w:uiPriority="52"/>
+    <w:lsdException w:name="Grid Table 1 Light Accent 6" w:uiPriority="46"/>
+    <w:lsdException w:name="Grid Table 2 Accent 6" w:uiPriority="47"/>
+    <w:lsdException w:name="Grid Table 3 Accent 6" w:uiPriority="48"/>
+    <w:lsdException w:name="Grid Table 4 Accent 6" w:uiPriority="49"/>
+    <w:lsdException w:name="Grid Table 5 Dark Accent 6" w:uiPriority="50"/>
+    <w:lsdException w:name="Grid Table 6 Colorful Accent 6" w:uiPriority="51"/>
+    <w:lsdException w:name="Grid Table 7 Colorful Accent 6" w:uiPriority="52"/>
+    <w:lsdException w:name="List Table 1 Light" w:uiPriority="46"/>
+    <w:lsdException w:name="List Table 2" w:uiPriority="47"/>
+    <w:lsdException w:name="List Table 3" w:uiPriority="48"/>
+    <w:lsdException w:name="List Table 4" w:uiPriority="49"/>
+    <w:lsdException w:name="List Table 5 Dark" w:uiPriority="50"/>
+    <w:lsdException w:name="List Table 6 Colorful" w:uiPriority="51"/>
+    <w:lsdException w:name="List Table 7 Colorful" w:uiPriority="52"/>
+    <w:lsdException w:name="List Table 1 Light Accent 1" w:uiPriority="46"/>
+    <w:lsdException w:name="List Table 2 Accent 1" w:uiPriority="47"/>
+    <w:lsdException w:name="List Table 3 Accent 1" w:uiPriority="48"/>
+    <w:lsdException w:name="List Table 4 Accent 1" w:uiPriority="49"/>
+    <w:lsdException w:name="List Table 5 Dark Accent 1" w:uiPriority="50"/>
+    <w:lsdException w:name="List Table 6 Colorful Accent 1" w:uiPriority="51"/>
+    <w:lsdException w:name="List Table 7 Colorful Accent 1" w:uiPriority="52"/>
+    <w:lsdException w:name="List Table 1 Light Accent 2" w:uiPriority="46"/>
+    <w:lsdException w:name="List Table 2 Accent 2" w:uiPriority="47"/>
+    <w:lsdException w:name="List Table 3 Accent 2" w:uiPriority="48"/>
+    <w:lsdException w:name="List Table 4 Accent 2" w:uiPriority="49"/>
+    <w:lsdException w:name="List Table 5 Dark Accent 2" w:uiPriority="50"/>
+    <w:lsdException w:name="List Table 6 Colorful Accent 2" w:uiPriority="51"/>
+    <w:lsdException w:name="List Table 7 Colorful Accent 2" w:uiPriority="52"/>
+    <w:lsdException w:name="List Table 1 Light Accent 3" w:uiPriority="46"/>
+    <w:lsdException w:name="List Table 2 Accent 3" w:uiPriority="47"/>
+    <w:lsdException w:name="List Table 3 Accent 3" w:uiPriority="48"/>
+    <w:lsdException w:name="List Table 4 Accent 3" w:uiPriority="49"/>
+    <w:lsdException w:name="List Table 5 Dark Accent 3" w:uiPriority="50"/>
+    <w:lsdException w:name="List Table 6 Colorful Accent 3" w:uiPriority="51"/>
+    <w:lsdException w:name="List Table 7 Colorful Accent 3" w:uiPriority="52"/>
+    <w:lsdException w:name="List Table 1 Light Accent 4" w:uiPriority="46"/>
+    <w:lsdException w:name="List Table 2 Accent 4" w:uiPriority="47"/>
+    <w:lsdException w:name="List Table 3 Accent 4" w:uiPriority="48"/>
+    <w:lsdException w:name="List Table 4 Accent 4" w:uiPriority="49"/>
+    <w:lsdException w:name="List Table 5 Dark Accent 4" w:uiPriority="50"/>
+    <w:lsdException w:name="List Table 6 Colorful Accent 4" w:uiPriority="51"/>
+    <w:lsdException w:name="List Table 7 Colorful Accent 4" w:uiPriority="52"/>
+    <w:lsdException w:name="List Table 1 Light Accent 5" w:uiPriority="46"/>
+    <w:lsdException w:name="List Table 2 Accent 5" w:uiPriority="47"/>
+    <w:lsdException w:name="List Table 3 Accent 5" w:uiPriority="48"/>
+    <w:lsdException w:name="List Table 4 Accent 5" w:uiPriority="49"/>
+    <w:lsdException w:name="List Table 5 Dark Accent 5" w:uiPriority="50"/>
+    <w:lsdException w:name="List Table 6 Colorful Accent 5" w:uiPriority="51"/>
+    <w:lsdException w:name="List Table 7 Colorful Accent 5" w:uiPriority="52"/>
+    <w:lsdException w:name="List Table 1 Light Accent 6" w:uiPriority="46"/>
+    <w:lsdException w:name="List Table 2 Accent 6" w:uiPriority="47"/>
+    <w:lsdException w:name="List Table 3 Accent 6" w:uiPriority="48"/>
+    <w:lsdException w:name="List Table 4 Accent 6" w:uiPriority="49"/>
+    <w:lsdException w:name="List Table 5 Dark Accent 6" w:uiPriority="50"/>
+    <w:lsdException w:name="List Table 6 Colorful Accent 6" w:uiPriority="51"/>
+    <w:lsdException w:name="List Table 7 Colorful Accent 6" w:uiPriority="52"/>
+    <w:lsdException w:name="Mention" w:semiHidden="1" w:unhideWhenUsed="1"/>
+    <w:lsdException w:name="Smart Hyperlink" w:semiHidden="1" w:unhideWhenUsed="1"/>
+    <w:lsdException w:name="Hashtag" w:semiHidden="1" w:unhideWhenUsed="1"/>
+    <w:lsdException w:name="Unresolved Mention" w:semiHidden="1" w:unhideWhenUsed="1"/>
+    <w:lsdException w:name="Smart Link" w:semiHidden="1" w:unhideWhenUsed="1"/>
   </w:latentStyles>
   <w:style w:type="paragraph" w:default="1" w:styleId="Normal">
     <w:name w:val="Normal"/>
@@ -5601,8 +5055,8 @@
     <w:qFormat/>
     <w:rsid w:val="000F4FEF"/>
   </w:style>
-  <w:style w:type="character" w:customStyle="1" w:styleId="UnresolvedMention">
-    <w:name w:val="Unresolved Mention"/>
+  <w:style w:type="character" w:customStyle="1" w:styleId="UnresolvedMention1">
+    <w:name w:val="Unresolved Mention1"/>
     <w:basedOn w:val="DefaultParagraphFont"/>
     <w:uiPriority w:val="99"/>
     <w:semiHidden/>
@@ -6194,1743 +5648,17 @@
       </w:tblBorders>
     </w:tblPr>
   </w:style>
-</w:styles>
-</file>
-
-<file path=word/stylesWithEffects.xml><?xml version="1.0" encoding="utf-8"?>
-<w:styles xmlns:wpc="http://schemas.microsoft.com/office/word/2010/wordprocessingCanvas" xmlns:mc="http://schemas.openxmlformats.org/markup-compatibility/2006" xmlns:o="urn:schemas-microsoft-com:office:office" xmlns:r="http://schemas.openxmlformats.org/officeDocument/2006/relationships" xmlns:m="http://schemas.openxmlformats.org/officeDocument/2006/math" xmlns:v="urn:schemas-microsoft-com:vml" xmlns:wp14="http://schemas.microsoft.com/office/word/2010/wordprocessingDrawing" xmlns:wp="http://schemas.openxmlformats.org/drawingml/2006/wordprocessingDrawing" xmlns:w10="urn:schemas-microsoft-com:office:word" xmlns:w="http://schemas.openxmlformats.org/wordprocessingml/2006/main" xmlns:w14="http://schemas.microsoft.com/office/word/2010/wordml" xmlns:wpg="http://schemas.microsoft.com/office/word/2010/wordprocessingGroup" xmlns:wpi="http://schemas.microsoft.com/office/word/2010/wordprocessingInk" xmlns:wne="http://schemas.microsoft.com/office/word/2006/wordml" xmlns:wps="http://schemas.microsoft.com/office/word/2010/wordprocessingShape" mc:Ignorable="w14 wp14">
-  <w:docDefaults>
-    <w:rPrDefault>
-      <w:rPr>
-        <w:rFonts w:asciiTheme="minorHAnsi" w:eastAsia="Arial" w:hAnsiTheme="minorHAnsi" w:cstheme="minorBidi"/>
-        <w:sz w:val="22"/>
-        <w:szCs w:val="22"/>
-        <w:lang w:val="en-US" w:eastAsia="en-US" w:bidi="ar-SA"/>
-      </w:rPr>
-    </w:rPrDefault>
-    <w:pPrDefault>
-      <w:pPr>
-        <w:spacing w:beforeAutospacing="1" w:after="160" w:afterAutospacing="1" w:line="259" w:lineRule="auto"/>
-      </w:pPr>
-    </w:pPrDefault>
-  </w:docDefaults>
-  <w:latentStyles w:defLockedState="0" w:defUIPriority="99" w:defSemiHidden="1" w:defUnhideWhenUsed="1" w:defQFormat="0" w:count="267">
-    <w:lsdException w:name="Normal" w:semiHidden="0" w:uiPriority="0" w:unhideWhenUsed="0" w:qFormat="1"/>
-    <w:lsdException w:name="heading 1" w:semiHidden="0" w:uiPriority="9" w:unhideWhenUsed="0" w:qFormat="1"/>
-    <w:lsdException w:name="heading 2" w:uiPriority="9" w:qFormat="1"/>
-    <w:lsdException w:name="heading 3" w:uiPriority="9" w:qFormat="1"/>
-    <w:lsdException w:name="heading 4" w:uiPriority="9" w:qFormat="1"/>
-    <w:lsdException w:name="heading 5" w:uiPriority="9" w:qFormat="1"/>
-    <w:lsdException w:name="heading 6" w:uiPriority="9" w:qFormat="1"/>
-    <w:lsdException w:name="heading 7" w:uiPriority="9" w:qFormat="1"/>
-    <w:lsdException w:name="heading 8" w:uiPriority="9" w:qFormat="1"/>
-    <w:lsdException w:name="heading 9" w:uiPriority="9" w:qFormat="1"/>
-    <w:lsdException w:name="toc 1" w:uiPriority="39"/>
-    <w:lsdException w:name="toc 2" w:uiPriority="39"/>
-    <w:lsdException w:name="toc 3" w:uiPriority="39"/>
-    <w:lsdException w:name="toc 4" w:uiPriority="39"/>
-    <w:lsdException w:name="toc 5" w:uiPriority="39"/>
-    <w:lsdException w:name="toc 6" w:uiPriority="39"/>
-    <w:lsdException w:name="toc 7" w:uiPriority="39"/>
-    <w:lsdException w:name="toc 8" w:uiPriority="39"/>
-    <w:lsdException w:name="toc 9" w:uiPriority="39"/>
-    <w:lsdException w:name="annotation text" w:qFormat="1"/>
-    <w:lsdException w:name="caption" w:uiPriority="35" w:qFormat="1"/>
-    <w:lsdException w:name="annotation reference" w:qFormat="1"/>
-    <w:lsdException w:name="Title" w:semiHidden="0" w:uiPriority="10" w:unhideWhenUsed="0" w:qFormat="1"/>
-    <w:lsdException w:name="Default Paragraph Font" w:uiPriority="1"/>
-    <w:lsdException w:name="Body Text" w:uiPriority="1" w:qFormat="1"/>
-    <w:lsdException w:name="Subtitle" w:semiHidden="0" w:uiPriority="11" w:unhideWhenUsed="0" w:qFormat="1"/>
-    <w:lsdException w:name="Strong" w:semiHidden="0" w:uiPriority="22" w:unhideWhenUsed="0" w:qFormat="1"/>
-    <w:lsdException w:name="Emphasis" w:semiHidden="0" w:uiPriority="20" w:unhideWhenUsed="0" w:qFormat="1"/>
-    <w:lsdException w:name="Table Grid" w:semiHidden="0" w:uiPriority="39" w:unhideWhenUsed="0"/>
-    <w:lsdException w:name="Placeholder Text" w:unhideWhenUsed="0"/>
-    <w:lsdException w:name="No Spacing" w:semiHidden="0" w:uiPriority="1" w:unhideWhenUsed="0" w:qFormat="1"/>
-    <w:lsdException w:name="Light Shading" w:semiHidden="0" w:uiPriority="60" w:unhideWhenUsed="0"/>
-    <w:lsdException w:name="Light List" w:semiHidden="0" w:uiPriority="61" w:unhideWhenUsed="0"/>
-    <w:lsdException w:name="Light Grid" w:semiHidden="0" w:uiPriority="62" w:unhideWhenUsed="0"/>
-    <w:lsdException w:name="Medium Shading 1" w:semiHidden="0" w:uiPriority="63" w:unhideWhenUsed="0"/>
-    <w:lsdException w:name="Medium Shading 2" w:semiHidden="0" w:uiPriority="64" w:unhideWhenUsed="0"/>
-    <w:lsdException w:name="Medium List 1" w:semiHidden="0" w:uiPriority="65" w:unhideWhenUsed="0"/>
-    <w:lsdException w:name="Medium List 2" w:semiHidden="0" w:uiPriority="66" w:unhideWhenUsed="0"/>
-    <w:lsdException w:name="Medium Grid 1" w:semiHidden="0" w:uiPriority="67" w:unhideWhenUsed="0"/>
-    <w:lsdException w:name="Medium Grid 2" w:semiHidden="0" w:uiPriority="68" w:unhideWhenUsed="0"/>
-    <w:lsdException w:name="Medium Grid 3" w:semiHidden="0" w:uiPriority="69" w:unhideWhenUsed="0"/>
-    <w:lsdException w:name="Dark List" w:semiHidden="0" w:uiPriority="70" w:unhideWhenUsed="0"/>
-    <w:lsdException w:name="Colorful Shading" w:semiHidden="0" w:uiPriority="71" w:unhideWhenUsed="0"/>
-    <w:lsdException w:name="Colorful List" w:semiHidden="0" w:uiPriority="72" w:unhideWhenUsed="0"/>
-    <w:lsdException w:name="Colorful Grid" w:semiHidden="0" w:uiPriority="73" w:unhideWhenUsed="0"/>
-    <w:lsdException w:name="Light Shading Accent 1" w:semiHidden="0" w:uiPriority="60" w:unhideWhenUsed="0"/>
-    <w:lsdException w:name="Light List Accent 1" w:semiHidden="0" w:uiPriority="61" w:unhideWhenUsed="0"/>
-    <w:lsdException w:name="Light Grid Accent 1" w:semiHidden="0" w:uiPriority="62" w:unhideWhenUsed="0"/>
-    <w:lsdException w:name="Medium Shading 1 Accent 1" w:semiHidden="0" w:uiPriority="63" w:unhideWhenUsed="0"/>
-    <w:lsdException w:name="Medium Shading 2 Accent 1" w:semiHidden="0" w:uiPriority="64" w:unhideWhenUsed="0"/>
-    <w:lsdException w:name="Medium List 1 Accent 1" w:semiHidden="0" w:uiPriority="65" w:unhideWhenUsed="0"/>
-    <w:lsdException w:name="Revision" w:unhideWhenUsed="0"/>
-    <w:lsdException w:name="List Paragraph" w:semiHidden="0" w:uiPriority="34" w:unhideWhenUsed="0" w:qFormat="1"/>
-    <w:lsdException w:name="Quote" w:semiHidden="0" w:uiPriority="29" w:unhideWhenUsed="0" w:qFormat="1"/>
-    <w:lsdException w:name="Intense Quote" w:semiHidden="0" w:uiPriority="30" w:unhideWhenUsed="0" w:qFormat="1"/>
-    <w:lsdException w:name="Medium List 2 Accent 1" w:semiHidden="0" w:uiPriority="66" w:unhideWhenUsed="0"/>
-    <w:lsdException w:name="Medium Grid 1 Accent 1" w:semiHidden="0" w:uiPriority="67" w:unhideWhenUsed="0"/>
-    <w:lsdException w:name="Medium Grid 2 Accent 1" w:semiHidden="0" w:uiPriority="68" w:unhideWhenUsed="0"/>
-    <w:lsdException w:name="Medium Grid 3 Accent 1" w:semiHidden="0" w:uiPriority="69" w:unhideWhenUsed="0"/>
-    <w:lsdException w:name="Dark List Accent 1" w:semiHidden="0" w:uiPriority="70" w:unhideWhenUsed="0"/>
-    <w:lsdException w:name="Colorful Shading Accent 1" w:semiHidden="0" w:uiPriority="71" w:unhideWhenUsed="0"/>
-    <w:lsdException w:name="Colorful List Accent 1" w:semiHidden="0" w:uiPriority="72" w:unhideWhenUsed="0"/>
-    <w:lsdException w:name="Colorful Grid Accent 1" w:semiHidden="0" w:uiPriority="73" w:unhideWhenUsed="0"/>
-    <w:lsdException w:name="Light Shading Accent 2" w:semiHidden="0" w:uiPriority="60" w:unhideWhenUsed="0"/>
-    <w:lsdException w:name="Light List Accent 2" w:semiHidden="0" w:uiPriority="61" w:unhideWhenUsed="0"/>
-    <w:lsdException w:name="Light Grid Accent 2" w:semiHidden="0" w:uiPriority="62" w:unhideWhenUsed="0"/>
-    <w:lsdException w:name="Medium Shading 1 Accent 2" w:semiHidden="0" w:uiPriority="63" w:unhideWhenUsed="0"/>
-    <w:lsdException w:name="Medium Shading 2 Accent 2" w:semiHidden="0" w:uiPriority="64" w:unhideWhenUsed="0"/>
-    <w:lsdException w:name="Medium List 1 Accent 2" w:semiHidden="0" w:uiPriority="65" w:unhideWhenUsed="0"/>
-    <w:lsdException w:name="Medium List 2 Accent 2" w:semiHidden="0" w:uiPriority="66" w:unhideWhenUsed="0"/>
-    <w:lsdException w:name="Medium Grid 1 Accent 2" w:semiHidden="0" w:uiPriority="67" w:unhideWhenUsed="0"/>
-    <w:lsdException w:name="Medium Grid 2 Accent 2" w:semiHidden="0" w:uiPriority="68" w:unhideWhenUsed="0"/>
-    <w:lsdException w:name="Medium Grid 3 Accent 2" w:semiHidden="0" w:uiPriority="69" w:unhideWhenUsed="0"/>
-    <w:lsdException w:name="Dark List Accent 2" w:semiHidden="0" w:uiPriority="70" w:unhideWhenUsed="0"/>
-    <w:lsdException w:name="Colorful Shading Accent 2" w:semiHidden="0" w:uiPriority="71" w:unhideWhenUsed="0"/>
-    <w:lsdException w:name="Colorful List Accent 2" w:semiHidden="0" w:uiPriority="72" w:unhideWhenUsed="0"/>
-    <w:lsdException w:name="Colorful Grid Accent 2" w:semiHidden="0" w:uiPriority="73" w:unhideWhenUsed="0"/>
-    <w:lsdException w:name="Light Shading Accent 3" w:semiHidden="0" w:uiPriority="60" w:unhideWhenUsed="0"/>
-    <w:lsdException w:name="Light List Accent 3" w:semiHidden="0" w:uiPriority="61" w:unhideWhenUsed="0"/>
-    <w:lsdException w:name="Light Grid Accent 3" w:semiHidden="0" w:uiPriority="62" w:unhideWhenUsed="0"/>
-    <w:lsdException w:name="Medium Shading 1 Accent 3" w:semiHidden="0" w:uiPriority="63" w:unhideWhenUsed="0"/>
-    <w:lsdException w:name="Medium Shading 2 Accent 3" w:semiHidden="0" w:uiPriority="64" w:unhideWhenUsed="0"/>
-    <w:lsdException w:name="Medium List 1 Accent 3" w:semiHidden="0" w:uiPriority="65" w:unhideWhenUsed="0"/>
-    <w:lsdException w:name="Medium List 2 Accent 3" w:semiHidden="0" w:uiPriority="66" w:unhideWhenUsed="0"/>
-    <w:lsdException w:name="Medium Grid 1 Accent 3" w:semiHidden="0" w:uiPriority="67" w:unhideWhenUsed="0"/>
-    <w:lsdException w:name="Medium Grid 2 Accent 3" w:semiHidden="0" w:uiPriority="68" w:unhideWhenUsed="0"/>
-    <w:lsdException w:name="Medium Grid 3 Accent 3" w:semiHidden="0" w:uiPriority="69" w:unhideWhenUsed="0"/>
-    <w:lsdException w:name="Dark List Accent 3" w:semiHidden="0" w:uiPriority="70" w:unhideWhenUsed="0"/>
-    <w:lsdException w:name="Colorful Shading Accent 3" w:semiHidden="0" w:uiPriority="71" w:unhideWhenUsed="0"/>
-    <w:lsdException w:name="Colorful List Accent 3" w:semiHidden="0" w:uiPriority="72" w:unhideWhenUsed="0"/>
-    <w:lsdException w:name="Colorful Grid Accent 3" w:semiHidden="0" w:uiPriority="73" w:unhideWhenUsed="0"/>
-    <w:lsdException w:name="Light Shading Accent 4" w:semiHidden="0" w:uiPriority="60" w:unhideWhenUsed="0"/>
-    <w:lsdException w:name="Light List Accent 4" w:semiHidden="0" w:uiPriority="61" w:unhideWhenUsed="0"/>
-    <w:lsdException w:name="Light Grid Accent 4" w:semiHidden="0" w:uiPriority="62" w:unhideWhenUsed="0"/>
-    <w:lsdException w:name="Medium Shading 1 Accent 4" w:semiHidden="0" w:uiPriority="63" w:unhideWhenUsed="0"/>
-    <w:lsdException w:name="Medium Shading 2 Accent 4" w:semiHidden="0" w:uiPriority="64" w:unhideWhenUsed="0"/>
-    <w:lsdException w:name="Medium List 1 Accent 4" w:semiHidden="0" w:uiPriority="65" w:unhideWhenUsed="0"/>
-    <w:lsdException w:name="Medium List 2 Accent 4" w:semiHidden="0" w:uiPriority="66" w:unhideWhenUsed="0"/>
-    <w:lsdException w:name="Medium Grid 1 Accent 4" w:semiHidden="0" w:uiPriority="67" w:unhideWhenUsed="0"/>
-    <w:lsdException w:name="Medium Grid 2 Accent 4" w:semiHidden="0" w:uiPriority="68" w:unhideWhenUsed="0"/>
-    <w:lsdException w:name="Medium Grid 3 Accent 4" w:semiHidden="0" w:uiPriority="69" w:unhideWhenUsed="0"/>
-    <w:lsdException w:name="Dark List Accent 4" w:semiHidden="0" w:uiPriority="70" w:unhideWhenUsed="0"/>
-    <w:lsdException w:name="Colorful Shading Accent 4" w:semiHidden="0" w:uiPriority="71" w:unhideWhenUsed="0"/>
-    <w:lsdException w:name="Colorful List Accent 4" w:semiHidden="0" w:uiPriority="72" w:unhideWhenUsed="0"/>
-    <w:lsdException w:name="Colorful Grid Accent 4" w:semiHidden="0" w:uiPriority="73" w:unhideWhenUsed="0"/>
-    <w:lsdException w:name="Light Shading Accent 5" w:semiHidden="0" w:uiPriority="60" w:unhideWhenUsed="0"/>
-    <w:lsdException w:name="Light List Accent 5" w:semiHidden="0" w:uiPriority="61" w:unhideWhenUsed="0"/>
-    <w:lsdException w:name="Light Grid Accent 5" w:semiHidden="0" w:uiPriority="62" w:unhideWhenUsed="0"/>
-    <w:lsdException w:name="Medium Shading 1 Accent 5" w:semiHidden="0" w:uiPriority="63" w:unhideWhenUsed="0"/>
-    <w:lsdException w:name="Medium Shading 2 Accent 5" w:semiHidden="0" w:uiPriority="64" w:unhideWhenUsed="0"/>
-    <w:lsdException w:name="Medium List 1 Accent 5" w:semiHidden="0" w:uiPriority="65" w:unhideWhenUsed="0"/>
-    <w:lsdException w:name="Medium List 2 Accent 5" w:semiHidden="0" w:uiPriority="66" w:unhideWhenUsed="0"/>
-    <w:lsdException w:name="Medium Grid 1 Accent 5" w:semiHidden="0" w:uiPriority="67" w:unhideWhenUsed="0"/>
-    <w:lsdException w:name="Medium Grid 2 Accent 5" w:semiHidden="0" w:uiPriority="68" w:unhideWhenUsed="0"/>
-    <w:lsdException w:name="Medium Grid 3 Accent 5" w:semiHidden="0" w:uiPriority="69" w:unhideWhenUsed="0"/>
-    <w:lsdException w:name="Dark List Accent 5" w:semiHidden="0" w:uiPriority="70" w:unhideWhenUsed="0"/>
-    <w:lsdException w:name="Colorful Shading Accent 5" w:semiHidden="0" w:uiPriority="71" w:unhideWhenUsed="0"/>
-    <w:lsdException w:name="Colorful List Accent 5" w:semiHidden="0" w:uiPriority="72" w:unhideWhenUsed="0"/>
-    <w:lsdException w:name="Colorful Grid Accent 5" w:semiHidden="0" w:uiPriority="73" w:unhideWhenUsed="0"/>
-    <w:lsdException w:name="Light Shading Accent 6" w:semiHidden="0" w:uiPriority="60" w:unhideWhenUsed="0"/>
-    <w:lsdException w:name="Light List Accent 6" w:semiHidden="0" w:uiPriority="61" w:unhideWhenUsed="0"/>
-    <w:lsdException w:name="Light Grid Accent 6" w:semiHidden="0" w:uiPriority="62" w:unhideWhenUsed="0"/>
-    <w:lsdException w:name="Medium Shading 1 Accent 6" w:semiHidden="0" w:uiPriority="63" w:unhideWhenUsed="0"/>
-    <w:lsdException w:name="Medium Shading 2 Accent 6" w:semiHidden="0" w:uiPriority="64" w:unhideWhenUsed="0"/>
-    <w:lsdException w:name="Medium List 1 Accent 6" w:semiHidden="0" w:uiPriority="65" w:unhideWhenUsed="0"/>
-    <w:lsdException w:name="Medium List 2 Accent 6" w:semiHidden="0" w:uiPriority="66" w:unhideWhenUsed="0"/>
-    <w:lsdException w:name="Medium Grid 1 Accent 6" w:semiHidden="0" w:uiPriority="67" w:unhideWhenUsed="0"/>
-    <w:lsdException w:name="Medium Grid 2 Accent 6" w:semiHidden="0" w:uiPriority="68" w:unhideWhenUsed="0"/>
-    <w:lsdException w:name="Medium Grid 3 Accent 6" w:semiHidden="0" w:uiPriority="69" w:unhideWhenUsed="0"/>
-    <w:lsdException w:name="Dark List Accent 6" w:semiHidden="0" w:uiPriority="70" w:unhideWhenUsed="0"/>
-    <w:lsdException w:name="Colorful Shading Accent 6" w:semiHidden="0" w:uiPriority="71" w:unhideWhenUsed="0"/>
-    <w:lsdException w:name="Colorful List Accent 6" w:semiHidden="0" w:uiPriority="72" w:unhideWhenUsed="0"/>
-    <w:lsdException w:name="Colorful Grid Accent 6" w:semiHidden="0" w:uiPriority="73" w:unhideWhenUsed="0"/>
-    <w:lsdException w:name="Subtle Emphasis" w:semiHidden="0" w:uiPriority="19" w:unhideWhenUsed="0" w:qFormat="1"/>
-    <w:lsdException w:name="Intense Emphasis" w:semiHidden="0" w:uiPriority="21" w:unhideWhenUsed="0" w:qFormat="1"/>
-    <w:lsdException w:name="Subtle Reference" w:semiHidden="0" w:uiPriority="31" w:unhideWhenUsed="0" w:qFormat="1"/>
-    <w:lsdException w:name="Intense Reference" w:semiHidden="0" w:uiPriority="32" w:unhideWhenUsed="0" w:qFormat="1"/>
-    <w:lsdException w:name="Book Title" w:semiHidden="0" w:uiPriority="33" w:unhideWhenUsed="0" w:qFormat="1"/>
-    <w:lsdException w:name="Bibliography" w:uiPriority="37"/>
-    <w:lsdException w:name="TOC Heading" w:uiPriority="39" w:qFormat="1"/>
-  </w:latentStyles>
-  <w:style w:type="paragraph" w:default="1" w:styleId="Normal">
-    <w:name w:val="Normal"/>
-    <w:qFormat/>
-    <w:rsid w:val="000F4FEF"/>
-    <w:pPr>
-      <w:spacing w:before="-1" w:after="-1" w:line="240" w:lineRule="auto"/>
-    </w:pPr>
-    <w:rPr>
-      <w:rFonts w:ascii="Arial" w:hAnsi="Arial" w:cs="Arial"/>
-    </w:rPr>
-  </w:style>
-  <w:style w:type="paragraph" w:styleId="Heading1">
-    <w:name w:val="heading 1"/>
-    <w:basedOn w:val="Normal"/>
-    <w:link w:val="Heading1Char"/>
-    <w:uiPriority w:val="9"/>
-    <w:qFormat/>
-    <w:rsid w:val="000F4FEF"/>
-    <w:pPr>
-      <w:pBdr>
-        <w:bottom w:val="single" w:sz="4" w:space="1" w:color="A6A6A6" w:themeColor="background1" w:themeShade="A6"/>
-      </w:pBdr>
-      <w:spacing w:before="0" w:beforeAutospacing="0" w:after="100" w:line="276" w:lineRule="auto"/>
-      <w:outlineLvl w:val="0"/>
-    </w:pPr>
-    <w:rPr>
-      <w:rFonts w:ascii="Helvetica" w:hAnsi="Helvetica" w:cs="Helvetica"/>
-      <w:color w:val="0A2A78"/>
-      <w:spacing w:val="-4"/>
-      <w:sz w:val="40"/>
-      <w:szCs w:val="24"/>
-    </w:rPr>
-  </w:style>
-  <w:style w:type="paragraph" w:styleId="Heading2">
-    <w:name w:val="heading 2"/>
-    <w:basedOn w:val="Normal"/>
-    <w:next w:val="Normal"/>
-    <w:link w:val="Heading2Char"/>
-    <w:uiPriority w:val="9"/>
-    <w:unhideWhenUsed/>
-    <w:qFormat/>
-    <w:rsid w:val="000F4FEF"/>
-    <w:pPr>
-      <w:widowControl w:val="0"/>
-      <w:autoSpaceDE w:val="0"/>
-      <w:autoSpaceDN w:val="0"/>
-      <w:spacing w:before="0" w:beforeAutospacing="0" w:after="0" w:afterAutospacing="0" w:line="276" w:lineRule="auto"/>
-      <w:outlineLvl w:val="1"/>
-    </w:pPr>
-    <w:rPr>
-      <w:rFonts w:ascii="Helvetica" w:eastAsiaTheme="minorHAnsi" w:hAnsi="Helvetica" w:cs="Helvetica"/>
-      <w:color w:val="0A2A78"/>
-      <w:spacing w:val="-2"/>
-      <w:sz w:val="36"/>
-      <w:szCs w:val="24"/>
-    </w:rPr>
-  </w:style>
-  <w:style w:type="paragraph" w:styleId="Heading3">
-    <w:name w:val="heading 3"/>
-    <w:basedOn w:val="Heading2"/>
-    <w:next w:val="Body"/>
-    <w:link w:val="Heading3Char"/>
-    <w:uiPriority w:val="9"/>
-    <w:unhideWhenUsed/>
-    <w:qFormat/>
-    <w:rsid w:val="000F4FEF"/>
-    <w:pPr>
-      <w:outlineLvl w:val="2"/>
-    </w:pPr>
-    <w:rPr>
-      <w:sz w:val="32"/>
-    </w:rPr>
-  </w:style>
-  <w:style w:type="paragraph" w:styleId="Heading4">
-    <w:name w:val="heading 4"/>
-    <w:basedOn w:val="Normal"/>
-    <w:next w:val="Normal"/>
-    <w:link w:val="Heading4Char"/>
-    <w:uiPriority w:val="9"/>
-    <w:unhideWhenUsed/>
-    <w:qFormat/>
-    <w:rsid w:val="000F4FEF"/>
-    <w:pPr>
-      <w:widowControl w:val="0"/>
-      <w:autoSpaceDE w:val="0"/>
-      <w:autoSpaceDN w:val="0"/>
-      <w:spacing w:before="54" w:beforeAutospacing="0" w:after="120" w:afterAutospacing="0" w:line="276" w:lineRule="auto"/>
-      <w:ind w:left="360"/>
-      <w:outlineLvl w:val="3"/>
-    </w:pPr>
-    <w:rPr>
-      <w:rFonts w:ascii="Helvetica" w:eastAsiaTheme="minorHAnsi" w:hAnsi="Helvetica" w:cs="Helvetica"/>
-      <w:iCs/>
-      <w:color w:val="0A2A78"/>
-      <w:spacing w:val="-2"/>
-      <w:sz w:val="24"/>
-      <w:szCs w:val="24"/>
-    </w:rPr>
-  </w:style>
-  <w:style w:type="paragraph" w:styleId="Heading5">
-    <w:name w:val="heading 5"/>
-    <w:basedOn w:val="Normal"/>
-    <w:next w:val="Normal"/>
-    <w:link w:val="Heading5Char"/>
-    <w:uiPriority w:val="9"/>
-    <w:unhideWhenUsed/>
-    <w:qFormat/>
-    <w:rsid w:val="000F4FEF"/>
-    <w:pPr>
-      <w:keepNext/>
-      <w:keepLines/>
-      <w:spacing w:before="240" w:after="80"/>
-      <w:outlineLvl w:val="4"/>
-    </w:pPr>
-    <w:rPr>
-      <w:color w:val="666666"/>
-    </w:rPr>
-  </w:style>
-  <w:style w:type="paragraph" w:styleId="Heading6">
-    <w:name w:val="heading 6"/>
-    <w:basedOn w:val="Normal"/>
-    <w:next w:val="Normal"/>
-    <w:link w:val="Heading6Char"/>
-    <w:uiPriority w:val="9"/>
-    <w:semiHidden/>
-    <w:unhideWhenUsed/>
-    <w:qFormat/>
-    <w:rsid w:val="000F4FEF"/>
-    <w:pPr>
-      <w:keepNext/>
-      <w:keepLines/>
-      <w:spacing w:before="240" w:after="80"/>
-      <w:outlineLvl w:val="5"/>
-    </w:pPr>
-    <w:rPr>
-      <w:i/>
-      <w:color w:val="666666"/>
-    </w:rPr>
-  </w:style>
-  <w:style w:type="character" w:default="1" w:styleId="DefaultParagraphFont">
-    <w:name w:val="Default Paragraph Font"/>
-    <w:uiPriority w:val="1"/>
-    <w:semiHidden/>
-    <w:unhideWhenUsed/>
-  </w:style>
-  <w:style w:type="table" w:default="1" w:styleId="TableNormal">
-    <w:name w:val="Normal Table"/>
-    <w:uiPriority w:val="99"/>
-    <w:semiHidden/>
-    <w:unhideWhenUsed/>
-    <w:tblPr>
-      <w:tblInd w:w="0" w:type="dxa"/>
-      <w:tblCellMar>
-        <w:top w:w="0" w:type="dxa"/>
-        <w:left w:w="108" w:type="dxa"/>
-        <w:bottom w:w="0" w:type="dxa"/>
-        <w:right w:w="108" w:type="dxa"/>
-      </w:tblCellMar>
-    </w:tblPr>
-  </w:style>
-  <w:style w:type="numbering" w:default="1" w:styleId="NoList">
-    <w:name w:val="No List"/>
-    <w:uiPriority w:val="99"/>
-    <w:semiHidden/>
-    <w:unhideWhenUsed/>
-  </w:style>
-  <w:style w:type="paragraph" w:customStyle="1" w:styleId="Code">
-    <w:name w:val="Code"/>
-    <w:basedOn w:val="Normal"/>
-    <w:qFormat/>
-    <w:rsid w:val="000F4FEF"/>
-    <w:rPr>
-      <w:rFonts w:ascii="Calibri" w:hAnsi="Calibri"/>
-    </w:rPr>
-  </w:style>
-  <w:style w:type="paragraph" w:customStyle="1" w:styleId="Body">
-    <w:name w:val="Body"/>
-    <w:basedOn w:val="Normal"/>
-    <w:link w:val="BodyChar"/>
-    <w:qFormat/>
-    <w:rsid w:val="000F4FEF"/>
-    <w:pPr>
-      <w:spacing w:before="0" w:beforeAutospacing="0" w:after="120" w:afterAutospacing="0" w:line="276" w:lineRule="auto"/>
-    </w:pPr>
-    <w:rPr>
-      <w:rFonts w:ascii="Helvetica" w:eastAsiaTheme="minorHAnsi" w:hAnsi="Helvetica" w:cs="Helvetica"/>
-      <w:sz w:val="24"/>
-      <w:szCs w:val="24"/>
-    </w:rPr>
-  </w:style>
-  <w:style w:type="character" w:customStyle="1" w:styleId="Heading1Char">
-    <w:name w:val="Heading 1 Char"/>
-    <w:basedOn w:val="DefaultParagraphFont"/>
-    <w:link w:val="Heading1"/>
-    <w:uiPriority w:val="9"/>
-    <w:rsid w:val="000F4FEF"/>
-    <w:rPr>
-      <w:rFonts w:ascii="Helvetica" w:hAnsi="Helvetica" w:cs="Helvetica"/>
-      <w:color w:val="0A2A78"/>
-      <w:spacing w:val="-4"/>
-      <w:sz w:val="40"/>
-      <w:szCs w:val="24"/>
-    </w:rPr>
-  </w:style>
-  <w:style w:type="paragraph" w:styleId="ListParagraph">
-    <w:name w:val="List Paragraph"/>
-    <w:basedOn w:val="BodyText"/>
-    <w:uiPriority w:val="34"/>
-    <w:qFormat/>
-    <w:rsid w:val="000F4FEF"/>
-    <w:pPr>
-      <w:widowControl w:val="0"/>
-      <w:numPr>
-        <w:numId w:val="35"/>
-      </w:numPr>
-      <w:autoSpaceDE w:val="0"/>
-      <w:autoSpaceDN w:val="0"/>
-      <w:spacing w:before="54" w:beforeAutospacing="0" w:afterAutospacing="0" w:line="276" w:lineRule="auto"/>
-    </w:pPr>
-    <w:rPr>
-      <w:rFonts w:ascii="Helvetica" w:eastAsiaTheme="minorHAnsi" w:hAnsi="Helvetica" w:cs="Helvetica"/>
-      <w:color w:val="202529"/>
-      <w:spacing w:val="-2"/>
-      <w:sz w:val="24"/>
-      <w:szCs w:val="24"/>
-    </w:rPr>
-  </w:style>
-  <w:style w:type="paragraph" w:customStyle="1" w:styleId="TFVariable">
-    <w:name w:val="TF Variable"/>
-    <w:basedOn w:val="Heading3"/>
-    <w:next w:val="Body"/>
-    <w:qFormat/>
-    <w:rsid w:val="000F4FEF"/>
-    <w:pPr>
-      <w:numPr>
-        <w:numId w:val="38"/>
-      </w:numPr>
-    </w:pPr>
-  </w:style>
-  <w:style w:type="character" w:customStyle="1" w:styleId="Heading3Char">
-    <w:name w:val="Heading 3 Char"/>
-    <w:basedOn w:val="DefaultParagraphFont"/>
-    <w:link w:val="Heading3"/>
-    <w:uiPriority w:val="9"/>
-    <w:qFormat/>
-    <w:rsid w:val="000F4FEF"/>
-    <w:rPr>
-      <w:rFonts w:ascii="Helvetica" w:eastAsiaTheme="minorHAnsi" w:hAnsi="Helvetica" w:cs="Helvetica"/>
-      <w:color w:val="0A2A78"/>
-      <w:spacing w:val="-2"/>
-      <w:sz w:val="32"/>
-      <w:szCs w:val="24"/>
-    </w:rPr>
-  </w:style>
-  <w:style w:type="paragraph" w:customStyle="1" w:styleId="interviewcondition">
-    <w:name w:val="interview condition"/>
-    <w:basedOn w:val="Normal"/>
-    <w:link w:val="interviewconditionChar"/>
-    <w:qFormat/>
-    <w:rsid w:val="00F44633"/>
-    <w:pPr>
-      <w:spacing w:after="60" w:line="360" w:lineRule="auto"/>
-    </w:pPr>
-    <w:rPr>
-      <w:rFonts w:asciiTheme="minorHAnsi" w:hAnsiTheme="minorHAnsi" w:cstheme="minorBidi"/>
-      <w:color w:val="00B050"/>
-      <w:u w:val="single"/>
-    </w:rPr>
-  </w:style>
-  <w:style w:type="character" w:customStyle="1" w:styleId="interviewconditionChar">
-    <w:name w:val="interview condition Char"/>
-    <w:basedOn w:val="DefaultParagraphFont"/>
-    <w:link w:val="interviewcondition"/>
-    <w:rsid w:val="00F44633"/>
-    <w:rPr>
-      <w:color w:val="00B050"/>
-      <w:u w:val="single"/>
-    </w:rPr>
-  </w:style>
-  <w:style w:type="paragraph" w:customStyle="1" w:styleId="interviewbutton">
-    <w:name w:val="interview button"/>
-    <w:basedOn w:val="Normal"/>
-    <w:next w:val="Normal"/>
-    <w:link w:val="interviewbuttonChar"/>
-    <w:qFormat/>
-    <w:rsid w:val="000F4FEF"/>
-    <w:pPr>
-      <w:shd w:val="clear" w:color="auto" w:fill="0070C0"/>
-      <w:spacing w:after="60" w:line="360" w:lineRule="auto"/>
-    </w:pPr>
-    <w:rPr>
-      <w:rFonts w:asciiTheme="minorHAnsi" w:hAnsiTheme="minorHAnsi" w:cstheme="minorBidi"/>
-      <w:color w:val="FFFFFF" w:themeColor="background1"/>
-      <w:szCs w:val="40"/>
-    </w:rPr>
-  </w:style>
-  <w:style w:type="character" w:customStyle="1" w:styleId="interviewbuttonChar">
-    <w:name w:val="interview button Char"/>
-    <w:basedOn w:val="DefaultParagraphFont"/>
-    <w:link w:val="interviewbutton"/>
-    <w:qFormat/>
-    <w:rsid w:val="000F4FEF"/>
-    <w:rPr>
-      <w:color w:val="FFFFFF" w:themeColor="background1"/>
-      <w:szCs w:val="40"/>
-      <w:shd w:val="clear" w:color="auto" w:fill="0070C0"/>
-    </w:rPr>
-  </w:style>
-  <w:style w:type="paragraph" w:styleId="BodyText">
-    <w:name w:val="Body Text"/>
-    <w:basedOn w:val="Normal"/>
-    <w:link w:val="BodyTextChar"/>
-    <w:uiPriority w:val="1"/>
-    <w:unhideWhenUsed/>
-    <w:qFormat/>
-    <w:rsid w:val="000F4FEF"/>
-    <w:pPr>
-      <w:spacing w:after="120"/>
-    </w:pPr>
-  </w:style>
-  <w:style w:type="character" w:customStyle="1" w:styleId="BodyTextChar">
-    <w:name w:val="Body Text Char"/>
-    <w:basedOn w:val="DefaultParagraphFont"/>
-    <w:link w:val="BodyText"/>
-    <w:uiPriority w:val="1"/>
-    <w:rsid w:val="000F4FEF"/>
-    <w:rPr>
-      <w:rFonts w:ascii="Arial" w:hAnsi="Arial" w:cs="Arial"/>
-    </w:rPr>
-  </w:style>
-  <w:style w:type="character" w:customStyle="1" w:styleId="interviewcondition2">
-    <w:name w:val="interview condition 2"/>
-    <w:basedOn w:val="Hyperlink"/>
-    <w:uiPriority w:val="1"/>
-    <w:qFormat/>
-    <w:rsid w:val="000F4FEF"/>
-    <w:rPr>
-      <w:rFonts w:ascii="Helvetica" w:eastAsia="Arial" w:hAnsi="Helvetica" w:cs="Helvetica"/>
-      <w:color w:val="009999"/>
-      <w:spacing w:val="-2"/>
-      <w:sz w:val="24"/>
-      <w:szCs w:val="24"/>
-      <w:u w:val="none"/>
-    </w:rPr>
-  </w:style>
-  <w:style w:type="character" w:styleId="Hyperlink">
-    <w:name w:val="Hyperlink"/>
-    <w:basedOn w:val="DefaultParagraphFont"/>
-    <w:uiPriority w:val="99"/>
-    <w:unhideWhenUsed/>
-    <w:rsid w:val="000F4FEF"/>
-    <w:rPr>
-      <w:rFonts w:ascii="Helvetica" w:hAnsi="Helvetica" w:cs="Helvetica"/>
-      <w:color w:val="0563C1" w:themeColor="hyperlink"/>
-      <w:spacing w:val="-2"/>
-      <w:sz w:val="24"/>
-      <w:szCs w:val="24"/>
-      <w:u w:val="none"/>
-    </w:rPr>
-  </w:style>
-  <w:style w:type="paragraph" w:customStyle="1" w:styleId="variable">
-    <w:name w:val="variable"/>
-    <w:basedOn w:val="Normal"/>
-    <w:qFormat/>
-    <w:rsid w:val="00B61CCF"/>
-    <w:pPr>
-      <w:spacing w:after="120" w:line="276" w:lineRule="auto"/>
-    </w:pPr>
-    <w:rPr>
-      <w:color w:val="FF7C80"/>
-      <w:shd w:val="clear" w:color="auto" w:fill="FFFFCC"/>
-      <w:lang w:val="en"/>
-    </w:rPr>
-  </w:style>
-  <w:style w:type="character" w:customStyle="1" w:styleId="Heading2Char">
-    <w:name w:val="Heading 2 Char"/>
-    <w:basedOn w:val="DefaultParagraphFont"/>
-    <w:link w:val="Heading2"/>
-    <w:uiPriority w:val="9"/>
-    <w:rsid w:val="000F4FEF"/>
-    <w:rPr>
-      <w:rFonts w:ascii="Helvetica" w:eastAsiaTheme="minorHAnsi" w:hAnsi="Helvetica" w:cs="Helvetica"/>
-      <w:color w:val="0A2A78"/>
-      <w:spacing w:val="-2"/>
-      <w:sz w:val="36"/>
-      <w:szCs w:val="24"/>
-    </w:rPr>
-  </w:style>
-  <w:style w:type="character" w:customStyle="1" w:styleId="Heading4Char">
-    <w:name w:val="Heading 4 Char"/>
-    <w:basedOn w:val="DefaultParagraphFont"/>
-    <w:link w:val="Heading4"/>
-    <w:uiPriority w:val="9"/>
-    <w:qFormat/>
-    <w:rsid w:val="000F4FEF"/>
-    <w:rPr>
-      <w:rFonts w:ascii="Helvetica" w:eastAsiaTheme="minorHAnsi" w:hAnsi="Helvetica" w:cs="Helvetica"/>
-      <w:iCs/>
-      <w:color w:val="0A2A78"/>
-      <w:spacing w:val="-2"/>
-      <w:sz w:val="24"/>
-      <w:szCs w:val="24"/>
-    </w:rPr>
-  </w:style>
-  <w:style w:type="paragraph" w:customStyle="1" w:styleId="Example">
-    <w:name w:val="Example"/>
-    <w:basedOn w:val="Heading4"/>
-    <w:next w:val="Normal"/>
-    <w:qFormat/>
-    <w:rsid w:val="000F4FEF"/>
-  </w:style>
-  <w:style w:type="paragraph" w:customStyle="1" w:styleId="Exampleparagraph">
-    <w:name w:val="Example paragraph"/>
-    <w:basedOn w:val="Body"/>
-    <w:next w:val="Body"/>
-    <w:qFormat/>
-    <w:rsid w:val="00CA58DD"/>
-    <w:pPr>
-      <w:ind w:left="416"/>
-    </w:pPr>
-    <w:rPr>
-      <w:color w:val="202529"/>
-      <w:spacing w:val="-2"/>
-    </w:rPr>
-  </w:style>
-  <w:style w:type="paragraph" w:customStyle="1" w:styleId="ListParagraphNumbered">
-    <w:name w:val="List Paragraph Numbered"/>
-    <w:basedOn w:val="ListParagraph"/>
-    <w:qFormat/>
-    <w:rsid w:val="000F4FEF"/>
-    <w:pPr>
-      <w:numPr>
-        <w:numId w:val="36"/>
-      </w:numPr>
-    </w:pPr>
-    <w:rPr>
-      <w:b/>
-    </w:rPr>
-  </w:style>
-  <w:style w:type="paragraph" w:customStyle="1" w:styleId="ExampleorImportantblock">
-    <w:name w:val="Example or Important block"/>
-    <w:basedOn w:val="Body"/>
-    <w:qFormat/>
-    <w:rsid w:val="000F4FEF"/>
-    <w:pPr>
-      <w:widowControl w:val="0"/>
-      <w:suppressAutoHyphens/>
-      <w:ind w:left="403"/>
-    </w:pPr>
-    <w:rPr>
-      <w:color w:val="202529"/>
-      <w:spacing w:val="-2"/>
-    </w:rPr>
-  </w:style>
-  <w:style w:type="paragraph" w:customStyle="1" w:styleId="Listnumbered">
-    <w:name w:val="List numbered"/>
-    <w:basedOn w:val="Normal"/>
-    <w:qFormat/>
-    <w:rsid w:val="000F4FEF"/>
-    <w:pPr>
-      <w:widowControl w:val="0"/>
-      <w:autoSpaceDE w:val="0"/>
-      <w:autoSpaceDN w:val="0"/>
-      <w:spacing w:before="54" w:beforeAutospacing="0" w:after="120" w:afterAutospacing="0" w:line="276" w:lineRule="auto"/>
-    </w:pPr>
-    <w:rPr>
-      <w:rFonts w:ascii="Helvetica" w:eastAsiaTheme="minorHAnsi" w:hAnsi="Helvetica" w:cs="Helvetica"/>
-      <w:color w:val="202529"/>
-      <w:spacing w:val="-2"/>
-      <w:sz w:val="24"/>
-      <w:szCs w:val="24"/>
-    </w:rPr>
-  </w:style>
-  <w:style w:type="character" w:customStyle="1" w:styleId="Helptextinquestionmark">
-    <w:name w:val="Help text in question mark"/>
-    <w:basedOn w:val="DefaultParagraphFont"/>
-    <w:uiPriority w:val="1"/>
-    <w:qFormat/>
-    <w:rsid w:val="000F4FEF"/>
-    <w:rPr>
-      <w:rFonts w:ascii="Tahoma" w:hAnsi="Tahoma" w:cs="Tahoma"/>
-      <w:color w:val="FFFFFF" w:themeColor="background1"/>
-      <w:szCs w:val="24"/>
-      <w:shd w:val="clear" w:color="auto" w:fill="33CCFF"/>
-    </w:rPr>
-  </w:style>
-  <w:style w:type="character" w:customStyle="1" w:styleId="interviewtextbox">
-    <w:name w:val="interview text box"/>
-    <w:basedOn w:val="DefaultParagraphFont"/>
-    <w:uiPriority w:val="1"/>
-    <w:qFormat/>
-    <w:rsid w:val="000F4FEF"/>
-    <w:rPr>
-      <w:shd w:val="clear" w:color="auto" w:fill="D9D9D9" w:themeFill="background1" w:themeFillShade="D9"/>
-    </w:rPr>
-  </w:style>
-  <w:style w:type="character" w:customStyle="1" w:styleId="interviewhelpquestionmark">
-    <w:name w:val="interview help question mark"/>
-    <w:basedOn w:val="DefaultParagraphFont"/>
-    <w:uiPriority w:val="1"/>
-    <w:qFormat/>
-    <w:rsid w:val="000F4FEF"/>
-    <w:rPr>
-      <w:color w:val="FFFFFF" w:themeColor="background1"/>
-      <w:shd w:val="clear" w:color="auto" w:fill="9CC2E5" w:themeFill="accent5" w:themeFillTint="99"/>
-    </w:rPr>
-  </w:style>
-  <w:style w:type="paragraph" w:customStyle="1" w:styleId="ListPlevel2">
-    <w:name w:val="List P level 2"/>
-    <w:basedOn w:val="ListParagraph"/>
-    <w:qFormat/>
-    <w:rsid w:val="000F4FEF"/>
-    <w:pPr>
-      <w:ind w:left="765"/>
-    </w:pPr>
-    <w:rPr>
-      <w:color w:val="auto"/>
-      <w:spacing w:val="0"/>
-    </w:rPr>
-  </w:style>
-  <w:style w:type="paragraph" w:customStyle="1" w:styleId="ListPlevel3">
-    <w:name w:val="List P level 3"/>
-    <w:basedOn w:val="ListPlevel2"/>
-    <w:qFormat/>
-    <w:rsid w:val="000F4FEF"/>
-    <w:pPr>
-      <w:tabs>
-        <w:tab w:val="num" w:pos="360"/>
-      </w:tabs>
-      <w:ind w:left="2160"/>
-    </w:pPr>
-  </w:style>
-  <w:style w:type="paragraph" w:customStyle="1" w:styleId="ListParagraphNumberedBold">
-    <w:name w:val="List Paragraph Numbered (Bold)"/>
-    <w:basedOn w:val="ListParagraphNumbered"/>
-    <w:qFormat/>
-    <w:rsid w:val="00AA522D"/>
-    <w:pPr>
-      <w:ind w:left="405"/>
-    </w:pPr>
-    <w:rPr>
-      <w:color w:val="auto"/>
-      <w:spacing w:val="0"/>
-    </w:rPr>
-  </w:style>
-  <w:style w:type="paragraph" w:styleId="Footer">
-    <w:name w:val="footer"/>
-    <w:basedOn w:val="Normal"/>
-    <w:link w:val="FooterChar"/>
-    <w:uiPriority w:val="99"/>
-    <w:unhideWhenUsed/>
-    <w:rsid w:val="000F4FEF"/>
-    <w:pPr>
-      <w:tabs>
-        <w:tab w:val="center" w:pos="4680"/>
-        <w:tab w:val="right" w:pos="9360"/>
-      </w:tabs>
-    </w:pPr>
-  </w:style>
-  <w:style w:type="character" w:customStyle="1" w:styleId="FooterChar">
-    <w:name w:val="Footer Char"/>
-    <w:basedOn w:val="DefaultParagraphFont"/>
-    <w:link w:val="Footer"/>
-    <w:uiPriority w:val="99"/>
-    <w:qFormat/>
-    <w:rsid w:val="000F4FEF"/>
-    <w:rPr>
-      <w:rFonts w:ascii="Arial" w:hAnsi="Arial" w:cs="Arial"/>
-    </w:rPr>
-  </w:style>
-  <w:style w:type="paragraph" w:customStyle="1" w:styleId="FooterRight">
-    <w:name w:val="Footer Right"/>
-    <w:basedOn w:val="Footer"/>
-    <w:qFormat/>
-    <w:rsid w:val="00FA6057"/>
-    <w:pPr>
-      <w:jc w:val="right"/>
-    </w:pPr>
-  </w:style>
-  <w:style w:type="paragraph" w:customStyle="1" w:styleId="interviewsituationpara">
-    <w:name w:val="interview situation para"/>
-    <w:basedOn w:val="Body"/>
-    <w:next w:val="interviewsituationcondition"/>
-    <w:link w:val="interviewsituationparaChar"/>
-    <w:qFormat/>
-    <w:rsid w:val="00DD3DDA"/>
-    <w:pPr>
-      <w:spacing w:before="120" w:after="0" w:line="240" w:lineRule="auto"/>
-      <w:contextualSpacing/>
-    </w:pPr>
-  </w:style>
-  <w:style w:type="character" w:customStyle="1" w:styleId="interviewsituationparaChar">
-    <w:name w:val="interview situation para Char"/>
-    <w:basedOn w:val="BodyChar"/>
-    <w:link w:val="interviewsituationpara"/>
-    <w:rsid w:val="00DD3DDA"/>
-    <w:rPr>
-      <w:rFonts w:ascii="Helvetica" w:eastAsiaTheme="minorHAnsi" w:hAnsi="Helvetica" w:cs="Helvetica"/>
-      <w:sz w:val="24"/>
-      <w:szCs w:val="24"/>
-    </w:rPr>
-  </w:style>
-  <w:style w:type="paragraph" w:customStyle="1" w:styleId="Done">
-    <w:name w:val="Done"/>
-    <w:basedOn w:val="ListParagraph"/>
-    <w:qFormat/>
-    <w:rsid w:val="00DD3DDA"/>
-    <w:pPr>
-      <w:numPr>
-        <w:ilvl w:val="1"/>
-        <w:numId w:val="19"/>
-      </w:numPr>
-    </w:pPr>
-  </w:style>
-  <w:style w:type="character" w:customStyle="1" w:styleId="subject">
-    <w:name w:val="subject"/>
-    <w:basedOn w:val="DefaultParagraphFont"/>
-    <w:rsid w:val="000F4FEF"/>
-  </w:style>
-  <w:style w:type="character" w:customStyle="1" w:styleId="convention">
-    <w:name w:val="convention"/>
-    <w:basedOn w:val="DefaultParagraphFont"/>
-    <w:uiPriority w:val="1"/>
-    <w:qFormat/>
-    <w:rsid w:val="000F4FEF"/>
-    <w:rPr>
-      <w:sz w:val="22"/>
-      <w:szCs w:val="22"/>
-      <w:shd w:val="clear" w:color="auto" w:fill="A6A6A6" w:themeFill="background1" w:themeFillShade="A6"/>
-    </w:rPr>
-  </w:style>
-  <w:style w:type="paragraph" w:customStyle="1" w:styleId="Default">
-    <w:name w:val="Default"/>
-    <w:rsid w:val="000F4FEF"/>
-    <w:pPr>
-      <w:autoSpaceDE w:val="0"/>
-      <w:autoSpaceDN w:val="0"/>
-      <w:adjustRightInd w:val="0"/>
-      <w:spacing w:beforeAutospacing="0" w:after="0" w:afterAutospacing="0" w:line="240" w:lineRule="auto"/>
-    </w:pPr>
-    <w:rPr>
-      <w:rFonts w:ascii="Arial" w:eastAsiaTheme="minorHAnsi" w:hAnsi="Arial" w:cs="Arial"/>
-      <w:color w:val="000000"/>
-      <w:sz w:val="24"/>
-      <w:szCs w:val="24"/>
-    </w:rPr>
-  </w:style>
-  <w:style w:type="paragraph" w:customStyle="1" w:styleId="Example-bulleted">
-    <w:name w:val="Example - bulleted"/>
-    <w:basedOn w:val="Body"/>
-    <w:qFormat/>
-    <w:rsid w:val="000F4FEF"/>
-    <w:pPr>
-      <w:widowControl w:val="0"/>
-      <w:numPr>
-        <w:numId w:val="28"/>
-      </w:numPr>
-      <w:suppressAutoHyphens/>
-      <w:autoSpaceDE w:val="0"/>
-      <w:autoSpaceDN w:val="0"/>
-      <w:spacing w:before="60"/>
-    </w:pPr>
-    <w:rPr>
-      <w:rFonts w:eastAsia="Calibri"/>
-    </w:rPr>
-  </w:style>
-  <w:style w:type="character" w:customStyle="1" w:styleId="f1-light">
-    <w:name w:val="f1-light"/>
-    <w:basedOn w:val="DefaultParagraphFont"/>
-    <w:rsid w:val="000F4FEF"/>
-  </w:style>
-  <w:style w:type="paragraph" w:customStyle="1" w:styleId="H3numberedfordirections">
-    <w:name w:val="H3 numbered for directions"/>
-    <w:basedOn w:val="Heading3"/>
-    <w:next w:val="Normal"/>
-    <w:qFormat/>
-    <w:rsid w:val="000F4FEF"/>
-    <w:pPr>
-      <w:numPr>
-        <w:numId w:val="29"/>
-      </w:numPr>
-      <w:outlineLvl w:val="9"/>
-    </w:pPr>
-  </w:style>
-  <w:style w:type="character" w:customStyle="1" w:styleId="Interviewbutton0">
-    <w:name w:val="Interview button"/>
-    <w:basedOn w:val="DefaultParagraphFont"/>
-    <w:uiPriority w:val="1"/>
-    <w:qFormat/>
-    <w:rsid w:val="000F4FEF"/>
-    <w:rPr>
-      <w:color w:val="FFFFFF" w:themeColor="background1"/>
-      <w:bdr w:val="none" w:sz="0" w:space="0" w:color="auto"/>
-      <w:shd w:val="clear" w:color="auto" w:fill="0B5ED8"/>
-    </w:rPr>
-  </w:style>
-  <w:style w:type="paragraph" w:customStyle="1" w:styleId="interviewbuttons">
-    <w:name w:val="interview buttons"/>
-    <w:basedOn w:val="Normal"/>
-    <w:qFormat/>
-    <w:rsid w:val="000F4FEF"/>
-    <w:pPr>
-      <w:pBdr>
-        <w:top w:val="single" w:sz="12" w:space="1" w:color="0070C0"/>
-        <w:left w:val="single" w:sz="12" w:space="4" w:color="0070C0"/>
-        <w:bottom w:val="single" w:sz="12" w:space="1" w:color="0070C0"/>
-        <w:right w:val="single" w:sz="12" w:space="4" w:color="0070C0"/>
-        <w:between w:val="single" w:sz="12" w:space="1" w:color="0070C0"/>
-        <w:bar w:val="single" w:sz="12" w:color="0070C0"/>
-      </w:pBdr>
-      <w:shd w:val="clear" w:color="auto" w:fill="FFFFFF"/>
-      <w:spacing w:after="0"/>
-      <w:ind w:left="-58" w:right="-216"/>
-    </w:pPr>
-    <w:rPr>
-      <w:sz w:val="21"/>
-      <w:szCs w:val="21"/>
-    </w:rPr>
-  </w:style>
-  <w:style w:type="paragraph" w:customStyle="1" w:styleId="interviewcheckboxes">
-    <w:name w:val="interview checkboxes"/>
-    <w:basedOn w:val="ListParagraph"/>
-    <w:qFormat/>
-    <w:rsid w:val="000F4FEF"/>
-    <w:pPr>
-      <w:numPr>
-        <w:numId w:val="31"/>
-      </w:numPr>
-      <w:pBdr>
-        <w:top w:val="single" w:sz="12" w:space="1" w:color="0070C0"/>
-        <w:left w:val="single" w:sz="12" w:space="4" w:color="0070C0"/>
-        <w:bottom w:val="single" w:sz="12" w:space="1" w:color="0070C0"/>
-        <w:right w:val="single" w:sz="12" w:space="4" w:color="0070C0"/>
-        <w:between w:val="single" w:sz="12" w:space="1" w:color="0070C0"/>
-        <w:bar w:val="single" w:sz="12" w:color="0070C0"/>
-      </w:pBdr>
-    </w:pPr>
-  </w:style>
-  <w:style w:type="character" w:customStyle="1" w:styleId="interviewclickformoreinfo-definition">
-    <w:name w:val="interview click for more info - definition"/>
-    <w:uiPriority w:val="1"/>
-    <w:qFormat/>
-    <w:rsid w:val="000F4FEF"/>
-    <w:rPr>
-      <w:color w:val="00B050"/>
-      <w:u w:val="dash" w:color="92D050"/>
-    </w:rPr>
-  </w:style>
-  <w:style w:type="character" w:customStyle="1" w:styleId="InterviewCommentText">
-    <w:name w:val="Interview Comment Text"/>
-    <w:basedOn w:val="BodyTextChar"/>
-    <w:uiPriority w:val="1"/>
-    <w:qFormat/>
-    <w:rsid w:val="000F4FEF"/>
-    <w:rPr>
-      <w:rFonts w:ascii="Helvetica" w:eastAsia="Arial" w:hAnsi="Helvetica" w:cs="Helvetica"/>
-      <w:color w:val="7030A0"/>
-      <w:spacing w:val="-2"/>
-      <w:sz w:val="24"/>
-      <w:szCs w:val="24"/>
-    </w:rPr>
-  </w:style>
-  <w:style w:type="character" w:customStyle="1" w:styleId="interviewconvention">
-    <w:name w:val="interview convention"/>
-    <w:basedOn w:val="DefaultParagraphFont"/>
-    <w:uiPriority w:val="1"/>
-    <w:qFormat/>
-    <w:rsid w:val="000F4FEF"/>
-    <w:rPr>
-      <w:sz w:val="22"/>
-      <w:szCs w:val="22"/>
-      <w:shd w:val="clear" w:color="auto" w:fill="A6A6A6" w:themeFill="background1" w:themeFillShade="A6"/>
-    </w:rPr>
-  </w:style>
-  <w:style w:type="paragraph" w:customStyle="1" w:styleId="interviewglossarywordintemplate">
-    <w:name w:val="interview glossary word in template"/>
-    <w:basedOn w:val="Normal"/>
-    <w:link w:val="interviewglossarywordintemplateChar"/>
-    <w:qFormat/>
-    <w:rsid w:val="000F4FEF"/>
-    <w:pPr>
-      <w:spacing w:after="60" w:line="360" w:lineRule="auto"/>
-    </w:pPr>
-    <w:rPr>
-      <w:rFonts w:asciiTheme="minorHAnsi" w:hAnsiTheme="minorHAnsi" w:cstheme="minorBidi"/>
-    </w:rPr>
-  </w:style>
-  <w:style w:type="character" w:customStyle="1" w:styleId="interviewglossarywordintemplateChar">
-    <w:name w:val="interview glossary word in template Char"/>
-    <w:basedOn w:val="DefaultParagraphFont"/>
-    <w:link w:val="interviewglossarywordintemplate"/>
-    <w:rsid w:val="000F4FEF"/>
-  </w:style>
-  <w:style w:type="character" w:customStyle="1" w:styleId="interviewsituation">
-    <w:name w:val="interview situation"/>
-    <w:basedOn w:val="interviewneedstobewritten"/>
-    <w:uiPriority w:val="1"/>
-    <w:qFormat/>
-    <w:rsid w:val="00DD3DDA"/>
-    <w:rPr>
-      <w:shd w:val="clear" w:color="auto" w:fill="FFFF00"/>
-    </w:rPr>
-  </w:style>
-  <w:style w:type="character" w:customStyle="1" w:styleId="interviewneedstobewritten">
-    <w:name w:val="interview needs to be written"/>
-    <w:basedOn w:val="DefaultParagraphFont"/>
-    <w:uiPriority w:val="1"/>
-    <w:qFormat/>
-    <w:rsid w:val="000F4FEF"/>
-    <w:rPr>
-      <w:shd w:val="clear" w:color="auto" w:fill="FFFF00"/>
-    </w:rPr>
-  </w:style>
-  <w:style w:type="character" w:customStyle="1" w:styleId="interviewPAPtexttrigger">
-    <w:name w:val="interview PAP text trigger"/>
-    <w:basedOn w:val="DefaultParagraphFont"/>
-    <w:uiPriority w:val="1"/>
-    <w:qFormat/>
-    <w:rsid w:val="000F4FEF"/>
-    <w:rPr>
-      <w:shd w:val="clear" w:color="auto" w:fill="009999"/>
-    </w:rPr>
-  </w:style>
-  <w:style w:type="character" w:customStyle="1" w:styleId="interviewpdf">
-    <w:name w:val="interview pdf"/>
-    <w:basedOn w:val="DefaultParagraphFont"/>
-    <w:uiPriority w:val="1"/>
-    <w:qFormat/>
-    <w:rsid w:val="000F4FEF"/>
-    <w:rPr>
-      <w:b/>
-      <w:szCs w:val="24"/>
-      <w:shd w:val="clear" w:color="auto" w:fill="FF00FF"/>
-    </w:rPr>
-  </w:style>
-  <w:style w:type="paragraph" w:customStyle="1" w:styleId="interviewquestionid">
-    <w:name w:val="interview question id"/>
-    <w:basedOn w:val="BodyText"/>
-    <w:qFormat/>
-    <w:rsid w:val="000F4FEF"/>
-    <w:pPr>
-      <w:spacing w:before="240" w:after="0"/>
-    </w:pPr>
-    <w:rPr>
-      <w:color w:val="FF9F9F"/>
-    </w:rPr>
-  </w:style>
-  <w:style w:type="paragraph" w:customStyle="1" w:styleId="interviewradiobuttons">
-    <w:name w:val="interview radio buttons"/>
-    <w:basedOn w:val="ListParagraph"/>
-    <w:qFormat/>
-    <w:rsid w:val="000F4FEF"/>
-    <w:pPr>
-      <w:numPr>
-        <w:numId w:val="32"/>
-      </w:numPr>
-      <w:pBdr>
-        <w:top w:val="single" w:sz="12" w:space="1" w:color="0070C0"/>
-        <w:left w:val="single" w:sz="12" w:space="4" w:color="0070C0"/>
-        <w:bottom w:val="single" w:sz="12" w:space="1" w:color="0070C0"/>
-        <w:right w:val="single" w:sz="12" w:space="4" w:color="0070C0"/>
-        <w:between w:val="single" w:sz="12" w:space="1" w:color="0070C0"/>
-        <w:bar w:val="single" w:sz="12" w:color="0070C0"/>
-      </w:pBdr>
-      <w:shd w:val="clear" w:color="auto" w:fill="FFFFFF"/>
-      <w:spacing w:after="480" w:line="360" w:lineRule="auto"/>
-      <w:ind w:right="-220"/>
-    </w:pPr>
-    <w:rPr>
-      <w:szCs w:val="21"/>
-    </w:rPr>
-  </w:style>
-  <w:style w:type="character" w:customStyle="1" w:styleId="interviewvariable">
-    <w:name w:val="interview variable"/>
-    <w:basedOn w:val="DefaultParagraphFont"/>
-    <w:uiPriority w:val="1"/>
-    <w:qFormat/>
-    <w:rsid w:val="000F4FEF"/>
-    <w:rPr>
-      <w:color w:val="FF7C80"/>
-      <w:shd w:val="clear" w:color="auto" w:fill="FFFFCC"/>
-    </w:rPr>
-  </w:style>
-  <w:style w:type="paragraph" w:customStyle="1" w:styleId="Listnumberedunderbullet">
-    <w:name w:val="List numbered under bullet"/>
-    <w:basedOn w:val="Normal"/>
-    <w:qFormat/>
-    <w:rsid w:val="000F4FEF"/>
-    <w:pPr>
-      <w:widowControl w:val="0"/>
-      <w:numPr>
-        <w:ilvl w:val="4"/>
-        <w:numId w:val="33"/>
-      </w:numPr>
-      <w:autoSpaceDE w:val="0"/>
-      <w:autoSpaceDN w:val="0"/>
-      <w:spacing w:before="54" w:beforeAutospacing="0" w:after="120" w:afterAutospacing="0" w:line="276" w:lineRule="auto"/>
-    </w:pPr>
-    <w:rPr>
-      <w:rFonts w:ascii="Helvetica" w:eastAsiaTheme="minorHAnsi" w:hAnsi="Helvetica" w:cs="Helvetica"/>
-      <w:color w:val="202529"/>
-      <w:spacing w:val="-2"/>
-      <w:sz w:val="24"/>
-      <w:szCs w:val="24"/>
-    </w:rPr>
-  </w:style>
-  <w:style w:type="paragraph" w:customStyle="1" w:styleId="MLRIAdvocacyguideforPDFPart">
-    <w:name w:val="MLRI Advocacy guide for PDF Part"/>
-    <w:basedOn w:val="Normal"/>
-    <w:qFormat/>
-    <w:rsid w:val="000F4FEF"/>
-    <w:pPr>
-      <w:spacing w:before="480" w:after="80" w:line="320" w:lineRule="exact"/>
-      <w:ind w:left="187"/>
-    </w:pPr>
-    <w:rPr>
-      <w:rFonts w:ascii="Bookman Old Style" w:hAnsi="Bookman Old Style"/>
-      <w:color w:val="808080"/>
-      <w:szCs w:val="28"/>
-    </w:rPr>
-  </w:style>
-  <w:style w:type="character" w:customStyle="1" w:styleId="NumChar">
-    <w:name w:val="NumChar"/>
-    <w:basedOn w:val="DefaultParagraphFont"/>
-    <w:uiPriority w:val="1"/>
-    <w:qFormat/>
-    <w:rsid w:val="000F4FEF"/>
-    <w:rPr>
-      <w:rFonts w:eastAsiaTheme="minorHAnsi"/>
-    </w:rPr>
-  </w:style>
-  <w:style w:type="paragraph" w:customStyle="1" w:styleId="one-indent">
-    <w:name w:val="one-indent"/>
-    <w:basedOn w:val="Normal"/>
-    <w:rsid w:val="000F4FEF"/>
-    <w:pPr>
-      <w:spacing w:before="100" w:after="100"/>
-    </w:pPr>
-    <w:rPr>
-      <w:rFonts w:ascii="Times New Roman" w:eastAsia="Times New Roman" w:hAnsi="Times New Roman" w:cs="Times New Roman"/>
-      <w:sz w:val="24"/>
-      <w:szCs w:val="24"/>
-    </w:rPr>
-  </w:style>
-  <w:style w:type="character" w:customStyle="1" w:styleId="small">
-    <w:name w:val="small"/>
-    <w:basedOn w:val="DefaultParagraphFont"/>
-    <w:rsid w:val="000F4FEF"/>
-    <w:rPr>
-      <w:rFonts w:cs="Times New Roman"/>
-    </w:rPr>
-  </w:style>
-  <w:style w:type="paragraph" w:customStyle="1" w:styleId="StyleHeading1Hanging008">
-    <w:name w:val="Style Heading 1 + Hanging:  0.08&quot;"/>
-    <w:basedOn w:val="Heading1"/>
-    <w:qFormat/>
-    <w:rsid w:val="000F4FEF"/>
-    <w:pPr>
-      <w:spacing w:before="120"/>
-      <w:ind w:hanging="115"/>
-    </w:pPr>
-    <w:rPr>
-      <w:rFonts w:eastAsia="Times New Roman" w:cs="Times New Roman"/>
-      <w:szCs w:val="20"/>
-    </w:rPr>
-  </w:style>
-  <w:style w:type="numbering" w:customStyle="1" w:styleId="Style1">
-    <w:name w:val="Style1"/>
-    <w:uiPriority w:val="99"/>
-    <w:rsid w:val="000F4FEF"/>
-    <w:pPr>
-      <w:numPr>
-        <w:numId w:val="17"/>
-      </w:numPr>
-    </w:pPr>
-  </w:style>
-  <w:style w:type="paragraph" w:customStyle="1" w:styleId="TableParagraph">
-    <w:name w:val="Table Paragraph"/>
-    <w:basedOn w:val="Normal"/>
-    <w:uiPriority w:val="1"/>
-    <w:qFormat/>
-    <w:rsid w:val="000F4FEF"/>
-  </w:style>
-  <w:style w:type="character" w:customStyle="1" w:styleId="UnresolvedMention">
+  <w:style w:type="character" w:styleId="UnresolvedMention">
     <w:name w:val="Unresolved Mention"/>
     <w:basedOn w:val="DefaultParagraphFont"/>
     <w:uiPriority w:val="99"/>
     <w:semiHidden/>
     <w:unhideWhenUsed/>
-    <w:rsid w:val="005E785C"/>
+    <w:rsid w:val="00C87CC1"/>
     <w:rPr>
       <w:color w:val="605E5C"/>
       <w:shd w:val="clear" w:color="auto" w:fill="E1DFDD"/>
     </w:rPr>
-  </w:style>
-  <w:style w:type="paragraph" w:customStyle="1" w:styleId="interviewsituationcondition">
-    <w:name w:val="interview situation condition"/>
-    <w:basedOn w:val="Heading1"/>
-    <w:next w:val="Heading2"/>
-    <w:qFormat/>
-    <w:rsid w:val="000F4FEF"/>
-    <w:pPr>
-      <w:keepNext/>
-      <w:keepLines/>
-      <w:pBdr>
-        <w:bottom w:val="none" w:sz="0" w:space="0" w:color="auto"/>
-      </w:pBdr>
-      <w:spacing w:after="60" w:afterAutospacing="0"/>
-    </w:pPr>
-    <w:rPr>
-      <w:rFonts w:asciiTheme="majorHAnsi" w:eastAsiaTheme="majorEastAsia" w:hAnsiTheme="majorHAnsi" w:cstheme="majorBidi"/>
-      <w:color w:val="FF0000"/>
-      <w:spacing w:val="0"/>
-      <w:sz w:val="24"/>
-      <w:szCs w:val="26"/>
-    </w:rPr>
-  </w:style>
-  <w:style w:type="paragraph" w:customStyle="1" w:styleId="heading">
-    <w:name w:val="heading"/>
-    <w:basedOn w:val="Normal"/>
-    <w:rsid w:val="00DD3DDA"/>
-    <w:pPr>
-      <w:spacing w:before="100" w:after="100"/>
-    </w:pPr>
-    <w:rPr>
-      <w:rFonts w:ascii="Times New Roman" w:eastAsia="Times New Roman" w:hAnsi="Times New Roman" w:cs="Times New Roman"/>
-      <w:sz w:val="24"/>
-      <w:szCs w:val="24"/>
-    </w:rPr>
-  </w:style>
-  <w:style w:type="character" w:customStyle="1" w:styleId="Interviewpinknote">
-    <w:name w:val="Interview pink note"/>
-    <w:basedOn w:val="BodyChar"/>
-    <w:uiPriority w:val="1"/>
-    <w:qFormat/>
-    <w:rsid w:val="00DD3DDA"/>
-    <w:rPr>
-      <w:rFonts w:ascii="Helvetica" w:eastAsiaTheme="minorHAnsi" w:hAnsi="Helvetica" w:cs="Tahoma"/>
-      <w:b w:val="0"/>
-      <w:bCs/>
-      <w:color w:val="FF99FF"/>
-      <w:sz w:val="24"/>
-      <w:szCs w:val="24"/>
-    </w:rPr>
-  </w:style>
-  <w:style w:type="paragraph" w:customStyle="1" w:styleId="interviewsituationp">
-    <w:name w:val="interview situation p"/>
-    <w:basedOn w:val="Body"/>
-    <w:next w:val="interviewsituationcondition"/>
-    <w:qFormat/>
-    <w:rsid w:val="00DD3DDA"/>
-    <w:pPr>
-      <w:spacing w:before="240" w:after="0" w:line="240" w:lineRule="auto"/>
-      <w:contextualSpacing/>
-    </w:pPr>
-  </w:style>
-  <w:style w:type="character" w:customStyle="1" w:styleId="Heading5Char">
-    <w:name w:val="Heading 5 Char"/>
-    <w:basedOn w:val="DefaultParagraphFont"/>
-    <w:link w:val="Heading5"/>
-    <w:uiPriority w:val="9"/>
-    <w:rsid w:val="000F4FEF"/>
-    <w:rPr>
-      <w:rFonts w:ascii="Arial" w:hAnsi="Arial" w:cs="Arial"/>
-      <w:color w:val="666666"/>
-    </w:rPr>
-  </w:style>
-  <w:style w:type="character" w:customStyle="1" w:styleId="Heading6Char">
-    <w:name w:val="Heading 6 Char"/>
-    <w:basedOn w:val="DefaultParagraphFont"/>
-    <w:link w:val="Heading6"/>
-    <w:uiPriority w:val="9"/>
-    <w:semiHidden/>
-    <w:rsid w:val="000F4FEF"/>
-    <w:rPr>
-      <w:rFonts w:ascii="Arial" w:hAnsi="Arial" w:cs="Arial"/>
-      <w:i/>
-      <w:color w:val="666666"/>
-    </w:rPr>
-  </w:style>
-  <w:style w:type="paragraph" w:styleId="TOC1">
-    <w:name w:val="toc 1"/>
-    <w:basedOn w:val="Normal"/>
-    <w:next w:val="Normal"/>
-    <w:autoRedefine/>
-    <w:uiPriority w:val="39"/>
-    <w:unhideWhenUsed/>
-    <w:rsid w:val="000F4FEF"/>
-    <w:pPr>
-      <w:spacing w:after="100"/>
-    </w:pPr>
-  </w:style>
-  <w:style w:type="paragraph" w:styleId="TOC2">
-    <w:name w:val="toc 2"/>
-    <w:basedOn w:val="Normal"/>
-    <w:next w:val="Normal"/>
-    <w:autoRedefine/>
-    <w:uiPriority w:val="39"/>
-    <w:unhideWhenUsed/>
-    <w:rsid w:val="000F4FEF"/>
-    <w:pPr>
-      <w:spacing w:after="100"/>
-      <w:ind w:left="240"/>
-    </w:pPr>
-  </w:style>
-  <w:style w:type="paragraph" w:styleId="TOC3">
-    <w:name w:val="toc 3"/>
-    <w:basedOn w:val="Normal"/>
-    <w:next w:val="Normal"/>
-    <w:autoRedefine/>
-    <w:uiPriority w:val="39"/>
-    <w:unhideWhenUsed/>
-    <w:rsid w:val="000F4FEF"/>
-    <w:pPr>
-      <w:spacing w:after="100"/>
-      <w:ind w:left="480"/>
-    </w:pPr>
-  </w:style>
-  <w:style w:type="paragraph" w:styleId="CommentText">
-    <w:name w:val="annotation text"/>
-    <w:basedOn w:val="Normal"/>
-    <w:link w:val="CommentTextChar"/>
-    <w:uiPriority w:val="99"/>
-    <w:unhideWhenUsed/>
-    <w:qFormat/>
-    <w:rsid w:val="000F4FEF"/>
-    <w:rPr>
-      <w:sz w:val="20"/>
-      <w:szCs w:val="20"/>
-    </w:rPr>
-  </w:style>
-  <w:style w:type="character" w:customStyle="1" w:styleId="CommentTextChar">
-    <w:name w:val="Comment Text Char"/>
-    <w:basedOn w:val="DefaultParagraphFont"/>
-    <w:link w:val="CommentText"/>
-    <w:uiPriority w:val="99"/>
-    <w:qFormat/>
-    <w:rsid w:val="000F4FEF"/>
-    <w:rPr>
-      <w:rFonts w:ascii="Arial" w:hAnsi="Arial" w:cs="Arial"/>
-      <w:sz w:val="20"/>
-      <w:szCs w:val="20"/>
-    </w:rPr>
-  </w:style>
-  <w:style w:type="paragraph" w:styleId="Header">
-    <w:name w:val="header"/>
-    <w:basedOn w:val="Normal"/>
-    <w:link w:val="HeaderChar"/>
-    <w:uiPriority w:val="99"/>
-    <w:unhideWhenUsed/>
-    <w:rsid w:val="000F4FEF"/>
-    <w:pPr>
-      <w:tabs>
-        <w:tab w:val="center" w:pos="4680"/>
-        <w:tab w:val="right" w:pos="9360"/>
-      </w:tabs>
-    </w:pPr>
-  </w:style>
-  <w:style w:type="character" w:customStyle="1" w:styleId="HeaderChar">
-    <w:name w:val="Header Char"/>
-    <w:basedOn w:val="DefaultParagraphFont"/>
-    <w:link w:val="Header"/>
-    <w:uiPriority w:val="99"/>
-    <w:rsid w:val="000F4FEF"/>
-    <w:rPr>
-      <w:rFonts w:ascii="Arial" w:hAnsi="Arial" w:cs="Arial"/>
-    </w:rPr>
-  </w:style>
-  <w:style w:type="character" w:styleId="CommentReference">
-    <w:name w:val="annotation reference"/>
-    <w:basedOn w:val="DefaultParagraphFont"/>
-    <w:uiPriority w:val="99"/>
-    <w:semiHidden/>
-    <w:unhideWhenUsed/>
-    <w:qFormat/>
-    <w:rsid w:val="000F4FEF"/>
-    <w:rPr>
-      <w:sz w:val="16"/>
-      <w:szCs w:val="16"/>
-    </w:rPr>
-  </w:style>
-  <w:style w:type="paragraph" w:styleId="Title">
-    <w:name w:val="Title"/>
-    <w:basedOn w:val="Normal"/>
-    <w:next w:val="Normal"/>
-    <w:link w:val="TitleChar"/>
-    <w:uiPriority w:val="10"/>
-    <w:qFormat/>
-    <w:rsid w:val="000F4FEF"/>
-    <w:pPr>
-      <w:spacing w:before="0" w:beforeAutospacing="0" w:after="100" w:line="276" w:lineRule="auto"/>
-    </w:pPr>
-    <w:rPr>
-      <w:rFonts w:ascii="Helvetica" w:hAnsi="Helvetica" w:cs="Helvetica"/>
-      <w:color w:val="0A2A78"/>
-      <w:spacing w:val="-2"/>
-      <w:sz w:val="48"/>
-      <w:szCs w:val="24"/>
-    </w:rPr>
-  </w:style>
-  <w:style w:type="character" w:customStyle="1" w:styleId="TitleChar">
-    <w:name w:val="Title Char"/>
-    <w:basedOn w:val="DefaultParagraphFont"/>
-    <w:link w:val="Title"/>
-    <w:uiPriority w:val="10"/>
-    <w:qFormat/>
-    <w:rsid w:val="000F4FEF"/>
-    <w:rPr>
-      <w:rFonts w:ascii="Helvetica" w:hAnsi="Helvetica" w:cs="Helvetica"/>
-      <w:color w:val="0A2A78"/>
-      <w:spacing w:val="-2"/>
-      <w:sz w:val="48"/>
-      <w:szCs w:val="24"/>
-    </w:rPr>
-  </w:style>
-  <w:style w:type="paragraph" w:styleId="Subtitle">
-    <w:name w:val="Subtitle"/>
-    <w:basedOn w:val="Normal"/>
-    <w:next w:val="Normal"/>
-    <w:link w:val="SubtitleChar"/>
-    <w:uiPriority w:val="11"/>
-    <w:qFormat/>
-    <w:rsid w:val="000F4FEF"/>
-    <w:pPr>
-      <w:keepNext/>
-      <w:keepLines/>
-      <w:spacing w:after="320"/>
-    </w:pPr>
-    <w:rPr>
-      <w:color w:val="666666"/>
-      <w:sz w:val="30"/>
-      <w:szCs w:val="30"/>
-    </w:rPr>
-  </w:style>
-  <w:style w:type="character" w:customStyle="1" w:styleId="SubtitleChar">
-    <w:name w:val="Subtitle Char"/>
-    <w:basedOn w:val="DefaultParagraphFont"/>
-    <w:link w:val="Subtitle"/>
-    <w:uiPriority w:val="11"/>
-    <w:rsid w:val="000F4FEF"/>
-    <w:rPr>
-      <w:rFonts w:ascii="Arial" w:hAnsi="Arial" w:cs="Arial"/>
-      <w:color w:val="666666"/>
-      <w:sz w:val="30"/>
-      <w:szCs w:val="30"/>
-    </w:rPr>
-  </w:style>
-  <w:style w:type="character" w:styleId="FollowedHyperlink">
-    <w:name w:val="FollowedHyperlink"/>
-    <w:basedOn w:val="DefaultParagraphFont"/>
-    <w:uiPriority w:val="99"/>
-    <w:semiHidden/>
-    <w:unhideWhenUsed/>
-    <w:rsid w:val="000F4FEF"/>
-    <w:rPr>
-      <w:color w:val="954F72" w:themeColor="followedHyperlink"/>
-      <w:u w:val="single"/>
-    </w:rPr>
-  </w:style>
-  <w:style w:type="character" w:styleId="Strong">
-    <w:name w:val="Strong"/>
-    <w:basedOn w:val="DefaultParagraphFont"/>
-    <w:uiPriority w:val="22"/>
-    <w:qFormat/>
-    <w:rsid w:val="000F4FEF"/>
-    <w:rPr>
-      <w:b/>
-      <w:bCs/>
-    </w:rPr>
-  </w:style>
-  <w:style w:type="character" w:styleId="Emphasis">
-    <w:name w:val="Emphasis"/>
-    <w:basedOn w:val="DefaultParagraphFont"/>
-    <w:uiPriority w:val="20"/>
-    <w:qFormat/>
-    <w:rsid w:val="000F4FEF"/>
-    <w:rPr>
-      <w:i/>
-      <w:iCs/>
-    </w:rPr>
-  </w:style>
-  <w:style w:type="paragraph" w:styleId="PlainText">
-    <w:name w:val="Plain Text"/>
-    <w:basedOn w:val="Normal"/>
-    <w:link w:val="PlainTextChar"/>
-    <w:uiPriority w:val="99"/>
-    <w:semiHidden/>
-    <w:unhideWhenUsed/>
-    <w:rsid w:val="00DD3DDA"/>
-    <w:pPr>
-      <w:spacing w:after="0"/>
-    </w:pPr>
-    <w:rPr>
-      <w:sz w:val="24"/>
-      <w:szCs w:val="21"/>
-    </w:rPr>
-  </w:style>
-  <w:style w:type="character" w:customStyle="1" w:styleId="PlainTextChar">
-    <w:name w:val="Plain Text Char"/>
-    <w:basedOn w:val="DefaultParagraphFont"/>
-    <w:link w:val="PlainText"/>
-    <w:uiPriority w:val="99"/>
-    <w:semiHidden/>
-    <w:rsid w:val="00DD3DDA"/>
-    <w:rPr>
-      <w:rFonts w:ascii="Arial" w:hAnsi="Arial" w:cs="Arial"/>
-      <w:sz w:val="24"/>
-      <w:szCs w:val="21"/>
-    </w:rPr>
-  </w:style>
-  <w:style w:type="paragraph" w:styleId="NormalWeb">
-    <w:name w:val="Normal (Web)"/>
-    <w:basedOn w:val="Normal"/>
-    <w:uiPriority w:val="99"/>
-    <w:unhideWhenUsed/>
-    <w:rsid w:val="000F4FEF"/>
-    <w:pPr>
-      <w:spacing w:before="100" w:after="100"/>
-    </w:pPr>
-    <w:rPr>
-      <w:rFonts w:ascii="Times New Roman" w:eastAsia="Times New Roman" w:hAnsi="Times New Roman" w:cs="Times New Roman"/>
-      <w:sz w:val="24"/>
-      <w:szCs w:val="24"/>
-    </w:rPr>
-  </w:style>
-  <w:style w:type="paragraph" w:styleId="HTMLPreformatted">
-    <w:name w:val="HTML Preformatted"/>
-    <w:basedOn w:val="Normal"/>
-    <w:link w:val="HTMLPreformattedChar"/>
-    <w:uiPriority w:val="99"/>
-    <w:semiHidden/>
-    <w:unhideWhenUsed/>
-    <w:rsid w:val="000F4FEF"/>
-    <w:pPr>
-      <w:tabs>
-        <w:tab w:val="left" w:pos="916"/>
-        <w:tab w:val="left" w:pos="1832"/>
-        <w:tab w:val="left" w:pos="2748"/>
-        <w:tab w:val="left" w:pos="3664"/>
-        <w:tab w:val="left" w:pos="4580"/>
-        <w:tab w:val="left" w:pos="5496"/>
-        <w:tab w:val="left" w:pos="6412"/>
-        <w:tab w:val="left" w:pos="7328"/>
-        <w:tab w:val="left" w:pos="8244"/>
-        <w:tab w:val="left" w:pos="9160"/>
-        <w:tab w:val="left" w:pos="10076"/>
-        <w:tab w:val="left" w:pos="10992"/>
-        <w:tab w:val="left" w:pos="11908"/>
-        <w:tab w:val="left" w:pos="12824"/>
-        <w:tab w:val="left" w:pos="13740"/>
-        <w:tab w:val="left" w:pos="14656"/>
-      </w:tabs>
-      <w:spacing w:before="0" w:beforeAutospacing="0" w:after="0" w:afterAutospacing="0"/>
-    </w:pPr>
-    <w:rPr>
-      <w:rFonts w:ascii="Courier New" w:eastAsia="Times New Roman" w:hAnsi="Courier New" w:cs="Courier New"/>
-      <w:sz w:val="20"/>
-      <w:szCs w:val="20"/>
-    </w:rPr>
-  </w:style>
-  <w:style w:type="character" w:customStyle="1" w:styleId="HTMLPreformattedChar">
-    <w:name w:val="HTML Preformatted Char"/>
-    <w:basedOn w:val="DefaultParagraphFont"/>
-    <w:link w:val="HTMLPreformatted"/>
-    <w:uiPriority w:val="99"/>
-    <w:semiHidden/>
-    <w:rsid w:val="000F4FEF"/>
-    <w:rPr>
-      <w:rFonts w:ascii="Courier New" w:eastAsia="Times New Roman" w:hAnsi="Courier New" w:cs="Courier New"/>
-      <w:sz w:val="20"/>
-      <w:szCs w:val="20"/>
-    </w:rPr>
-  </w:style>
-  <w:style w:type="paragraph" w:styleId="CommentSubject">
-    <w:name w:val="annotation subject"/>
-    <w:basedOn w:val="CommentText"/>
-    <w:next w:val="CommentText"/>
-    <w:link w:val="CommentSubjectChar"/>
-    <w:uiPriority w:val="99"/>
-    <w:semiHidden/>
-    <w:unhideWhenUsed/>
-    <w:rsid w:val="000F4FEF"/>
-    <w:rPr>
-      <w:b/>
-      <w:bCs/>
-    </w:rPr>
-  </w:style>
-  <w:style w:type="character" w:customStyle="1" w:styleId="CommentSubjectChar">
-    <w:name w:val="Comment Subject Char"/>
-    <w:basedOn w:val="CommentTextChar"/>
-    <w:link w:val="CommentSubject"/>
-    <w:uiPriority w:val="99"/>
-    <w:semiHidden/>
-    <w:rsid w:val="000F4FEF"/>
-    <w:rPr>
-      <w:rFonts w:ascii="Arial" w:hAnsi="Arial" w:cs="Arial"/>
-      <w:b/>
-      <w:bCs/>
-      <w:sz w:val="20"/>
-      <w:szCs w:val="20"/>
-    </w:rPr>
-  </w:style>
-  <w:style w:type="paragraph" w:styleId="BalloonText">
-    <w:name w:val="Balloon Text"/>
-    <w:basedOn w:val="Normal"/>
-    <w:link w:val="BalloonTextChar"/>
-    <w:uiPriority w:val="99"/>
-    <w:semiHidden/>
-    <w:unhideWhenUsed/>
-    <w:rsid w:val="000F4FEF"/>
-    <w:rPr>
-      <w:rFonts w:ascii="Segoe UI" w:hAnsi="Segoe UI" w:cs="Segoe UI"/>
-      <w:sz w:val="18"/>
-      <w:szCs w:val="18"/>
-    </w:rPr>
-  </w:style>
-  <w:style w:type="character" w:customStyle="1" w:styleId="BalloonTextChar">
-    <w:name w:val="Balloon Text Char"/>
-    <w:basedOn w:val="DefaultParagraphFont"/>
-    <w:link w:val="BalloonText"/>
-    <w:uiPriority w:val="99"/>
-    <w:semiHidden/>
-    <w:rsid w:val="000F4FEF"/>
-    <w:rPr>
-      <w:rFonts w:ascii="Segoe UI" w:hAnsi="Segoe UI" w:cs="Segoe UI"/>
-      <w:sz w:val="18"/>
-      <w:szCs w:val="18"/>
-    </w:rPr>
-  </w:style>
-  <w:style w:type="table" w:styleId="TableGrid">
-    <w:name w:val="Table Grid"/>
-    <w:basedOn w:val="TableNormal"/>
-    <w:uiPriority w:val="39"/>
-    <w:rsid w:val="000F4FEF"/>
-    <w:pPr>
-      <w:widowControl w:val="0"/>
-      <w:autoSpaceDE w:val="0"/>
-      <w:autoSpaceDN w:val="0"/>
-      <w:spacing w:beforeAutospacing="0" w:after="0" w:afterAutospacing="0" w:line="240" w:lineRule="auto"/>
-    </w:pPr>
-    <w:rPr>
-      <w:rFonts w:eastAsiaTheme="minorHAnsi"/>
-    </w:rPr>
-    <w:tblPr>
-      <w:tblBorders>
-        <w:top w:val="single" w:sz="4" w:space="0" w:color="auto"/>
-        <w:left w:val="single" w:sz="4" w:space="0" w:color="auto"/>
-        <w:bottom w:val="single" w:sz="4" w:space="0" w:color="auto"/>
-        <w:right w:val="single" w:sz="4" w:space="0" w:color="auto"/>
-        <w:insideH w:val="single" w:sz="4" w:space="0" w:color="auto"/>
-        <w:insideV w:val="single" w:sz="4" w:space="0" w:color="auto"/>
-      </w:tblBorders>
-    </w:tblPr>
-  </w:style>
-  <w:style w:type="paragraph" w:styleId="NoSpacing">
-    <w:name w:val="No Spacing"/>
-    <w:uiPriority w:val="1"/>
-    <w:qFormat/>
-    <w:rsid w:val="00DD3DDA"/>
-    <w:pPr>
-      <w:spacing w:beforeAutospacing="0" w:after="0" w:afterAutospacing="0"/>
-    </w:pPr>
-    <w:rPr>
-      <w:rFonts w:ascii="Helvetica" w:eastAsiaTheme="minorHAnsi" w:hAnsi="Helvetica"/>
-      <w:sz w:val="24"/>
-    </w:rPr>
-  </w:style>
-  <w:style w:type="paragraph" w:styleId="Quote">
-    <w:name w:val="Quote"/>
-    <w:basedOn w:val="Normal"/>
-    <w:next w:val="Normal"/>
-    <w:link w:val="QuoteChar"/>
-    <w:uiPriority w:val="29"/>
-    <w:rsid w:val="000F4FEF"/>
-    <w:pPr>
-      <w:spacing w:before="200" w:after="160"/>
-      <w:ind w:left="864" w:right="864"/>
-      <w:jc w:val="center"/>
-    </w:pPr>
-    <w:rPr>
-      <w:i/>
-      <w:iCs/>
-      <w:color w:val="404040" w:themeColor="text1" w:themeTint="BF"/>
-    </w:rPr>
-  </w:style>
-  <w:style w:type="character" w:customStyle="1" w:styleId="QuoteChar">
-    <w:name w:val="Quote Char"/>
-    <w:basedOn w:val="DefaultParagraphFont"/>
-    <w:link w:val="Quote"/>
-    <w:uiPriority w:val="29"/>
-    <w:rsid w:val="000F4FEF"/>
-    <w:rPr>
-      <w:rFonts w:ascii="Arial" w:hAnsi="Arial" w:cs="Arial"/>
-      <w:i/>
-      <w:iCs/>
-      <w:color w:val="404040" w:themeColor="text1" w:themeTint="BF"/>
-    </w:rPr>
-  </w:style>
-  <w:style w:type="character" w:styleId="SubtleEmphasis">
-    <w:name w:val="Subtle Emphasis"/>
-    <w:basedOn w:val="DefaultParagraphFont"/>
-    <w:uiPriority w:val="19"/>
-    <w:rsid w:val="000F4FEF"/>
-    <w:rPr>
-      <w:i/>
-      <w:iCs/>
-      <w:color w:val="404040" w:themeColor="text1" w:themeTint="BF"/>
-    </w:rPr>
-  </w:style>
-  <w:style w:type="paragraph" w:styleId="TOCHeading">
-    <w:name w:val="TOC Heading"/>
-    <w:basedOn w:val="Heading1"/>
-    <w:next w:val="Normal"/>
-    <w:uiPriority w:val="39"/>
-    <w:unhideWhenUsed/>
-    <w:qFormat/>
-    <w:rsid w:val="000F4FEF"/>
-    <w:pPr>
-      <w:spacing w:before="240" w:after="0" w:line="259" w:lineRule="auto"/>
-      <w:outlineLvl w:val="9"/>
-    </w:pPr>
-    <w:rPr>
-      <w:rFonts w:asciiTheme="majorHAnsi" w:eastAsiaTheme="majorEastAsia" w:hAnsiTheme="majorHAnsi" w:cstheme="majorBidi"/>
-      <w:color w:val="2F5496" w:themeColor="accent1" w:themeShade="BF"/>
-      <w:sz w:val="32"/>
-      <w:szCs w:val="32"/>
-    </w:rPr>
-  </w:style>
-  <w:style w:type="character" w:customStyle="1" w:styleId="BodyChar">
-    <w:name w:val="Body Char"/>
-    <w:basedOn w:val="DefaultParagraphFont"/>
-    <w:link w:val="Body"/>
-    <w:rsid w:val="000F4FEF"/>
-    <w:rPr>
-      <w:rFonts w:ascii="Helvetica" w:eastAsiaTheme="minorHAnsi" w:hAnsi="Helvetica" w:cs="Helvetica"/>
-      <w:sz w:val="24"/>
-      <w:szCs w:val="24"/>
-    </w:rPr>
-  </w:style>
-  <w:style w:type="paragraph" w:customStyle="1" w:styleId="interviewneedsediting">
-    <w:name w:val="interview needs editing"/>
-    <w:basedOn w:val="Normal"/>
-    <w:next w:val="Normal"/>
-    <w:qFormat/>
-    <w:rsid w:val="000F4FEF"/>
-    <w:pPr>
-      <w:shd w:val="clear" w:color="auto" w:fill="FFFF00"/>
-      <w:spacing w:after="60" w:line="360" w:lineRule="auto"/>
-    </w:pPr>
-    <w:rPr>
-      <w:sz w:val="21"/>
-      <w:szCs w:val="21"/>
-    </w:rPr>
-  </w:style>
-  <w:style w:type="table" w:customStyle="1" w:styleId="TableGridLight1">
-    <w:name w:val="Table Grid Light1"/>
-    <w:basedOn w:val="TableNormal"/>
-    <w:uiPriority w:val="40"/>
-    <w:rsid w:val="000F4FEF"/>
-    <w:pPr>
-      <w:spacing w:beforeAutospacing="0" w:after="0" w:afterAutospacing="0" w:line="240" w:lineRule="auto"/>
-    </w:pPr>
-    <w:rPr>
-      <w:rFonts w:eastAsiaTheme="minorHAnsi"/>
-    </w:rPr>
-    <w:tblPr>
-      <w:tblBorders>
-        <w:top w:val="single" w:sz="4" w:space="0" w:color="BFBFBF" w:themeColor="background1" w:themeShade="BF"/>
-        <w:left w:val="single" w:sz="4" w:space="0" w:color="BFBFBF" w:themeColor="background1" w:themeShade="BF"/>
-        <w:bottom w:val="single" w:sz="4" w:space="0" w:color="BFBFBF" w:themeColor="background1" w:themeShade="BF"/>
-        <w:right w:val="single" w:sz="4" w:space="0" w:color="BFBFBF" w:themeColor="background1" w:themeShade="BF"/>
-        <w:insideH w:val="single" w:sz="4" w:space="0" w:color="BFBFBF" w:themeColor="background1" w:themeShade="BF"/>
-        <w:insideV w:val="single" w:sz="4" w:space="0" w:color="BFBFBF" w:themeColor="background1" w:themeShade="BF"/>
-      </w:tblBorders>
-    </w:tblPr>
   </w:style>
 </w:styles>
 </file>
@@ -8224,7 +5952,7 @@
   <a:extraClrSchemeLst/>
   <a:extLst>
     <a:ext uri="{05A4C25C-085E-4340-85A3-A5531E510DB2}">
-      <thm15:themeFamily xmlns:thm15="http://schemas.microsoft.com/office/thememl/2012/main" xmlns="" name="Office Theme" id="{62F939B6-93AF-4DB8-9C6B-D6C7DFDC589F}" vid="{4A3C46E8-61CC-4603-A589-7422A47A8E4A}"/>
+      <thm15:themeFamily xmlns:thm15="http://schemas.microsoft.com/office/thememl/2012/main" name="Office Theme" id="{62F939B6-93AF-4DB8-9C6B-D6C7DFDC589F}" vid="{4A3C46E8-61CC-4603-A589-7422A47A8E4A}"/>
     </a:ext>
   </a:extLst>
 </a:theme>

--- a/docassemble/AKA2JBranding/data/templates/dismiss_content.docx
+++ b/docassemble/AKA2JBranding/data/templates/dismiss_content.docx
@@ -382,7 +382,16 @@
         <w:pStyle w:val="Body"/>
       </w:pPr>
       <w:r>
-        <w:t>{{ signing_paragraph }}</w:t>
+        <w:t>{{p (include_docx_template("docassemble.AKA2JBranding:</w:t>
+      </w:r>
+      <w:r>
+        <w:t>signing_paragraph_content.docx</w:t>
+      </w:r>
+      <w:r>
+        <w:t xml:space="preserve"> </w:t>
+      </w:r>
+      <w:r>
+        <w:t>")) }}</w:t>
       </w:r>
     </w:p>
     <w:p>
@@ -398,6 +407,7 @@
         <w:pStyle w:val="Body"/>
       </w:pPr>
       <w:r>
+        <w:lastRenderedPageBreak/>
         <w:t>Watch</w:t>
       </w:r>
       <w:r>
@@ -478,7 +488,6 @@
         <w:pStyle w:val="Body"/>
       </w:pPr>
       <w:r>
-        <w:lastRenderedPageBreak/>
         <w:t xml:space="preserve">Learn about motions: See </w:t>
       </w:r>
       <w:hyperlink r:id="rId11" w:history="1">
@@ -776,21 +785,7 @@
             <w:rStyle w:val="Hyperlink"/>
             <w:spacing w:val="0"/>
           </w:rPr>
-          <w:t>n P</w:t>
-        </w:r>
-        <w:r>
-          <w:rPr>
-            <w:rStyle w:val="Hyperlink"/>
-            <w:spacing w:val="0"/>
-          </w:rPr>
-          <w:t>D</w:t>
-        </w:r>
-        <w:r>
-          <w:rPr>
-            <w:rStyle w:val="Hyperlink"/>
-            <w:spacing w:val="0"/>
-          </w:rPr>
-          <w:t>F</w:t>
+          <w:t>n PDF</w:t>
         </w:r>
       </w:hyperlink>
       <w:r>
@@ -962,21 +957,7 @@
             <w:rStyle w:val="Hyperlink"/>
             <w:spacing w:val="0"/>
           </w:rPr>
-          <w:t>/family/d</w:t>
-        </w:r>
-        <w:r>
-          <w:rPr>
-            <w:rStyle w:val="Hyperlink"/>
-            <w:spacing w:val="0"/>
-          </w:rPr>
-          <w:t>o</w:t>
-        </w:r>
-        <w:r>
-          <w:rPr>
-            <w:rStyle w:val="Hyperlink"/>
-            <w:spacing w:val="0"/>
-          </w:rPr>
-          <w:t>cs/shc-13</w:t>
+          <w:t>/family/docs/shc-13</w:t>
         </w:r>
         <w:r>
           <w:rPr>
@@ -3849,7 +3830,7 @@
     <w:lsdException w:name="Table Web 2" w:semiHidden="1" w:unhideWhenUsed="1"/>
     <w:lsdException w:name="Table Web 3" w:semiHidden="1" w:unhideWhenUsed="1"/>
     <w:lsdException w:name="Balloon Text" w:semiHidden="1" w:unhideWhenUsed="1"/>
-    <w:lsdException w:name="Table Grid" w:semiHidden="1" w:uiPriority="39" w:unhideWhenUsed="1"/>
+    <w:lsdException w:name="Table Grid" w:uiPriority="39"/>
     <w:lsdException w:name="Table Theme" w:semiHidden="1" w:unhideWhenUsed="1"/>
     <w:lsdException w:name="Placeholder Text" w:semiHidden="1"/>
     <w:lsdException w:name="No Spacing" w:uiPriority="1" w:qFormat="1"/>

--- a/docassemble/AKA2JBranding/data/templates/dismiss_content.docx
+++ b/docassemble/AKA2JBranding/data/templates/dismiss_content.docx
@@ -379,39 +379,272 @@
     </w:p>
     <w:p>
       <w:pPr>
-        <w:pStyle w:val="Body"/>
-      </w:pPr>
-      <w:r>
-        <w:t>{{p (include_docx_template("docassemble.AKA2JBranding:</w:t>
-      </w:r>
-      <w:r>
-        <w:t>signing_paragraph_content.docx</w:t>
-      </w:r>
-      <w:r>
-        <w:t xml:space="preserve"> </w:t>
-      </w:r>
-      <w:r>
-        <w:t>")) }}</w:t>
+        <w:pStyle w:val="Example"/>
+        <w:rPr>
+          <w:color w:val="auto"/>
+        </w:rPr>
+      </w:pPr>
+      <w:r>
+        <w:t>Important - signing your documents</w:t>
       </w:r>
     </w:p>
     <w:p>
       <w:pPr>
-        <w:pStyle w:val="Heading3"/>
-      </w:pPr>
-      <w:r>
-        <w:t>Learn more</w:t>
+        <w:rPr>
+          <w:rFonts w:ascii="Helvetica" w:eastAsiaTheme="minorHAnsi" w:hAnsi="Helvetica" w:cs="Helvetica"/>
+          <w:sz w:val="24"/>
+          <w:szCs w:val="24"/>
+        </w:rPr>
+      </w:pPr>
+      <w:r>
+        <w:rPr>
+          <w:rFonts w:ascii="Helvetica" w:eastAsiaTheme="minorHAnsi" w:hAnsi="Helvetica" w:cs="Helvetica"/>
+          <w:color w:val="FF0000"/>
+          <w:sz w:val="24"/>
+          <w:szCs w:val="24"/>
+        </w:rPr>
+        <w:t>{%p</w:t>
+      </w:r>
+      <w:r>
+        <w:rPr>
+          <w:rFonts w:ascii="Helvetica" w:eastAsiaTheme="minorHAnsi" w:hAnsi="Helvetica" w:cs="Helvetica"/>
+          <w:color w:val="FF0000"/>
+          <w:sz w:val="24"/>
+          <w:szCs w:val="24"/>
+        </w:rPr>
+        <w:t xml:space="preserve"> if </w:t>
+      </w:r>
+      <w:proofErr w:type="spellStart"/>
+      <w:r>
+        <w:rPr>
+          <w:rFonts w:ascii="Helvetica" w:eastAsiaTheme="minorHAnsi" w:hAnsi="Helvetica" w:cs="Helvetica"/>
+          <w:color w:val="FF0000"/>
+          <w:sz w:val="24"/>
+          <w:szCs w:val="24"/>
+        </w:rPr>
+        <w:t>filling_manner</w:t>
+      </w:r>
+      <w:proofErr w:type="spellEnd"/>
+      <w:r>
+        <w:rPr>
+          <w:rFonts w:ascii="Helvetica" w:eastAsiaTheme="minorHAnsi" w:hAnsi="Helvetica" w:cs="Helvetica"/>
+          <w:color w:val="FF0000"/>
+          <w:sz w:val="24"/>
+          <w:szCs w:val="24"/>
+        </w:rPr>
+        <w:t xml:space="preserve"> in('electronically', '</w:t>
+      </w:r>
+      <w:proofErr w:type="spellStart"/>
+      <w:r>
+        <w:rPr>
+          <w:rFonts w:ascii="Helvetica" w:eastAsiaTheme="minorHAnsi" w:hAnsi="Helvetica" w:cs="Helvetica"/>
+          <w:color w:val="FF0000"/>
+          <w:sz w:val="24"/>
+          <w:szCs w:val="24"/>
+        </w:rPr>
+        <w:t>dunno</w:t>
+      </w:r>
+      <w:proofErr w:type="spellEnd"/>
+      <w:r>
+        <w:rPr>
+          <w:rFonts w:ascii="Helvetica" w:eastAsiaTheme="minorHAnsi" w:hAnsi="Helvetica" w:cs="Helvetica"/>
+          <w:color w:val="FF0000"/>
+          <w:sz w:val="24"/>
+          <w:szCs w:val="24"/>
+        </w:rPr>
+        <w:t xml:space="preserve">') and </w:t>
+      </w:r>
+      <w:proofErr w:type="spellStart"/>
+      <w:r>
+        <w:rPr>
+          <w:rFonts w:ascii="Helvetica" w:eastAsiaTheme="minorHAnsi" w:hAnsi="Helvetica" w:cs="Helvetica"/>
+          <w:color w:val="FF0000"/>
+          <w:sz w:val="24"/>
+          <w:szCs w:val="24"/>
+        </w:rPr>
+        <w:t>filing_method</w:t>
+      </w:r>
+      <w:proofErr w:type="spellEnd"/>
+      <w:r>
+        <w:rPr>
+          <w:rFonts w:ascii="Helvetica" w:eastAsiaTheme="minorHAnsi" w:hAnsi="Helvetica" w:cs="Helvetica"/>
+          <w:color w:val="FF0000"/>
+          <w:sz w:val="24"/>
+          <w:szCs w:val="24"/>
+        </w:rPr>
+        <w:t xml:space="preserve"> in('</w:t>
+      </w:r>
+      <w:proofErr w:type="spellStart"/>
+      <w:r>
+        <w:rPr>
+          <w:rFonts w:ascii="Helvetica" w:eastAsiaTheme="minorHAnsi" w:hAnsi="Helvetica" w:cs="Helvetica"/>
+          <w:color w:val="FF0000"/>
+          <w:sz w:val="24"/>
+          <w:szCs w:val="24"/>
+        </w:rPr>
+        <w:t>efiling</w:t>
+      </w:r>
+      <w:proofErr w:type="spellEnd"/>
+      <w:r>
+        <w:rPr>
+          <w:rFonts w:ascii="Helvetica" w:eastAsiaTheme="minorHAnsi" w:hAnsi="Helvetica" w:cs="Helvetica"/>
+          <w:color w:val="FF0000"/>
+          <w:sz w:val="24"/>
+          <w:szCs w:val="24"/>
+        </w:rPr>
+        <w:t>', '</w:t>
+      </w:r>
+      <w:proofErr w:type="spellStart"/>
+      <w:r>
+        <w:rPr>
+          <w:rFonts w:ascii="Helvetica" w:eastAsiaTheme="minorHAnsi" w:hAnsi="Helvetica" w:cs="Helvetica"/>
+          <w:color w:val="FF0000"/>
+          <w:sz w:val="24"/>
+          <w:szCs w:val="24"/>
+        </w:rPr>
+        <w:t>dunno</w:t>
+      </w:r>
+      <w:proofErr w:type="spellEnd"/>
+      <w:r>
+        <w:rPr>
+          <w:rFonts w:ascii="Helvetica" w:eastAsiaTheme="minorHAnsi" w:hAnsi="Helvetica" w:cs="Helvetica"/>
+          <w:color w:val="FF0000"/>
+          <w:sz w:val="24"/>
+          <w:szCs w:val="24"/>
+        </w:rPr>
+        <w:t>')</w:t>
+      </w:r>
+      <w:r>
+        <w:rPr>
+          <w:rFonts w:ascii="Helvetica" w:eastAsiaTheme="minorHAnsi" w:hAnsi="Helvetica" w:cs="Helvetica"/>
+          <w:color w:val="FF0000"/>
+          <w:sz w:val="24"/>
+          <w:szCs w:val="24"/>
+        </w:rPr>
+        <w:t xml:space="preserve"> %}</w:t>
       </w:r>
     </w:p>
     <w:p>
       <w:pPr>
-        <w:pStyle w:val="Body"/>
+        <w:pStyle w:val="Exampleparagraph"/>
       </w:pPr>
       <w:r>
         <w:lastRenderedPageBreak/>
-        <w:t>Watch</w:t>
-      </w:r>
-      <w:r>
-        <w:t xml:space="preserve">: </w:t>
+        <w:t>If you fill out your forms on a computer and file them with TrueFiling, you can sign your forms electronically.  Type “/s/ your name” on the signature line. For example, Zoe Lee’s signature would be "/s/ Zoe Lee."</w:t>
+      </w:r>
+    </w:p>
+    <w:p>
+      <w:pPr>
+        <w:rPr>
+          <w:rFonts w:ascii="Helvetica" w:eastAsiaTheme="minorHAnsi" w:hAnsi="Helvetica" w:cs="Helvetica"/>
+          <w:sz w:val="24"/>
+          <w:szCs w:val="24"/>
+        </w:rPr>
+      </w:pPr>
+      <w:r>
+        <w:rPr>
+          <w:rFonts w:ascii="Helvetica" w:eastAsiaTheme="minorHAnsi" w:hAnsi="Helvetica" w:cs="Helvetica"/>
+          <w:color w:val="FFC000"/>
+          <w:sz w:val="24"/>
+          <w:szCs w:val="24"/>
+        </w:rPr>
+        <w:t>{%p</w:t>
+      </w:r>
+      <w:r>
+        <w:rPr>
+          <w:rFonts w:ascii="Helvetica" w:eastAsiaTheme="minorHAnsi" w:hAnsi="Helvetica" w:cs="Helvetica"/>
+          <w:color w:val="FFC000"/>
+          <w:sz w:val="24"/>
+          <w:szCs w:val="24"/>
+        </w:rPr>
+        <w:t xml:space="preserve"> if </w:t>
+      </w:r>
+      <w:proofErr w:type="spellStart"/>
+      <w:r>
+        <w:rPr>
+          <w:rFonts w:ascii="Helvetica" w:eastAsiaTheme="minorHAnsi" w:hAnsi="Helvetica" w:cs="Helvetica"/>
+          <w:color w:val="FFC000"/>
+          <w:sz w:val="24"/>
+          <w:szCs w:val="24"/>
+        </w:rPr>
+        <w:t>filing_method</w:t>
+      </w:r>
+      <w:proofErr w:type="spellEnd"/>
+      <w:r>
+        <w:rPr>
+          <w:rFonts w:ascii="Helvetica" w:eastAsiaTheme="minorHAnsi" w:hAnsi="Helvetica" w:cs="Helvetica"/>
+          <w:color w:val="FFC000"/>
+          <w:sz w:val="24"/>
+          <w:szCs w:val="24"/>
+        </w:rPr>
+        <w:t xml:space="preserve"> == '</w:t>
+      </w:r>
+      <w:proofErr w:type="spellStart"/>
+      <w:r>
+        <w:rPr>
+          <w:rFonts w:ascii="Helvetica" w:eastAsiaTheme="minorHAnsi" w:hAnsi="Helvetica" w:cs="Helvetica"/>
+          <w:color w:val="FFC000"/>
+          <w:sz w:val="24"/>
+          <w:szCs w:val="24"/>
+        </w:rPr>
+        <w:t>efiling</w:t>
+      </w:r>
+      <w:proofErr w:type="spellEnd"/>
+      <w:r>
+        <w:rPr>
+          <w:rFonts w:ascii="Helvetica" w:eastAsiaTheme="minorHAnsi" w:hAnsi="Helvetica" w:cs="Helvetica"/>
+          <w:color w:val="FFC000"/>
+          <w:sz w:val="24"/>
+          <w:szCs w:val="24"/>
+        </w:rPr>
+        <w:t xml:space="preserve">' and </w:t>
+      </w:r>
+      <w:proofErr w:type="spellStart"/>
+      <w:r>
+        <w:rPr>
+          <w:rFonts w:ascii="Helvetica" w:eastAsiaTheme="minorHAnsi" w:hAnsi="Helvetica" w:cs="Helvetica"/>
+          <w:color w:val="FFC000"/>
+          <w:sz w:val="24"/>
+          <w:szCs w:val="24"/>
+        </w:rPr>
+        <w:t>filling_manner</w:t>
+      </w:r>
+      <w:proofErr w:type="spellEnd"/>
+      <w:r>
+        <w:rPr>
+          <w:rFonts w:ascii="Helvetica" w:eastAsiaTheme="minorHAnsi" w:hAnsi="Helvetica" w:cs="Helvetica"/>
+          <w:color w:val="FFC000"/>
+          <w:sz w:val="24"/>
+          <w:szCs w:val="24"/>
+        </w:rPr>
+        <w:t xml:space="preserve"> == 'electronically'</w:t>
+      </w:r>
+      <w:r>
+        <w:rPr>
+          <w:rFonts w:ascii="Helvetica" w:eastAsiaTheme="minorHAnsi" w:hAnsi="Helvetica" w:cs="Helvetica"/>
+          <w:color w:val="FFC000"/>
+          <w:sz w:val="24"/>
+          <w:szCs w:val="24"/>
+        </w:rPr>
+        <w:t xml:space="preserve"> %}</w:t>
+      </w:r>
+    </w:p>
+    <w:p>
+      <w:pPr>
+        <w:pStyle w:val="ExampleorImportantblock"/>
+      </w:pPr>
+      <w:r>
+        <w:t xml:space="preserve">If the form needs to be notarized, fill out and file </w:t>
+      </w:r>
+      <w:r>
+        <w:rPr>
+          <w:b/>
+          <w:bCs/>
+        </w:rPr>
+        <w:t>Self-Certification (No Notary Available), TF-835</w:t>
+      </w:r>
+      <w:r>
+        <w:t xml:space="preserve"> [</w:t>
       </w:r>
       <w:hyperlink r:id="rId8" w:history="1">
         <w:r>
@@ -419,23 +652,298 @@
             <w:rStyle w:val="Hyperlink"/>
             <w:spacing w:val="0"/>
           </w:rPr>
-          <w:t xml:space="preserve">Motions Part 1: How to Ask the Court </w:t>
+          <w:t>Fill in PDF</w:t>
         </w:r>
-        <w:proofErr w:type="gramStart"/>
+      </w:hyperlink>
+      <w:r>
+        <w:t>]</w:t>
+      </w:r>
+      <w:r>
+        <w:br/>
+      </w:r>
+      <w:hyperlink r:id="rId9" w:history="1">
         <w:r>
           <w:rPr>
             <w:rStyle w:val="Hyperlink"/>
             <w:spacing w:val="0"/>
           </w:rPr>
-          <w:t>For</w:t>
+          <w:t>ak-courts.info/tf835</w:t>
         </w:r>
-        <w:proofErr w:type="gramEnd"/>
+      </w:hyperlink>
+      <w:r>
+        <w:t>.</w:t>
+      </w:r>
+    </w:p>
+    <w:p>
+      <w:pPr>
+        <w:rPr>
+          <w:rFonts w:ascii="Helvetica" w:eastAsiaTheme="minorHAnsi" w:hAnsi="Helvetica" w:cs="Helvetica"/>
+          <w:sz w:val="24"/>
+          <w:szCs w:val="24"/>
+        </w:rPr>
+      </w:pPr>
+      <w:r>
+        <w:rPr>
+          <w:rFonts w:ascii="Helvetica" w:eastAsiaTheme="minorHAnsi" w:hAnsi="Helvetica" w:cs="Helvetica"/>
+          <w:color w:val="FFC000"/>
+          <w:sz w:val="24"/>
+          <w:szCs w:val="24"/>
+        </w:rPr>
+        <w:t>{%p</w:t>
+      </w:r>
+      <w:r>
+        <w:rPr>
+          <w:rFonts w:ascii="Helvetica" w:eastAsiaTheme="minorHAnsi" w:hAnsi="Helvetica" w:cs="Helvetica"/>
+          <w:color w:val="FFC000"/>
+          <w:sz w:val="24"/>
+          <w:szCs w:val="24"/>
+        </w:rPr>
+        <w:t xml:space="preserve"> endi</w:t>
+      </w:r>
+      <w:r>
+        <w:rPr>
+          <w:rFonts w:ascii="Helvetica" w:eastAsiaTheme="minorHAnsi" w:hAnsi="Helvetica" w:cs="Helvetica"/>
+          <w:color w:val="FFC000"/>
+          <w:sz w:val="24"/>
+          <w:szCs w:val="24"/>
+        </w:rPr>
+        <w:t>f %}</w:t>
+      </w:r>
+    </w:p>
+    <w:p>
+      <w:pPr>
+        <w:rPr>
+          <w:rFonts w:ascii="Helvetica" w:eastAsiaTheme="minorHAnsi" w:hAnsi="Helvetica" w:cs="Helvetica"/>
+          <w:sz w:val="24"/>
+          <w:szCs w:val="24"/>
+        </w:rPr>
+      </w:pPr>
+      <w:r>
+        <w:rPr>
+          <w:rFonts w:ascii="Helvetica" w:eastAsiaTheme="minorHAnsi" w:hAnsi="Helvetica" w:cs="Helvetica"/>
+          <w:color w:val="FF0000"/>
+          <w:sz w:val="24"/>
+          <w:szCs w:val="24"/>
+        </w:rPr>
+        <w:t>{%p</w:t>
+      </w:r>
+      <w:r>
+        <w:rPr>
+          <w:rFonts w:ascii="Helvetica" w:eastAsiaTheme="minorHAnsi" w:hAnsi="Helvetica" w:cs="Helvetica"/>
+          <w:color w:val="FF0000"/>
+          <w:sz w:val="24"/>
+          <w:szCs w:val="24"/>
+        </w:rPr>
+        <w:t xml:space="preserve"> endi</w:t>
+      </w:r>
+      <w:r>
+        <w:rPr>
+          <w:rFonts w:ascii="Helvetica" w:eastAsiaTheme="minorHAnsi" w:hAnsi="Helvetica" w:cs="Helvetica"/>
+          <w:color w:val="FF0000"/>
+          <w:sz w:val="24"/>
+          <w:szCs w:val="24"/>
+        </w:rPr>
+        <w:t>f %}</w:t>
+      </w:r>
+    </w:p>
+    <w:p>
+      <w:pPr>
+        <w:rPr>
+          <w:rFonts w:ascii="Helvetica" w:eastAsiaTheme="minorHAnsi" w:hAnsi="Helvetica" w:cs="Helvetica"/>
+          <w:sz w:val="24"/>
+          <w:szCs w:val="24"/>
+        </w:rPr>
+      </w:pPr>
+      <w:r>
+        <w:rPr>
+          <w:rFonts w:ascii="Helvetica" w:eastAsiaTheme="minorHAnsi" w:hAnsi="Helvetica" w:cs="Helvetica"/>
+          <w:color w:val="FF0000"/>
+          <w:sz w:val="24"/>
+          <w:szCs w:val="24"/>
+        </w:rPr>
+        <w:t>{%p</w:t>
+      </w:r>
+      <w:r>
+        <w:rPr>
+          <w:rFonts w:ascii="Helvetica" w:eastAsiaTheme="minorHAnsi" w:hAnsi="Helvetica" w:cs="Helvetica"/>
+          <w:color w:val="FF0000"/>
+          <w:sz w:val="24"/>
+          <w:szCs w:val="24"/>
+        </w:rPr>
+        <w:t xml:space="preserve"> if </w:t>
+      </w:r>
+      <w:proofErr w:type="spellStart"/>
+      <w:r>
+        <w:rPr>
+          <w:rFonts w:ascii="Helvetica" w:eastAsiaTheme="minorHAnsi" w:hAnsi="Helvetica" w:cs="Helvetica"/>
+          <w:color w:val="FF0000"/>
+          <w:sz w:val="24"/>
+          <w:szCs w:val="24"/>
+        </w:rPr>
+        <w:t>filling_manner</w:t>
+      </w:r>
+      <w:proofErr w:type="spellEnd"/>
+      <w:r>
+        <w:rPr>
+          <w:rFonts w:ascii="Helvetica" w:eastAsiaTheme="minorHAnsi" w:hAnsi="Helvetica" w:cs="Helvetica"/>
+          <w:color w:val="FF0000"/>
+          <w:sz w:val="24"/>
+          <w:szCs w:val="24"/>
+        </w:rPr>
+        <w:t xml:space="preserve"> in('paper', '</w:t>
+      </w:r>
+      <w:proofErr w:type="spellStart"/>
+      <w:r>
+        <w:rPr>
+          <w:rFonts w:ascii="Helvetica" w:eastAsiaTheme="minorHAnsi" w:hAnsi="Helvetica" w:cs="Helvetica"/>
+          <w:color w:val="FF0000"/>
+          <w:sz w:val="24"/>
+          <w:szCs w:val="24"/>
+        </w:rPr>
+        <w:t>dunno</w:t>
+      </w:r>
+      <w:proofErr w:type="spellEnd"/>
+      <w:r>
+        <w:rPr>
+          <w:rFonts w:ascii="Helvetica" w:eastAsiaTheme="minorHAnsi" w:hAnsi="Helvetica" w:cs="Helvetica"/>
+          <w:color w:val="FF0000"/>
+          <w:sz w:val="24"/>
+          <w:szCs w:val="24"/>
+        </w:rPr>
+        <w:t xml:space="preserve">') or </w:t>
+      </w:r>
+      <w:proofErr w:type="spellStart"/>
+      <w:r>
+        <w:rPr>
+          <w:rFonts w:ascii="Helvetica" w:eastAsiaTheme="minorHAnsi" w:hAnsi="Helvetica" w:cs="Helvetica"/>
+          <w:color w:val="FF0000"/>
+          <w:sz w:val="24"/>
+          <w:szCs w:val="24"/>
+        </w:rPr>
+        <w:t>filing_method</w:t>
+      </w:r>
+      <w:proofErr w:type="spellEnd"/>
+      <w:r>
+        <w:rPr>
+          <w:rFonts w:ascii="Helvetica" w:eastAsiaTheme="minorHAnsi" w:hAnsi="Helvetica" w:cs="Helvetica"/>
+          <w:color w:val="FF0000"/>
+          <w:sz w:val="24"/>
+          <w:szCs w:val="24"/>
+        </w:rPr>
+        <w:t xml:space="preserve"> in ('mail or in person', '</w:t>
+      </w:r>
+      <w:proofErr w:type="spellStart"/>
+      <w:r>
+        <w:rPr>
+          <w:rFonts w:ascii="Helvetica" w:eastAsiaTheme="minorHAnsi" w:hAnsi="Helvetica" w:cs="Helvetica"/>
+          <w:color w:val="FF0000"/>
+          <w:sz w:val="24"/>
+          <w:szCs w:val="24"/>
+        </w:rPr>
+        <w:t>dunno</w:t>
+      </w:r>
+      <w:proofErr w:type="spellEnd"/>
+      <w:r>
+        <w:rPr>
+          <w:rFonts w:ascii="Helvetica" w:eastAsiaTheme="minorHAnsi" w:hAnsi="Helvetica" w:cs="Helvetica"/>
+          <w:color w:val="FF0000"/>
+          <w:sz w:val="24"/>
+          <w:szCs w:val="24"/>
+        </w:rPr>
+        <w:t>'</w:t>
+      </w:r>
+      <w:r>
+        <w:rPr>
+          <w:rFonts w:ascii="Helvetica" w:eastAsiaTheme="minorHAnsi" w:hAnsi="Helvetica" w:cs="Helvetica"/>
+          <w:color w:val="FF0000"/>
+          <w:sz w:val="24"/>
+          <w:szCs w:val="24"/>
+        </w:rPr>
+        <w:t>) %}</w:t>
+      </w:r>
+    </w:p>
+    <w:p>
+      <w:pPr>
+        <w:pStyle w:val="ExampleorImportantblock"/>
+      </w:pPr>
+      <w:r>
+        <w:t xml:space="preserve">If you fill out paper copies of the forms, or do not file them with TrueFiling, read </w:t>
+      </w:r>
+      <w:r>
+        <w:t>{</w:t>
+      </w:r>
+      <w:r>
+        <w:t xml:space="preserve">{ </w:t>
+      </w:r>
+      <w:proofErr w:type="spellStart"/>
+      <w:r>
+        <w:t>sign_step.subject</w:t>
+      </w:r>
+      <w:proofErr w:type="spellEnd"/>
+      <w:r>
+        <w:t xml:space="preserve"> </w:t>
+      </w:r>
+      <w:r>
+        <w:t>}</w:t>
+      </w:r>
+      <w:r>
+        <w:t>} before you sign any document.</w:t>
+      </w:r>
+    </w:p>
+    <w:p>
+      <w:r>
+        <w:rPr>
+          <w:rFonts w:ascii="Helvetica" w:eastAsiaTheme="minorHAnsi" w:hAnsi="Helvetica" w:cs="Helvetica"/>
+          <w:color w:val="FF0000"/>
+          <w:sz w:val="24"/>
+          <w:szCs w:val="24"/>
+        </w:rPr>
+        <w:t>{%p</w:t>
+      </w:r>
+      <w:r>
+        <w:rPr>
+          <w:rFonts w:ascii="Helvetica" w:eastAsiaTheme="minorHAnsi" w:hAnsi="Helvetica" w:cs="Helvetica"/>
+          <w:color w:val="FF0000"/>
+          <w:sz w:val="24"/>
+          <w:szCs w:val="24"/>
+        </w:rPr>
+        <w:t xml:space="preserve"> endif</w:t>
+      </w:r>
+      <w:r>
+        <w:rPr>
+          <w:rFonts w:ascii="Helvetica" w:eastAsiaTheme="minorHAnsi" w:hAnsi="Helvetica" w:cs="Helvetica"/>
+          <w:color w:val="FF0000"/>
+          <w:sz w:val="24"/>
+          <w:szCs w:val="24"/>
+        </w:rPr>
+        <w:t xml:space="preserve"> %}</w:t>
+      </w:r>
+    </w:p>
+    <w:p>
+      <w:pPr>
+        <w:pStyle w:val="Heading3"/>
+      </w:pPr>
+      <w:r>
+        <w:t>Learn more</w:t>
+      </w:r>
+    </w:p>
+    <w:p>
+      <w:pPr>
+        <w:pStyle w:val="Body"/>
+      </w:pPr>
+      <w:r>
+        <w:t>Watch</w:t>
+      </w:r>
+      <w:r>
+        <w:t xml:space="preserve">: </w:t>
+      </w:r>
+      <w:hyperlink r:id="rId10" w:history="1">
         <w:r>
           <w:rPr>
             <w:rStyle w:val="Hyperlink"/>
             <w:spacing w:val="0"/>
           </w:rPr>
-          <w:t xml:space="preserve"> Something</w:t>
+          <w:t>Motions Part 1: How to Ask the Court For Something</w:t>
         </w:r>
       </w:hyperlink>
       <w:r>
@@ -458,7 +966,7 @@
       <w:r>
         <w:t xml:space="preserve"> </w:t>
       </w:r>
-      <w:hyperlink r:id="rId9" w:history="1">
+      <w:hyperlink r:id="rId11" w:history="1">
         <w:r>
           <w:rPr>
             <w:rStyle w:val="Hyperlink"/>
@@ -470,7 +978,7 @@
       <w:r>
         <w:t xml:space="preserve"> | </w:t>
       </w:r>
-      <w:hyperlink r:id="rId10" w:history="1">
+      <w:hyperlink r:id="rId12" w:history="1">
         <w:r>
           <w:rPr>
             <w:rStyle w:val="Hyperlink"/>
@@ -490,7 +998,7 @@
       <w:r>
         <w:t xml:space="preserve">Learn about motions: See </w:t>
       </w:r>
-      <w:hyperlink r:id="rId11" w:history="1">
+      <w:hyperlink r:id="rId13" w:history="1">
         <w:r>
           <w:rPr>
             <w:rStyle w:val="Hyperlink"/>
@@ -565,6 +1073,7 @@
         <w:rPr>
           <w:color w:val="FF0000"/>
         </w:rPr>
+        <w:lastRenderedPageBreak/>
         <w:t>{%p if type_of_response['case in 2 states'] and stage_of_other_case == 'ended with order' %}</w:t>
       </w:r>
     </w:p>
@@ -583,7 +1092,7 @@
       <w:pPr>
         <w:pStyle w:val="Body"/>
       </w:pPr>
-      <w:hyperlink r:id="rId12" w:history="1">
+      <w:hyperlink r:id="rId14" w:history="1">
         <w:r>
           <w:rPr>
             <w:rStyle w:val="Hyperlink"/>
@@ -600,7 +1109,7 @@
         </w:rPr>
         <w:br/>
       </w:r>
-      <w:hyperlink r:id="rId13" w:history="1">
+      <w:hyperlink r:id="rId15" w:history="1">
         <w:r>
           <w:rPr>
             <w:rStyle w:val="Hyperlink"/>
@@ -653,7 +1162,7 @@
       <w:pPr>
         <w:pStyle w:val="Body"/>
       </w:pPr>
-      <w:hyperlink r:id="rId14" w:history="1">
+      <w:hyperlink r:id="rId16" w:history="1">
         <w:r>
           <w:rPr>
             <w:rStyle w:val="Hyperlink"/>
@@ -670,7 +1179,7 @@
         </w:rPr>
         <w:br/>
       </w:r>
-      <w:hyperlink r:id="rId15" w:history="1">
+      <w:hyperlink r:id="rId17" w:history="1">
         <w:r>
           <w:rPr>
             <w:rStyle w:val="Hyperlink"/>
@@ -710,7 +1219,7 @@
       <w:r>
         <w:t xml:space="preserve"> [</w:t>
       </w:r>
-      <w:hyperlink r:id="rId16" w:history="1">
+      <w:hyperlink r:id="rId18" w:history="1">
         <w:r>
           <w:rPr>
             <w:rStyle w:val="Hyperlink"/>
@@ -739,7 +1248,7 @@
       <w:r>
         <w:br/>
       </w:r>
-      <w:hyperlink r:id="rId17" w:history="1">
+      <w:hyperlink r:id="rId19" w:history="1">
         <w:r>
           <w:rPr>
             <w:rStyle w:val="Hyperlink"/>
@@ -765,7 +1274,7 @@
       <w:r>
         <w:t>[</w:t>
       </w:r>
-      <w:hyperlink r:id="rId18" w:history="1">
+      <w:hyperlink r:id="rId20" w:history="1">
         <w:r>
           <w:rPr>
             <w:rStyle w:val="Hyperlink"/>
@@ -794,7 +1303,7 @@
       <w:r>
         <w:br/>
       </w:r>
-      <w:hyperlink r:id="rId19" w:history="1">
+      <w:hyperlink r:id="rId21" w:history="1">
         <w:r>
           <w:rPr>
             <w:rStyle w:val="Hyperlink"/>
@@ -808,29 +1317,13 @@
       <w:pPr>
         <w:pStyle w:val="Body"/>
       </w:pPr>
-      <w:hyperlink r:id="rId20" w:history="1">
+      <w:hyperlink r:id="rId22" w:history="1">
         <w:r>
           <w:rPr>
             <w:rStyle w:val="Hyperlink"/>
             <w:spacing w:val="0"/>
           </w:rPr>
-          <w:t xml:space="preserve">Motions Part 1: How to Ask the Court </w:t>
-        </w:r>
-        <w:proofErr w:type="gramStart"/>
-        <w:r>
-          <w:rPr>
-            <w:rStyle w:val="Hyperlink"/>
-            <w:spacing w:val="0"/>
-          </w:rPr>
-          <w:t>For</w:t>
-        </w:r>
-        <w:proofErr w:type="gramEnd"/>
-        <w:r>
-          <w:rPr>
-            <w:rStyle w:val="Hyperlink"/>
-            <w:spacing w:val="0"/>
-          </w:rPr>
-          <w:t xml:space="preserve"> Something</w:t>
+          <w:t>Motions Part 1: How to Ask the Court For Something</w:t>
         </w:r>
       </w:hyperlink>
     </w:p>
@@ -838,7 +1331,7 @@
       <w:pPr>
         <w:pStyle w:val="Body"/>
       </w:pPr>
-      <w:hyperlink r:id="rId21" w:history="1">
+      <w:hyperlink r:id="rId23" w:history="1">
         <w:r>
           <w:rPr>
             <w:rStyle w:val="Hyperlink"/>
@@ -883,7 +1376,7 @@
       <w:r>
         <w:br/>
       </w:r>
-      <w:hyperlink r:id="rId22" w:history="1">
+      <w:hyperlink r:id="rId24" w:history="1">
         <w:r>
           <w:rPr>
             <w:rStyle w:val="Hyperlink"/>
@@ -895,7 +1388,7 @@
       <w:r>
         <w:br/>
       </w:r>
-      <w:hyperlink r:id="rId23" w:history="1">
+      <w:hyperlink r:id="rId25" w:history="1">
         <w:r>
           <w:rPr>
             <w:rStyle w:val="Hyperlink"/>
@@ -923,7 +1416,7 @@
       <w:r>
         <w:br/>
       </w:r>
-      <w:hyperlink r:id="rId24" w:history="1">
+      <w:hyperlink r:id="rId26" w:history="1">
         <w:r>
           <w:rPr>
             <w:rStyle w:val="Hyperlink"/>
@@ -935,7 +1428,7 @@
       <w:r>
         <w:br/>
       </w:r>
-      <w:hyperlink r:id="rId25" w:history="1">
+      <w:hyperlink r:id="rId27" w:history="1">
         <w:r>
           <w:rPr>
             <w:rStyle w:val="Hyperlink"/>
@@ -979,7 +1472,7 @@
       <w:pPr>
         <w:pStyle w:val="Body"/>
       </w:pPr>
-      <w:hyperlink r:id="rId26" w:history="1">
+      <w:hyperlink r:id="rId28" w:history="1">
         <w:r>
           <w:rPr>
             <w:rStyle w:val="Hyperlink"/>
@@ -991,7 +1484,7 @@
       <w:r>
         <w:br/>
       </w:r>
-      <w:hyperlink r:id="rId27" w:history="1">
+      <w:hyperlink r:id="rId29" w:history="1">
         <w:r>
           <w:rPr>
             <w:rStyle w:val="Hyperlink"/>

--- a/docassemble/AKA2JBranding/data/templates/dismiss_content.docx
+++ b/docassemble/AKA2JBranding/data/templates/dismiss_content.docx
@@ -379,565 +379,33 @@
     </w:p>
     <w:p>
       <w:pPr>
-        <w:pStyle w:val="Example"/>
-        <w:rPr>
-          <w:color w:val="auto"/>
-        </w:rPr>
-      </w:pPr>
-      <w:r>
-        <w:t>Important - signing your documents</w:t>
+        <w:pStyle w:val="Body"/>
+        <w:spacing w:before="280" w:after="280"/>
+      </w:pPr>
+      <w:r>
+        <w:t>{{p (include_docx_template("docassemble.AKA2JBranding:signing_paragraph_content.docx")) }}</w:t>
       </w:r>
     </w:p>
     <w:p>
       <w:pPr>
-        <w:rPr>
-          <w:rFonts w:ascii="Helvetica" w:eastAsiaTheme="minorHAnsi" w:hAnsi="Helvetica" w:cs="Helvetica"/>
-          <w:sz w:val="24"/>
-          <w:szCs w:val="24"/>
-        </w:rPr>
-      </w:pPr>
-      <w:r>
-        <w:rPr>
-          <w:rFonts w:ascii="Helvetica" w:eastAsiaTheme="minorHAnsi" w:hAnsi="Helvetica" w:cs="Helvetica"/>
-          <w:color w:val="FF0000"/>
-          <w:sz w:val="24"/>
-          <w:szCs w:val="24"/>
-        </w:rPr>
-        <w:t>{%p</w:t>
-      </w:r>
-      <w:r>
-        <w:rPr>
-          <w:rFonts w:ascii="Helvetica" w:eastAsiaTheme="minorHAnsi" w:hAnsi="Helvetica" w:cs="Helvetica"/>
-          <w:color w:val="FF0000"/>
-          <w:sz w:val="24"/>
-          <w:szCs w:val="24"/>
-        </w:rPr>
-        <w:t xml:space="preserve"> if </w:t>
-      </w:r>
-      <w:proofErr w:type="spellStart"/>
-      <w:r>
-        <w:rPr>
-          <w:rFonts w:ascii="Helvetica" w:eastAsiaTheme="minorHAnsi" w:hAnsi="Helvetica" w:cs="Helvetica"/>
-          <w:color w:val="FF0000"/>
-          <w:sz w:val="24"/>
-          <w:szCs w:val="24"/>
-        </w:rPr>
-        <w:t>filling_manner</w:t>
-      </w:r>
-      <w:proofErr w:type="spellEnd"/>
-      <w:r>
-        <w:rPr>
-          <w:rFonts w:ascii="Helvetica" w:eastAsiaTheme="minorHAnsi" w:hAnsi="Helvetica" w:cs="Helvetica"/>
-          <w:color w:val="FF0000"/>
-          <w:sz w:val="24"/>
-          <w:szCs w:val="24"/>
-        </w:rPr>
-        <w:t xml:space="preserve"> in('electronically', '</w:t>
-      </w:r>
-      <w:proofErr w:type="spellStart"/>
-      <w:r>
-        <w:rPr>
-          <w:rFonts w:ascii="Helvetica" w:eastAsiaTheme="minorHAnsi" w:hAnsi="Helvetica" w:cs="Helvetica"/>
-          <w:color w:val="FF0000"/>
-          <w:sz w:val="24"/>
-          <w:szCs w:val="24"/>
-        </w:rPr>
-        <w:t>dunno</w:t>
-      </w:r>
-      <w:proofErr w:type="spellEnd"/>
-      <w:r>
-        <w:rPr>
-          <w:rFonts w:ascii="Helvetica" w:eastAsiaTheme="minorHAnsi" w:hAnsi="Helvetica" w:cs="Helvetica"/>
-          <w:color w:val="FF0000"/>
-          <w:sz w:val="24"/>
-          <w:szCs w:val="24"/>
-        </w:rPr>
-        <w:t xml:space="preserve">') and </w:t>
-      </w:r>
-      <w:proofErr w:type="spellStart"/>
-      <w:r>
-        <w:rPr>
-          <w:rFonts w:ascii="Helvetica" w:eastAsiaTheme="minorHAnsi" w:hAnsi="Helvetica" w:cs="Helvetica"/>
-          <w:color w:val="FF0000"/>
-          <w:sz w:val="24"/>
-          <w:szCs w:val="24"/>
-        </w:rPr>
-        <w:t>filing_method</w:t>
-      </w:r>
-      <w:proofErr w:type="spellEnd"/>
-      <w:r>
-        <w:rPr>
-          <w:rFonts w:ascii="Helvetica" w:eastAsiaTheme="minorHAnsi" w:hAnsi="Helvetica" w:cs="Helvetica"/>
-          <w:color w:val="FF0000"/>
-          <w:sz w:val="24"/>
-          <w:szCs w:val="24"/>
-        </w:rPr>
-        <w:t xml:space="preserve"> in('</w:t>
-      </w:r>
-      <w:proofErr w:type="spellStart"/>
-      <w:r>
-        <w:rPr>
-          <w:rFonts w:ascii="Helvetica" w:eastAsiaTheme="minorHAnsi" w:hAnsi="Helvetica" w:cs="Helvetica"/>
-          <w:color w:val="FF0000"/>
-          <w:sz w:val="24"/>
-          <w:szCs w:val="24"/>
-        </w:rPr>
-        <w:t>efiling</w:t>
-      </w:r>
-      <w:proofErr w:type="spellEnd"/>
-      <w:r>
-        <w:rPr>
-          <w:rFonts w:ascii="Helvetica" w:eastAsiaTheme="minorHAnsi" w:hAnsi="Helvetica" w:cs="Helvetica"/>
-          <w:color w:val="FF0000"/>
-          <w:sz w:val="24"/>
-          <w:szCs w:val="24"/>
-        </w:rPr>
-        <w:t>', '</w:t>
-      </w:r>
-      <w:proofErr w:type="spellStart"/>
-      <w:r>
-        <w:rPr>
-          <w:rFonts w:ascii="Helvetica" w:eastAsiaTheme="minorHAnsi" w:hAnsi="Helvetica" w:cs="Helvetica"/>
-          <w:color w:val="FF0000"/>
-          <w:sz w:val="24"/>
-          <w:szCs w:val="24"/>
-        </w:rPr>
-        <w:t>dunno</w:t>
-      </w:r>
-      <w:proofErr w:type="spellEnd"/>
-      <w:r>
-        <w:rPr>
-          <w:rFonts w:ascii="Helvetica" w:eastAsiaTheme="minorHAnsi" w:hAnsi="Helvetica" w:cs="Helvetica"/>
-          <w:color w:val="FF0000"/>
-          <w:sz w:val="24"/>
-          <w:szCs w:val="24"/>
-        </w:rPr>
-        <w:t>')</w:t>
-      </w:r>
-      <w:r>
-        <w:rPr>
-          <w:rFonts w:ascii="Helvetica" w:eastAsiaTheme="minorHAnsi" w:hAnsi="Helvetica" w:cs="Helvetica"/>
-          <w:color w:val="FF0000"/>
-          <w:sz w:val="24"/>
-          <w:szCs w:val="24"/>
-        </w:rPr>
-        <w:t xml:space="preserve"> %}</w:t>
+        <w:pStyle w:val="Heading3"/>
+      </w:pPr>
+      <w:r>
+        <w:t>Learn more</w:t>
       </w:r>
     </w:p>
     <w:p>
       <w:pPr>
-        <w:pStyle w:val="Exampleparagraph"/>
+        <w:pStyle w:val="Body"/>
       </w:pPr>
       <w:r>
         <w:lastRenderedPageBreak/>
-        <w:t>If you fill out your forms on a computer and file them with TrueFiling, you can sign your forms electronically.  Type “/s/ your name” on the signature line. For example, Zoe Lee’s signature would be "/s/ Zoe Lee."</w:t>
-      </w:r>
-    </w:p>
-    <w:p>
-      <w:pPr>
-        <w:rPr>
-          <w:rFonts w:ascii="Helvetica" w:eastAsiaTheme="minorHAnsi" w:hAnsi="Helvetica" w:cs="Helvetica"/>
-          <w:sz w:val="24"/>
-          <w:szCs w:val="24"/>
-        </w:rPr>
-      </w:pPr>
-      <w:r>
-        <w:rPr>
-          <w:rFonts w:ascii="Helvetica" w:eastAsiaTheme="minorHAnsi" w:hAnsi="Helvetica" w:cs="Helvetica"/>
-          <w:color w:val="FFC000"/>
-          <w:sz w:val="24"/>
-          <w:szCs w:val="24"/>
-        </w:rPr>
-        <w:t>{%p</w:t>
-      </w:r>
-      <w:r>
-        <w:rPr>
-          <w:rFonts w:ascii="Helvetica" w:eastAsiaTheme="minorHAnsi" w:hAnsi="Helvetica" w:cs="Helvetica"/>
-          <w:color w:val="FFC000"/>
-          <w:sz w:val="24"/>
-          <w:szCs w:val="24"/>
-        </w:rPr>
-        <w:t xml:space="preserve"> if </w:t>
-      </w:r>
-      <w:proofErr w:type="spellStart"/>
-      <w:r>
-        <w:rPr>
-          <w:rFonts w:ascii="Helvetica" w:eastAsiaTheme="minorHAnsi" w:hAnsi="Helvetica" w:cs="Helvetica"/>
-          <w:color w:val="FFC000"/>
-          <w:sz w:val="24"/>
-          <w:szCs w:val="24"/>
-        </w:rPr>
-        <w:t>filing_method</w:t>
-      </w:r>
-      <w:proofErr w:type="spellEnd"/>
-      <w:r>
-        <w:rPr>
-          <w:rFonts w:ascii="Helvetica" w:eastAsiaTheme="minorHAnsi" w:hAnsi="Helvetica" w:cs="Helvetica"/>
-          <w:color w:val="FFC000"/>
-          <w:sz w:val="24"/>
-          <w:szCs w:val="24"/>
-        </w:rPr>
-        <w:t xml:space="preserve"> == '</w:t>
-      </w:r>
-      <w:proofErr w:type="spellStart"/>
-      <w:r>
-        <w:rPr>
-          <w:rFonts w:ascii="Helvetica" w:eastAsiaTheme="minorHAnsi" w:hAnsi="Helvetica" w:cs="Helvetica"/>
-          <w:color w:val="FFC000"/>
-          <w:sz w:val="24"/>
-          <w:szCs w:val="24"/>
-        </w:rPr>
-        <w:t>efiling</w:t>
-      </w:r>
-      <w:proofErr w:type="spellEnd"/>
-      <w:r>
-        <w:rPr>
-          <w:rFonts w:ascii="Helvetica" w:eastAsiaTheme="minorHAnsi" w:hAnsi="Helvetica" w:cs="Helvetica"/>
-          <w:color w:val="FFC000"/>
-          <w:sz w:val="24"/>
-          <w:szCs w:val="24"/>
-        </w:rPr>
-        <w:t xml:space="preserve">' and </w:t>
-      </w:r>
-      <w:proofErr w:type="spellStart"/>
-      <w:r>
-        <w:rPr>
-          <w:rFonts w:ascii="Helvetica" w:eastAsiaTheme="minorHAnsi" w:hAnsi="Helvetica" w:cs="Helvetica"/>
-          <w:color w:val="FFC000"/>
-          <w:sz w:val="24"/>
-          <w:szCs w:val="24"/>
-        </w:rPr>
-        <w:t>filling_manner</w:t>
-      </w:r>
-      <w:proofErr w:type="spellEnd"/>
-      <w:r>
-        <w:rPr>
-          <w:rFonts w:ascii="Helvetica" w:eastAsiaTheme="minorHAnsi" w:hAnsi="Helvetica" w:cs="Helvetica"/>
-          <w:color w:val="FFC000"/>
-          <w:sz w:val="24"/>
-          <w:szCs w:val="24"/>
-        </w:rPr>
-        <w:t xml:space="preserve"> == 'electronically'</w:t>
-      </w:r>
-      <w:r>
-        <w:rPr>
-          <w:rFonts w:ascii="Helvetica" w:eastAsiaTheme="minorHAnsi" w:hAnsi="Helvetica" w:cs="Helvetica"/>
-          <w:color w:val="FFC000"/>
-          <w:sz w:val="24"/>
-          <w:szCs w:val="24"/>
-        </w:rPr>
-        <w:t xml:space="preserve"> %}</w:t>
-      </w:r>
-    </w:p>
-    <w:p>
-      <w:pPr>
-        <w:pStyle w:val="ExampleorImportantblock"/>
-      </w:pPr>
-      <w:r>
-        <w:t xml:space="preserve">If the form needs to be notarized, fill out and file </w:t>
-      </w:r>
-      <w:r>
-        <w:rPr>
-          <w:b/>
-          <w:bCs/>
-        </w:rPr>
-        <w:t>Self-Certification (No Notary Available), TF-835</w:t>
-      </w:r>
-      <w:r>
-        <w:t xml:space="preserve"> [</w:t>
+        <w:t>Watch</w:t>
+      </w:r>
+      <w:r>
+        <w:t xml:space="preserve">: </w:t>
       </w:r>
       <w:hyperlink r:id="rId8" w:history="1">
-        <w:r>
-          <w:rPr>
-            <w:rStyle w:val="Hyperlink"/>
-            <w:spacing w:val="0"/>
-          </w:rPr>
-          <w:t>Fill in PDF</w:t>
-        </w:r>
-      </w:hyperlink>
-      <w:r>
-        <w:t>]</w:t>
-      </w:r>
-      <w:r>
-        <w:br/>
-      </w:r>
-      <w:hyperlink r:id="rId9" w:history="1">
-        <w:r>
-          <w:rPr>
-            <w:rStyle w:val="Hyperlink"/>
-            <w:spacing w:val="0"/>
-          </w:rPr>
-          <w:t>ak-courts.info/tf835</w:t>
-        </w:r>
-      </w:hyperlink>
-      <w:r>
-        <w:t>.</w:t>
-      </w:r>
-    </w:p>
-    <w:p>
-      <w:pPr>
-        <w:rPr>
-          <w:rFonts w:ascii="Helvetica" w:eastAsiaTheme="minorHAnsi" w:hAnsi="Helvetica" w:cs="Helvetica"/>
-          <w:sz w:val="24"/>
-          <w:szCs w:val="24"/>
-        </w:rPr>
-      </w:pPr>
-      <w:r>
-        <w:rPr>
-          <w:rFonts w:ascii="Helvetica" w:eastAsiaTheme="minorHAnsi" w:hAnsi="Helvetica" w:cs="Helvetica"/>
-          <w:color w:val="FFC000"/>
-          <w:sz w:val="24"/>
-          <w:szCs w:val="24"/>
-        </w:rPr>
-        <w:t>{%p</w:t>
-      </w:r>
-      <w:r>
-        <w:rPr>
-          <w:rFonts w:ascii="Helvetica" w:eastAsiaTheme="minorHAnsi" w:hAnsi="Helvetica" w:cs="Helvetica"/>
-          <w:color w:val="FFC000"/>
-          <w:sz w:val="24"/>
-          <w:szCs w:val="24"/>
-        </w:rPr>
-        <w:t xml:space="preserve"> endi</w:t>
-      </w:r>
-      <w:r>
-        <w:rPr>
-          <w:rFonts w:ascii="Helvetica" w:eastAsiaTheme="minorHAnsi" w:hAnsi="Helvetica" w:cs="Helvetica"/>
-          <w:color w:val="FFC000"/>
-          <w:sz w:val="24"/>
-          <w:szCs w:val="24"/>
-        </w:rPr>
-        <w:t>f %}</w:t>
-      </w:r>
-    </w:p>
-    <w:p>
-      <w:pPr>
-        <w:rPr>
-          <w:rFonts w:ascii="Helvetica" w:eastAsiaTheme="minorHAnsi" w:hAnsi="Helvetica" w:cs="Helvetica"/>
-          <w:sz w:val="24"/>
-          <w:szCs w:val="24"/>
-        </w:rPr>
-      </w:pPr>
-      <w:r>
-        <w:rPr>
-          <w:rFonts w:ascii="Helvetica" w:eastAsiaTheme="minorHAnsi" w:hAnsi="Helvetica" w:cs="Helvetica"/>
-          <w:color w:val="FF0000"/>
-          <w:sz w:val="24"/>
-          <w:szCs w:val="24"/>
-        </w:rPr>
-        <w:t>{%p</w:t>
-      </w:r>
-      <w:r>
-        <w:rPr>
-          <w:rFonts w:ascii="Helvetica" w:eastAsiaTheme="minorHAnsi" w:hAnsi="Helvetica" w:cs="Helvetica"/>
-          <w:color w:val="FF0000"/>
-          <w:sz w:val="24"/>
-          <w:szCs w:val="24"/>
-        </w:rPr>
-        <w:t xml:space="preserve"> endi</w:t>
-      </w:r>
-      <w:r>
-        <w:rPr>
-          <w:rFonts w:ascii="Helvetica" w:eastAsiaTheme="minorHAnsi" w:hAnsi="Helvetica" w:cs="Helvetica"/>
-          <w:color w:val="FF0000"/>
-          <w:sz w:val="24"/>
-          <w:szCs w:val="24"/>
-        </w:rPr>
-        <w:t>f %}</w:t>
-      </w:r>
-    </w:p>
-    <w:p>
-      <w:pPr>
-        <w:rPr>
-          <w:rFonts w:ascii="Helvetica" w:eastAsiaTheme="minorHAnsi" w:hAnsi="Helvetica" w:cs="Helvetica"/>
-          <w:sz w:val="24"/>
-          <w:szCs w:val="24"/>
-        </w:rPr>
-      </w:pPr>
-      <w:r>
-        <w:rPr>
-          <w:rFonts w:ascii="Helvetica" w:eastAsiaTheme="minorHAnsi" w:hAnsi="Helvetica" w:cs="Helvetica"/>
-          <w:color w:val="FF0000"/>
-          <w:sz w:val="24"/>
-          <w:szCs w:val="24"/>
-        </w:rPr>
-        <w:t>{%p</w:t>
-      </w:r>
-      <w:r>
-        <w:rPr>
-          <w:rFonts w:ascii="Helvetica" w:eastAsiaTheme="minorHAnsi" w:hAnsi="Helvetica" w:cs="Helvetica"/>
-          <w:color w:val="FF0000"/>
-          <w:sz w:val="24"/>
-          <w:szCs w:val="24"/>
-        </w:rPr>
-        <w:t xml:space="preserve"> if </w:t>
-      </w:r>
-      <w:proofErr w:type="spellStart"/>
-      <w:r>
-        <w:rPr>
-          <w:rFonts w:ascii="Helvetica" w:eastAsiaTheme="minorHAnsi" w:hAnsi="Helvetica" w:cs="Helvetica"/>
-          <w:color w:val="FF0000"/>
-          <w:sz w:val="24"/>
-          <w:szCs w:val="24"/>
-        </w:rPr>
-        <w:t>filling_manner</w:t>
-      </w:r>
-      <w:proofErr w:type="spellEnd"/>
-      <w:r>
-        <w:rPr>
-          <w:rFonts w:ascii="Helvetica" w:eastAsiaTheme="minorHAnsi" w:hAnsi="Helvetica" w:cs="Helvetica"/>
-          <w:color w:val="FF0000"/>
-          <w:sz w:val="24"/>
-          <w:szCs w:val="24"/>
-        </w:rPr>
-        <w:t xml:space="preserve"> in('paper', '</w:t>
-      </w:r>
-      <w:proofErr w:type="spellStart"/>
-      <w:r>
-        <w:rPr>
-          <w:rFonts w:ascii="Helvetica" w:eastAsiaTheme="minorHAnsi" w:hAnsi="Helvetica" w:cs="Helvetica"/>
-          <w:color w:val="FF0000"/>
-          <w:sz w:val="24"/>
-          <w:szCs w:val="24"/>
-        </w:rPr>
-        <w:t>dunno</w:t>
-      </w:r>
-      <w:proofErr w:type="spellEnd"/>
-      <w:r>
-        <w:rPr>
-          <w:rFonts w:ascii="Helvetica" w:eastAsiaTheme="minorHAnsi" w:hAnsi="Helvetica" w:cs="Helvetica"/>
-          <w:color w:val="FF0000"/>
-          <w:sz w:val="24"/>
-          <w:szCs w:val="24"/>
-        </w:rPr>
-        <w:t xml:space="preserve">') or </w:t>
-      </w:r>
-      <w:proofErr w:type="spellStart"/>
-      <w:r>
-        <w:rPr>
-          <w:rFonts w:ascii="Helvetica" w:eastAsiaTheme="minorHAnsi" w:hAnsi="Helvetica" w:cs="Helvetica"/>
-          <w:color w:val="FF0000"/>
-          <w:sz w:val="24"/>
-          <w:szCs w:val="24"/>
-        </w:rPr>
-        <w:t>filing_method</w:t>
-      </w:r>
-      <w:proofErr w:type="spellEnd"/>
-      <w:r>
-        <w:rPr>
-          <w:rFonts w:ascii="Helvetica" w:eastAsiaTheme="minorHAnsi" w:hAnsi="Helvetica" w:cs="Helvetica"/>
-          <w:color w:val="FF0000"/>
-          <w:sz w:val="24"/>
-          <w:szCs w:val="24"/>
-        </w:rPr>
-        <w:t xml:space="preserve"> in ('mail or in person', '</w:t>
-      </w:r>
-      <w:proofErr w:type="spellStart"/>
-      <w:r>
-        <w:rPr>
-          <w:rFonts w:ascii="Helvetica" w:eastAsiaTheme="minorHAnsi" w:hAnsi="Helvetica" w:cs="Helvetica"/>
-          <w:color w:val="FF0000"/>
-          <w:sz w:val="24"/>
-          <w:szCs w:val="24"/>
-        </w:rPr>
-        <w:t>dunno</w:t>
-      </w:r>
-      <w:proofErr w:type="spellEnd"/>
-      <w:r>
-        <w:rPr>
-          <w:rFonts w:ascii="Helvetica" w:eastAsiaTheme="minorHAnsi" w:hAnsi="Helvetica" w:cs="Helvetica"/>
-          <w:color w:val="FF0000"/>
-          <w:sz w:val="24"/>
-          <w:szCs w:val="24"/>
-        </w:rPr>
-        <w:t>'</w:t>
-      </w:r>
-      <w:r>
-        <w:rPr>
-          <w:rFonts w:ascii="Helvetica" w:eastAsiaTheme="minorHAnsi" w:hAnsi="Helvetica" w:cs="Helvetica"/>
-          <w:color w:val="FF0000"/>
-          <w:sz w:val="24"/>
-          <w:szCs w:val="24"/>
-        </w:rPr>
-        <w:t>) %}</w:t>
-      </w:r>
-    </w:p>
-    <w:p>
-      <w:pPr>
-        <w:pStyle w:val="ExampleorImportantblock"/>
-      </w:pPr>
-      <w:r>
-        <w:t xml:space="preserve">If you fill out paper copies of the forms, or do not file them with TrueFiling, read </w:t>
-      </w:r>
-      <w:r>
-        <w:t>{</w:t>
-      </w:r>
-      <w:r>
-        <w:t xml:space="preserve">{ </w:t>
-      </w:r>
-      <w:proofErr w:type="spellStart"/>
-      <w:r>
-        <w:t>sign_step.subject</w:t>
-      </w:r>
-      <w:proofErr w:type="spellEnd"/>
-      <w:r>
-        <w:t xml:space="preserve"> </w:t>
-      </w:r>
-      <w:r>
-        <w:t>}</w:t>
-      </w:r>
-      <w:r>
-        <w:t>} before you sign any document.</w:t>
-      </w:r>
-    </w:p>
-    <w:p>
-      <w:r>
-        <w:rPr>
-          <w:rFonts w:ascii="Helvetica" w:eastAsiaTheme="minorHAnsi" w:hAnsi="Helvetica" w:cs="Helvetica"/>
-          <w:color w:val="FF0000"/>
-          <w:sz w:val="24"/>
-          <w:szCs w:val="24"/>
-        </w:rPr>
-        <w:t>{%p</w:t>
-      </w:r>
-      <w:r>
-        <w:rPr>
-          <w:rFonts w:ascii="Helvetica" w:eastAsiaTheme="minorHAnsi" w:hAnsi="Helvetica" w:cs="Helvetica"/>
-          <w:color w:val="FF0000"/>
-          <w:sz w:val="24"/>
-          <w:szCs w:val="24"/>
-        </w:rPr>
-        <w:t xml:space="preserve"> endif</w:t>
-      </w:r>
-      <w:r>
-        <w:rPr>
-          <w:rFonts w:ascii="Helvetica" w:eastAsiaTheme="minorHAnsi" w:hAnsi="Helvetica" w:cs="Helvetica"/>
-          <w:color w:val="FF0000"/>
-          <w:sz w:val="24"/>
-          <w:szCs w:val="24"/>
-        </w:rPr>
-        <w:t xml:space="preserve"> %}</w:t>
-      </w:r>
-    </w:p>
-    <w:p>
-      <w:pPr>
-        <w:pStyle w:val="Heading3"/>
-      </w:pPr>
-      <w:r>
-        <w:t>Learn more</w:t>
-      </w:r>
-    </w:p>
-    <w:p>
-      <w:pPr>
-        <w:pStyle w:val="Body"/>
-      </w:pPr>
-      <w:r>
-        <w:t>Watch</w:t>
-      </w:r>
-      <w:r>
-        <w:t xml:space="preserve">: </w:t>
-      </w:r>
-      <w:hyperlink r:id="rId10" w:history="1">
         <w:r>
           <w:rPr>
             <w:rStyle w:val="Hyperlink"/>
@@ -966,7 +434,7 @@
       <w:r>
         <w:t xml:space="preserve"> </w:t>
       </w:r>
-      <w:hyperlink r:id="rId11" w:history="1">
+      <w:hyperlink r:id="rId9" w:history="1">
         <w:r>
           <w:rPr>
             <w:rStyle w:val="Hyperlink"/>
@@ -978,7 +446,7 @@
       <w:r>
         <w:t xml:space="preserve"> | </w:t>
       </w:r>
-      <w:hyperlink r:id="rId12" w:history="1">
+      <w:hyperlink r:id="rId10" w:history="1">
         <w:r>
           <w:rPr>
             <w:rStyle w:val="Hyperlink"/>
@@ -998,7 +466,7 @@
       <w:r>
         <w:t xml:space="preserve">Learn about motions: See </w:t>
       </w:r>
-      <w:hyperlink r:id="rId13" w:history="1">
+      <w:hyperlink r:id="rId11" w:history="1">
         <w:r>
           <w:rPr>
             <w:rStyle w:val="Hyperlink"/>
@@ -1073,7 +541,6 @@
         <w:rPr>
           <w:color w:val="FF0000"/>
         </w:rPr>
-        <w:lastRenderedPageBreak/>
         <w:t>{%p if type_of_response['case in 2 states'] and stage_of_other_case == 'ended with order' %}</w:t>
       </w:r>
     </w:p>
@@ -1092,7 +559,7 @@
       <w:pPr>
         <w:pStyle w:val="Body"/>
       </w:pPr>
-      <w:hyperlink r:id="rId14" w:history="1">
+      <w:hyperlink r:id="rId12" w:history="1">
         <w:r>
           <w:rPr>
             <w:rStyle w:val="Hyperlink"/>
@@ -1109,7 +576,7 @@
         </w:rPr>
         <w:br/>
       </w:r>
-      <w:hyperlink r:id="rId15" w:history="1">
+      <w:hyperlink r:id="rId13" w:history="1">
         <w:r>
           <w:rPr>
             <w:rStyle w:val="Hyperlink"/>
@@ -1162,7 +629,7 @@
       <w:pPr>
         <w:pStyle w:val="Body"/>
       </w:pPr>
-      <w:hyperlink r:id="rId16" w:history="1">
+      <w:hyperlink r:id="rId14" w:history="1">
         <w:r>
           <w:rPr>
             <w:rStyle w:val="Hyperlink"/>
@@ -1179,7 +646,7 @@
         </w:rPr>
         <w:br/>
       </w:r>
-      <w:hyperlink r:id="rId17" w:history="1">
+      <w:hyperlink r:id="rId15" w:history="1">
         <w:r>
           <w:rPr>
             <w:rStyle w:val="Hyperlink"/>
@@ -1219,7 +686,7 @@
       <w:r>
         <w:t xml:space="preserve"> [</w:t>
       </w:r>
-      <w:hyperlink r:id="rId18" w:history="1">
+      <w:hyperlink r:id="rId16" w:history="1">
         <w:r>
           <w:rPr>
             <w:rStyle w:val="Hyperlink"/>
@@ -1248,7 +715,7 @@
       <w:r>
         <w:br/>
       </w:r>
-      <w:hyperlink r:id="rId19" w:history="1">
+      <w:hyperlink r:id="rId17" w:history="1">
         <w:r>
           <w:rPr>
             <w:rStyle w:val="Hyperlink"/>
@@ -1274,7 +741,7 @@
       <w:r>
         <w:t>[</w:t>
       </w:r>
-      <w:hyperlink r:id="rId20" w:history="1">
+      <w:hyperlink r:id="rId18" w:history="1">
         <w:r>
           <w:rPr>
             <w:rStyle w:val="Hyperlink"/>
@@ -1303,7 +770,7 @@
       <w:r>
         <w:br/>
       </w:r>
-      <w:hyperlink r:id="rId21" w:history="1">
+      <w:hyperlink r:id="rId19" w:history="1">
         <w:r>
           <w:rPr>
             <w:rStyle w:val="Hyperlink"/>
@@ -1317,7 +784,7 @@
       <w:pPr>
         <w:pStyle w:val="Body"/>
       </w:pPr>
-      <w:hyperlink r:id="rId22" w:history="1">
+      <w:hyperlink r:id="rId20" w:history="1">
         <w:r>
           <w:rPr>
             <w:rStyle w:val="Hyperlink"/>
@@ -1331,7 +798,7 @@
       <w:pPr>
         <w:pStyle w:val="Body"/>
       </w:pPr>
-      <w:hyperlink r:id="rId23" w:history="1">
+      <w:hyperlink r:id="rId21" w:history="1">
         <w:r>
           <w:rPr>
             <w:rStyle w:val="Hyperlink"/>
@@ -1376,7 +843,7 @@
       <w:r>
         <w:br/>
       </w:r>
-      <w:hyperlink r:id="rId24" w:history="1">
+      <w:hyperlink r:id="rId22" w:history="1">
         <w:r>
           <w:rPr>
             <w:rStyle w:val="Hyperlink"/>
@@ -1388,7 +855,7 @@
       <w:r>
         <w:br/>
       </w:r>
-      <w:hyperlink r:id="rId25" w:history="1">
+      <w:hyperlink r:id="rId23" w:history="1">
         <w:r>
           <w:rPr>
             <w:rStyle w:val="Hyperlink"/>
@@ -1416,7 +883,7 @@
       <w:r>
         <w:br/>
       </w:r>
-      <w:hyperlink r:id="rId26" w:history="1">
+      <w:hyperlink r:id="rId24" w:history="1">
         <w:r>
           <w:rPr>
             <w:rStyle w:val="Hyperlink"/>
@@ -1428,7 +895,7 @@
       <w:r>
         <w:br/>
       </w:r>
-      <w:hyperlink r:id="rId27" w:history="1">
+      <w:hyperlink r:id="rId25" w:history="1">
         <w:r>
           <w:rPr>
             <w:rStyle w:val="Hyperlink"/>
@@ -1472,7 +939,7 @@
       <w:pPr>
         <w:pStyle w:val="Body"/>
       </w:pPr>
-      <w:hyperlink r:id="rId28" w:history="1">
+      <w:hyperlink r:id="rId26" w:history="1">
         <w:r>
           <w:rPr>
             <w:rStyle w:val="Hyperlink"/>
@@ -1484,7 +951,7 @@
       <w:r>
         <w:br/>
       </w:r>
-      <w:hyperlink r:id="rId29" w:history="1">
+      <w:hyperlink r:id="rId27" w:history="1">
         <w:r>
           <w:rPr>
             <w:rStyle w:val="Hyperlink"/>

--- a/docassemble/AKA2JBranding/data/templates/dismiss_content.docx
+++ b/docassemble/AKA2JBranding/data/templates/dismiss_content.docx
@@ -379,33 +379,194 @@
     </w:p>
     <w:p>
       <w:pPr>
-        <w:pStyle w:val="Body"/>
-        <w:spacing w:before="280" w:after="280"/>
-      </w:pPr>
-      <w:r>
-        <w:t>{{p (include_docx_template("docassemble.AKA2JBranding:signing_paragraph_content.docx")) }}</w:t>
+        <w:pStyle w:val="Example"/>
+        <w:rPr>
+          <w:color w:val="auto"/>
+        </w:rPr>
+      </w:pPr>
+      <w:r>
+        <w:t>Important - signing your documents</w:t>
       </w:r>
     </w:p>
     <w:p>
       <w:pPr>
-        <w:pStyle w:val="Heading3"/>
-      </w:pPr>
-      <w:r>
-        <w:t>Learn more</w:t>
+        <w:rPr>
+          <w:rFonts w:ascii="Helvetica" w:eastAsiaTheme="minorHAnsi" w:hAnsi="Helvetica" w:cs="Helvetica"/>
+          <w:sz w:val="24"/>
+          <w:szCs w:val="24"/>
+        </w:rPr>
+      </w:pPr>
+      <w:r>
+        <w:rPr>
+          <w:rFonts w:ascii="Helvetica" w:eastAsiaTheme="minorHAnsi" w:hAnsi="Helvetica" w:cs="Helvetica"/>
+          <w:color w:val="FF0000"/>
+          <w:sz w:val="24"/>
+          <w:szCs w:val="24"/>
+        </w:rPr>
+        <w:t>{%p if filling_manner in('electronically', 'dunno') and filing_method in('efiling', 'dunno') %}</w:t>
       </w:r>
     </w:p>
     <w:p>
       <w:pPr>
+        <w:pStyle w:val="Exampleparagraph"/>
+      </w:pPr>
+      <w:r>
+        <w:lastRenderedPageBreak/>
+        <w:t>If you fill out your forms on a computer and file them with TrueFiling, you can sign your forms electronically.  Type “/s/ your name” on the signature line. For example, Zoe Lee’s signature would be "/s/ Zoe Lee."</w:t>
+      </w:r>
+    </w:p>
+    <w:p>
+      <w:pPr>
+        <w:rPr>
+          <w:rFonts w:ascii="Helvetica" w:eastAsiaTheme="minorHAnsi" w:hAnsi="Helvetica" w:cs="Helvetica"/>
+          <w:sz w:val="24"/>
+          <w:szCs w:val="24"/>
+        </w:rPr>
+      </w:pPr>
+      <w:r>
+        <w:rPr>
+          <w:rFonts w:ascii="Helvetica" w:eastAsiaTheme="minorHAnsi" w:hAnsi="Helvetica" w:cs="Helvetica"/>
+          <w:color w:val="FFC000"/>
+          <w:sz w:val="24"/>
+          <w:szCs w:val="24"/>
+        </w:rPr>
+        <w:t>{%p if filling_manner == 'electronically' and filing_method == 'efiling' %}</w:t>
+      </w:r>
+    </w:p>
+    <w:p>
+      <w:pPr>
+        <w:pStyle w:val="ExampleorImportantblock"/>
+      </w:pPr>
+      <w:r>
+        <w:t xml:space="preserve">If the form needs to be notarized, fill out and file </w:t>
+      </w:r>
+      <w:r>
+        <w:rPr>
+          <w:b/>
+          <w:bCs/>
+        </w:rPr>
+        <w:t>Self-Certification (No Notary Available), TF-835</w:t>
+      </w:r>
+      <w:r>
+        <w:t xml:space="preserve"> [</w:t>
+      </w:r>
+      <w:hyperlink r:id="rId8" w:history="1">
+        <w:r>
+          <w:rPr>
+            <w:rStyle w:val="Hyperlink"/>
+            <w:spacing w:val="0"/>
+          </w:rPr>
+          <w:t>Fill in PDF</w:t>
+        </w:r>
+      </w:hyperlink>
+      <w:r>
+        <w:t>]</w:t>
+      </w:r>
+      <w:r>
+        <w:br/>
+      </w:r>
+      <w:hyperlink r:id="rId9" w:history="1">
+        <w:r>
+          <w:rPr>
+            <w:rStyle w:val="Hyperlink"/>
+            <w:spacing w:val="0"/>
+          </w:rPr>
+          <w:t>ak-courts.info/tf835</w:t>
+        </w:r>
+      </w:hyperlink>
+      <w:r>
+        <w:t>.</w:t>
+      </w:r>
+    </w:p>
+    <w:p>
+      <w:pPr>
+        <w:rPr>
+          <w:rFonts w:ascii="Helvetica" w:eastAsiaTheme="minorHAnsi" w:hAnsi="Helvetica" w:cs="Helvetica"/>
+          <w:sz w:val="24"/>
+          <w:szCs w:val="24"/>
+        </w:rPr>
+      </w:pPr>
+      <w:r>
+        <w:rPr>
+          <w:rFonts w:ascii="Helvetica" w:eastAsiaTheme="minorHAnsi" w:hAnsi="Helvetica" w:cs="Helvetica"/>
+          <w:color w:val="FFC000"/>
+          <w:sz w:val="24"/>
+          <w:szCs w:val="24"/>
+        </w:rPr>
+        <w:t>{%p endif %}</w:t>
+      </w:r>
+    </w:p>
+    <w:p>
+      <w:pPr>
+        <w:rPr>
+          <w:rFonts w:ascii="Helvetica" w:eastAsiaTheme="minorHAnsi" w:hAnsi="Helvetica" w:cs="Helvetica"/>
+          <w:sz w:val="24"/>
+          <w:szCs w:val="24"/>
+        </w:rPr>
+      </w:pPr>
+      <w:r>
+        <w:rPr>
+          <w:rFonts w:ascii="Helvetica" w:eastAsiaTheme="minorHAnsi" w:hAnsi="Helvetica" w:cs="Helvetica"/>
+          <w:color w:val="FF0000"/>
+          <w:sz w:val="24"/>
+          <w:szCs w:val="24"/>
+        </w:rPr>
+        <w:t>{%p endif %}</w:t>
+      </w:r>
+    </w:p>
+    <w:p>
+      <w:pPr>
+        <w:rPr>
+          <w:rFonts w:ascii="Helvetica" w:eastAsiaTheme="minorHAnsi" w:hAnsi="Helvetica" w:cs="Helvetica"/>
+          <w:sz w:val="24"/>
+          <w:szCs w:val="24"/>
+        </w:rPr>
+      </w:pPr>
+      <w:r>
+        <w:rPr>
+          <w:rFonts w:ascii="Helvetica" w:eastAsiaTheme="minorHAnsi" w:hAnsi="Helvetica" w:cs="Helvetica"/>
+          <w:color w:val="FF0000"/>
+          <w:sz w:val="24"/>
+          <w:szCs w:val="24"/>
+        </w:rPr>
+        <w:t>{%p if filling_manner in('paper', 'dunno') or filing_method in ('mail or in person', 'dunno') %}</w:t>
+      </w:r>
+    </w:p>
+    <w:p>
+      <w:r>
+        <w:t>If you fill out paper copies of the forms, or do not file them with TrueFiling, read the step “Sign if you use paper forms or do not use TrueFiling”</w:t>
+      </w:r>
+    </w:p>
+    <w:p>
+      <w:r>
+        <w:rPr>
+          <w:rFonts w:ascii="Helvetica" w:eastAsiaTheme="minorHAnsi" w:hAnsi="Helvetica" w:cs="Helvetica"/>
+          <w:color w:val="FF0000"/>
+          <w:sz w:val="24"/>
+          <w:szCs w:val="24"/>
+        </w:rPr>
+        <w:t>{%p endif %}</w:t>
+      </w:r>
+    </w:p>
+    <w:p>
+      <w:pPr>
+        <w:pStyle w:val="Heading3"/>
+      </w:pPr>
+      <w:r>
+        <w:t>Learn more</w:t>
+      </w:r>
+    </w:p>
+    <w:p>
+      <w:pPr>
         <w:pStyle w:val="Body"/>
       </w:pPr>
       <w:r>
-        <w:lastRenderedPageBreak/>
         <w:t>Watch</w:t>
       </w:r>
       <w:r>
         <w:t xml:space="preserve">: </w:t>
       </w:r>
-      <w:hyperlink r:id="rId8" w:history="1">
+      <w:hyperlink r:id="rId10" w:history="1">
         <w:r>
           <w:rPr>
             <w:rStyle w:val="Hyperlink"/>
@@ -434,7 +595,7 @@
       <w:r>
         <w:t xml:space="preserve"> </w:t>
       </w:r>
-      <w:hyperlink r:id="rId9" w:history="1">
+      <w:hyperlink r:id="rId11" w:history="1">
         <w:r>
           <w:rPr>
             <w:rStyle w:val="Hyperlink"/>
@@ -446,7 +607,7 @@
       <w:r>
         <w:t xml:space="preserve"> | </w:t>
       </w:r>
-      <w:hyperlink r:id="rId10" w:history="1">
+      <w:hyperlink r:id="rId12" w:history="1">
         <w:r>
           <w:rPr>
             <w:rStyle w:val="Hyperlink"/>
@@ -466,7 +627,7 @@
       <w:r>
         <w:t xml:space="preserve">Learn about motions: See </w:t>
       </w:r>
-      <w:hyperlink r:id="rId11" w:history="1">
+      <w:hyperlink r:id="rId13" w:history="1">
         <w:r>
           <w:rPr>
             <w:rStyle w:val="Hyperlink"/>
@@ -541,6 +702,7 @@
         <w:rPr>
           <w:color w:val="FF0000"/>
         </w:rPr>
+        <w:lastRenderedPageBreak/>
         <w:t>{%p if type_of_response['case in 2 states'] and stage_of_other_case == 'ended with order' %}</w:t>
       </w:r>
     </w:p>
@@ -559,7 +721,7 @@
       <w:pPr>
         <w:pStyle w:val="Body"/>
       </w:pPr>
-      <w:hyperlink r:id="rId12" w:history="1">
+      <w:hyperlink r:id="rId14" w:history="1">
         <w:r>
           <w:rPr>
             <w:rStyle w:val="Hyperlink"/>
@@ -576,7 +738,7 @@
         </w:rPr>
         <w:br/>
       </w:r>
-      <w:hyperlink r:id="rId13" w:history="1">
+      <w:hyperlink r:id="rId15" w:history="1">
         <w:r>
           <w:rPr>
             <w:rStyle w:val="Hyperlink"/>
@@ -629,7 +791,7 @@
       <w:pPr>
         <w:pStyle w:val="Body"/>
       </w:pPr>
-      <w:hyperlink r:id="rId14" w:history="1">
+      <w:hyperlink r:id="rId16" w:history="1">
         <w:r>
           <w:rPr>
             <w:rStyle w:val="Hyperlink"/>
@@ -646,7 +808,7 @@
         </w:rPr>
         <w:br/>
       </w:r>
-      <w:hyperlink r:id="rId15" w:history="1">
+      <w:hyperlink r:id="rId17" w:history="1">
         <w:r>
           <w:rPr>
             <w:rStyle w:val="Hyperlink"/>
@@ -686,7 +848,7 @@
       <w:r>
         <w:t xml:space="preserve"> [</w:t>
       </w:r>
-      <w:hyperlink r:id="rId16" w:history="1">
+      <w:hyperlink r:id="rId18" w:history="1">
         <w:r>
           <w:rPr>
             <w:rStyle w:val="Hyperlink"/>
@@ -715,7 +877,7 @@
       <w:r>
         <w:br/>
       </w:r>
-      <w:hyperlink r:id="rId17" w:history="1">
+      <w:hyperlink r:id="rId19" w:history="1">
         <w:r>
           <w:rPr>
             <w:rStyle w:val="Hyperlink"/>
@@ -741,7 +903,7 @@
       <w:r>
         <w:t>[</w:t>
       </w:r>
-      <w:hyperlink r:id="rId18" w:history="1">
+      <w:hyperlink r:id="rId20" w:history="1">
         <w:r>
           <w:rPr>
             <w:rStyle w:val="Hyperlink"/>
@@ -770,7 +932,7 @@
       <w:r>
         <w:br/>
       </w:r>
-      <w:hyperlink r:id="rId19" w:history="1">
+      <w:hyperlink r:id="rId21" w:history="1">
         <w:r>
           <w:rPr>
             <w:rStyle w:val="Hyperlink"/>
@@ -784,7 +946,7 @@
       <w:pPr>
         <w:pStyle w:val="Body"/>
       </w:pPr>
-      <w:hyperlink r:id="rId20" w:history="1">
+      <w:hyperlink r:id="rId22" w:history="1">
         <w:r>
           <w:rPr>
             <w:rStyle w:val="Hyperlink"/>
@@ -798,7 +960,7 @@
       <w:pPr>
         <w:pStyle w:val="Body"/>
       </w:pPr>
-      <w:hyperlink r:id="rId21" w:history="1">
+      <w:hyperlink r:id="rId23" w:history="1">
         <w:r>
           <w:rPr>
             <w:rStyle w:val="Hyperlink"/>
@@ -843,7 +1005,7 @@
       <w:r>
         <w:br/>
       </w:r>
-      <w:hyperlink r:id="rId22" w:history="1">
+      <w:hyperlink r:id="rId24" w:history="1">
         <w:r>
           <w:rPr>
             <w:rStyle w:val="Hyperlink"/>
@@ -855,7 +1017,7 @@
       <w:r>
         <w:br/>
       </w:r>
-      <w:hyperlink r:id="rId23" w:history="1">
+      <w:hyperlink r:id="rId25" w:history="1">
         <w:r>
           <w:rPr>
             <w:rStyle w:val="Hyperlink"/>
@@ -883,7 +1045,7 @@
       <w:r>
         <w:br/>
       </w:r>
-      <w:hyperlink r:id="rId24" w:history="1">
+      <w:hyperlink r:id="rId26" w:history="1">
         <w:r>
           <w:rPr>
             <w:rStyle w:val="Hyperlink"/>
@@ -895,7 +1057,7 @@
       <w:r>
         <w:br/>
       </w:r>
-      <w:hyperlink r:id="rId25" w:history="1">
+      <w:hyperlink r:id="rId27" w:history="1">
         <w:r>
           <w:rPr>
             <w:rStyle w:val="Hyperlink"/>
@@ -939,7 +1101,7 @@
       <w:pPr>
         <w:pStyle w:val="Body"/>
       </w:pPr>
-      <w:hyperlink r:id="rId26" w:history="1">
+      <w:hyperlink r:id="rId28" w:history="1">
         <w:r>
           <w:rPr>
             <w:rStyle w:val="Hyperlink"/>
@@ -951,7 +1113,7 @@
       <w:r>
         <w:br/>
       </w:r>
-      <w:hyperlink r:id="rId27" w:history="1">
+      <w:hyperlink r:id="rId29" w:history="1">
         <w:r>
           <w:rPr>
             <w:rStyle w:val="Hyperlink"/>

--- a/docassemble/AKA2JBranding/data/templates/dismiss_content.docx
+++ b/docassemble/AKA2JBranding/data/templates/dismiss_content.docx
@@ -156,7 +156,7 @@
       </w:pPr>
       <w:r>
         <w:rPr>
-          <w:color w:val="FFC000"/>
+          <w:color w:val="FF0000"/>
         </w:rPr>
         <w:t>{%p if (type_of_response['improper service'] and not proper_service) or type_of_response['default'] %}</w:t>
       </w:r>
@@ -190,10 +190,13 @@
     <w:p>
       <w:pPr>
         <w:pStyle w:val="Body"/>
-      </w:pPr>
-      <w:r>
-        <w:rPr>
-          <w:color w:val="FFC000"/>
+        <w:rPr>
+          <w:color w:val="FF0000"/>
+        </w:rPr>
+      </w:pPr>
+      <w:r>
+        <w:rPr>
+          <w:color w:val="FF0000"/>
         </w:rPr>
         <w:t>{%p endif %}</w:t>
       </w:r>
@@ -204,7 +207,7 @@
       </w:pPr>
       <w:r>
         <w:rPr>
-          <w:color w:val="FFC000"/>
+          <w:color w:val="FF0000"/>
         </w:rPr>
         <w:t>{%p if type_of_response['default'] %}</w:t>
       </w:r>
@@ -215,7 +218,7 @@
       </w:pPr>
       <w:r>
         <w:rPr>
-          <w:color w:val="92D050"/>
+          <w:color w:val="FFC000"/>
         </w:rPr>
         <w:t>{%p if type_of_response['wrong state'] and ((user_need == 'answer custody' and not jurisdiction) or user_need == 'answer divorce') %}</w:t>
       </w:r>
@@ -243,7 +246,7 @@
       </w:pPr>
       <w:r>
         <w:rPr>
-          <w:color w:val="92D050"/>
+          <w:color w:val="FFC000"/>
         </w:rPr>
         <w:t>{%p elif type_of_response['case in 2 states'] and stage_of_other_case in ('still going', 'ended with order') and ((user_need == 'answer custody' and not jurisdiction) or user_need == 'answer divorce') %}</w:t>
       </w:r>
@@ -298,10 +301,13 @@
     <w:p>
       <w:pPr>
         <w:pStyle w:val="Body"/>
-      </w:pPr>
-      <w:r>
-        <w:rPr>
-          <w:color w:val="92D050"/>
+        <w:rPr>
+          <w:color w:val="FFC000"/>
+        </w:rPr>
+      </w:pPr>
+      <w:r>
+        <w:rPr>
+          <w:color w:val="FFC000"/>
         </w:rPr>
         <w:t>{%p endif %}</w:t>
       </w:r>
@@ -309,9 +315,49 @@
     <w:p>
       <w:pPr>
         <w:pStyle w:val="Body"/>
-      </w:pPr>
-      <w:r>
-        <w:t>Because {{ other_party_in_case }} asked for a default judgment, it is important to file your motion as soon as possible to prevent the judge from entering a default judgment order.</w:t>
+        <w:rPr>
+          <w:color w:val="FFC000"/>
+        </w:rPr>
+      </w:pPr>
+      <w:r>
+        <w:rPr>
+          <w:color w:val="FFC000"/>
+        </w:rPr>
+        <w:t>{</w:t>
+      </w:r>
+      <w:r>
+        <w:rPr>
+          <w:color w:val="FFC000"/>
+        </w:rPr>
+        <w:t xml:space="preserve">% if </w:t>
+      </w:r>
+      <w:proofErr w:type="spellStart"/>
+      <w:r>
+        <w:rPr>
+          <w:color w:val="FFC000"/>
+        </w:rPr>
+        <w:t>type_of_response.all_false</w:t>
+      </w:r>
+      <w:proofErr w:type="spellEnd"/>
+      <w:r>
+        <w:rPr>
+          <w:color w:val="FFC000"/>
+        </w:rPr>
+        <w:t xml:space="preserve">('wrong state', 'case in 2 states') and not </w:t>
+      </w:r>
+      <w:proofErr w:type="spellStart"/>
+      <w:r>
+        <w:rPr>
+          <w:color w:val="FFC000"/>
+        </w:rPr>
+        <w:t>proper_service</w:t>
+      </w:r>
+      <w:proofErr w:type="spellEnd"/>
+      <w:r>
+        <w:rPr>
+          <w:color w:val="FFC000"/>
+        </w:rPr>
+        <w:t xml:space="preserve"> %}</w:t>
       </w:r>
     </w:p>
     <w:p>
@@ -319,8 +365,66 @@
         <w:pStyle w:val="Body"/>
       </w:pPr>
       <w:r>
+        <w:t xml:space="preserve"> If you think you were not served the correct way and you want the court to dismiss the case, you can fill out and file a </w:t>
+      </w:r>
+      <w:r>
+        <w:rPr>
+          <w:b/>
+          <w:bCs/>
+        </w:rPr>
+        <w:t>Motion to Dismiss</w:t>
+      </w:r>
+      <w:r>
+        <w:t xml:space="preserve"> that tells the court why you think you were not served in the correct way.</w:t>
+      </w:r>
+    </w:p>
+    <w:p>
+      <w:pPr>
+        <w:pStyle w:val="Body"/>
         <w:rPr>
           <w:color w:val="FFC000"/>
+        </w:rPr>
+      </w:pPr>
+      <w:r>
+        <w:rPr>
+          <w:color w:val="FFC000"/>
+        </w:rPr>
+        <w:t xml:space="preserve">  </w:t>
+      </w:r>
+      <w:r>
+        <w:rPr>
+          <w:color w:val="FFC000"/>
+        </w:rPr>
+        <w:t>{</w:t>
+      </w:r>
+      <w:r>
+        <w:rPr>
+          <w:color w:val="FFC000"/>
+        </w:rPr>
+        <w:t>% endif</w:t>
+      </w:r>
+      <w:r>
+        <w:rPr>
+          <w:color w:val="FFC000"/>
+        </w:rPr>
+        <w:t xml:space="preserve"> %}</w:t>
+      </w:r>
+    </w:p>
+    <w:p>
+      <w:pPr>
+        <w:pStyle w:val="Body"/>
+      </w:pPr>
+      <w:r>
+        <w:t>Because {{ other_party_in_case }} asked for a default judgment, it is important to file your motion as soon as possible to prevent the judge from entering a default judgment order.</w:t>
+      </w:r>
+    </w:p>
+    <w:p>
+      <w:pPr>
+        <w:pStyle w:val="Body"/>
+      </w:pPr>
+      <w:r>
+        <w:rPr>
+          <w:color w:val="FF0000"/>
         </w:rPr>
         <w:t>{%p endif %}</w:t>
       </w:r>
@@ -371,7 +475,25 @@
         <w:t>]</w:t>
       </w:r>
       <w:r>
-        <w:t>. Tell the judge why {% if type_of_response.any_true('wrong state', 'case in 2 states') %}you think the court does not have jurisdiction and any other reason {% endif %}you thin</w:t>
+        <w:t xml:space="preserve">. Tell the judge why </w:t>
+      </w:r>
+      <w:r>
+        <w:rPr>
+          <w:color w:val="92D050"/>
+        </w:rPr>
+        <w:t>{% if type_of_response.any_true('wrong state', 'case in 2 states') %}</w:t>
+      </w:r>
+      <w:r>
+        <w:t xml:space="preserve">you think the court does not have jurisdiction and any other reason </w:t>
+      </w:r>
+      <w:r>
+        <w:rPr>
+          <w:color w:val="92D050"/>
+        </w:rPr>
+        <w:t>{% endif %}</w:t>
+      </w:r>
+      <w:r>
+        <w:t>you thin</w:t>
       </w:r>
       <w:r>
         <w:t>k the case should be dismissed.</w:t>
@@ -1023,23 +1145,7 @@
             <w:rStyle w:val="Hyperlink"/>
             <w:spacing w:val="0"/>
           </w:rPr>
-          <w:t>courts.alaska.gov/</w:t>
-        </w:r>
-        <w:proofErr w:type="spellStart"/>
-        <w:r>
-          <w:rPr>
-            <w:rStyle w:val="Hyperlink"/>
-            <w:spacing w:val="0"/>
-          </w:rPr>
-          <w:t>shc</w:t>
-        </w:r>
-        <w:proofErr w:type="spellEnd"/>
-        <w:r>
-          <w:rPr>
-            <w:rStyle w:val="Hyperlink"/>
-            <w:spacing w:val="0"/>
-          </w:rPr>
-          <w:t>/family/docs/shc-1380.doc</w:t>
+          <w:t>courts.alaska.gov/shc/family/docs/shc-1380.doc</w:t>
         </w:r>
       </w:hyperlink>
       <w:r>
@@ -1063,23 +1169,7 @@
             <w:rStyle w:val="Hyperlink"/>
             <w:spacing w:val="0"/>
           </w:rPr>
-          <w:t>courts.alaska.gov/</w:t>
-        </w:r>
-        <w:proofErr w:type="spellStart"/>
-        <w:r>
-          <w:rPr>
-            <w:rStyle w:val="Hyperlink"/>
-            <w:spacing w:val="0"/>
-          </w:rPr>
-          <w:t>shc</w:t>
-        </w:r>
-        <w:proofErr w:type="spellEnd"/>
-        <w:r>
-          <w:rPr>
-            <w:rStyle w:val="Hyperlink"/>
-            <w:spacing w:val="0"/>
-          </w:rPr>
-          <w:t>/family/docs/shc-13</w:t>
+          <w:t>courts.alaska.gov/shc/family/docs/shc-13</w:t>
         </w:r>
         <w:r>
           <w:rPr>

--- a/docassemble/AKA2JBranding/data/templates/dismiss_content.docx
+++ b/docassemble/AKA2JBranding/data/templates/dismiss_content.docx
@@ -248,7 +248,19 @@
         <w:rPr>
           <w:color w:val="FFC000"/>
         </w:rPr>
-        <w:t>{%p elif type_of_response['case in 2 states'] and stage_of_other_case in ('still going', 'ended with order') and ((user_need == 'answer custody' and not jurisdiction) or user_need == 'answer divorce') %}</w:t>
+        <w:t xml:space="preserve">{%p elif type_of_response['case in 2 states'] and stage_of_other_case </w:t>
+      </w:r>
+      <w:r>
+        <w:rPr>
+          <w:color w:val="FFC000"/>
+        </w:rPr>
+        <w:t>==</w:t>
+      </w:r>
+      <w:r>
+        <w:rPr>
+          <w:color w:val="FFC000"/>
+        </w:rPr>
+        <w:t xml:space="preserve"> 'still going' and ((user_need == 'answer custody' and not jurisdiction) or user_need == 'answer divorce') %}</w:t>
       </w:r>
     </w:p>
     <w:p>
@@ -329,30 +341,8 @@
         <w:rPr>
           <w:color w:val="FFC000"/>
         </w:rPr>
-        <w:t xml:space="preserve">% if </w:t>
-      </w:r>
-      <w:proofErr w:type="spellStart"/>
-      <w:r>
-        <w:rPr>
-          <w:color w:val="FFC000"/>
-        </w:rPr>
-        <w:t>type_of_response.all_false</w:t>
-      </w:r>
-      <w:proofErr w:type="spellEnd"/>
-      <w:r>
-        <w:rPr>
-          <w:color w:val="FFC000"/>
-        </w:rPr>
-        <w:t xml:space="preserve">('wrong state', 'case in 2 states') and not </w:t>
-      </w:r>
-      <w:proofErr w:type="spellStart"/>
-      <w:r>
-        <w:rPr>
-          <w:color w:val="FFC000"/>
-        </w:rPr>
-        <w:t>proper_service</w:t>
-      </w:r>
-      <w:proofErr w:type="spellEnd"/>
+        <w:t>% if type_of_response.all_false('wrong state', 'case in 2 states') and not proper_service</w:t>
+      </w:r>
       <w:r>
         <w:rPr>
           <w:color w:val="FFC000"/>
@@ -454,21 +444,14 @@
             <w:rStyle w:val="Hyperlink"/>
             <w:spacing w:val="0"/>
           </w:rPr>
-          <w:t>Fill-</w:t>
+          <w:t>Fill in</w:t>
         </w:r>
         <w:r>
           <w:rPr>
             <w:rStyle w:val="Hyperlink"/>
             <w:spacing w:val="0"/>
           </w:rPr>
-          <w:t>I</w:t>
-        </w:r>
-        <w:r>
-          <w:rPr>
-            <w:rStyle w:val="Hyperlink"/>
-            <w:spacing w:val="0"/>
-          </w:rPr>
-          <w:t>n PDF</w:t>
+          <w:t xml:space="preserve"> PDF</w:t>
         </w:r>
       </w:hyperlink>
       <w:r>
@@ -484,7 +467,11 @@
         <w:t>{% if type_of_response.any_true('wrong state', 'case in 2 states') %}</w:t>
       </w:r>
       <w:r>
-        <w:t xml:space="preserve">you think the court does not have jurisdiction and any other reason </w:t>
+        <w:t xml:space="preserve">you think the court does </w:t>
+      </w:r>
+      <w:r>
+        <w:lastRenderedPageBreak/>
+        <w:t xml:space="preserve">not have jurisdiction and any other reason </w:t>
       </w:r>
       <w:r>
         <w:rPr>
@@ -533,7 +520,6 @@
         <w:pStyle w:val="Exampleparagraph"/>
       </w:pPr>
       <w:r>
-        <w:lastRenderedPageBreak/>
         <w:t>If you fill out your forms on a computer and file them with TrueFiling, you can sign your forms electronically.  Type “/s/ your name” on the signature line. For example, Zoe Lee’s signature would be "/s/ Zoe Lee."</w:t>
       </w:r>
     </w:p>
@@ -783,16 +769,12 @@
         <w:pStyle w:val="Body"/>
       </w:pPr>
       <w:r>
-        <w:t xml:space="preserve">Read {{ </w:t>
-      </w:r>
-      <w:proofErr w:type="spellStart"/>
-      <w:r>
-        <w:t>answer_</w:t>
+        <w:lastRenderedPageBreak/>
+        <w:t>Read {{ answer_</w:t>
       </w:r>
       <w:r>
         <w:t>step.subject</w:t>
       </w:r>
-      <w:proofErr w:type="spellEnd"/>
       <w:r>
         <w:t xml:space="preserve"> }} to learn about filing an Answer.</w:t>
       </w:r>
@@ -824,7 +806,6 @@
         <w:rPr>
           <w:color w:val="FF0000"/>
         </w:rPr>
-        <w:lastRenderedPageBreak/>
         <w:t>{%p if type_of_response['case in 2 states'] and stage_of_other_case == 'ended with order' %}</w:t>
       </w:r>
     </w:p>
@@ -866,17 +847,8 @@
             <w:rStyle w:val="Hyperlink"/>
             <w:spacing w:val="0"/>
           </w:rPr>
-          <w:t>ak-courts.info/</w:t>
+          <w:t>ak-courts.info/findlawyer</w:t>
         </w:r>
-        <w:proofErr w:type="spellStart"/>
-        <w:r>
-          <w:rPr>
-            <w:rStyle w:val="Hyperlink"/>
-            <w:spacing w:val="0"/>
-          </w:rPr>
-          <w:t>findlawyer</w:t>
-        </w:r>
-        <w:proofErr w:type="spellEnd"/>
       </w:hyperlink>
     </w:p>
     <w:p>
@@ -936,17 +908,8 @@
             <w:rStyle w:val="Hyperlink"/>
             <w:spacing w:val="0"/>
           </w:rPr>
-          <w:t>ak-courts.info/</w:t>
+          <w:t>ak-courts.info/recordsrequest</w:t>
         </w:r>
-        <w:proofErr w:type="spellStart"/>
-        <w:r>
-          <w:rPr>
-            <w:rStyle w:val="Hyperlink"/>
-            <w:spacing w:val="0"/>
-          </w:rPr>
-          <w:t>recordsrequest</w:t>
-        </w:r>
-        <w:proofErr w:type="spellEnd"/>
       </w:hyperlink>
     </w:p>
     <w:p>
@@ -1031,21 +994,14 @@
             <w:rStyle w:val="Hyperlink"/>
             <w:spacing w:val="0"/>
           </w:rPr>
-          <w:t>Fill-</w:t>
+          <w:t>Fill in</w:t>
         </w:r>
         <w:r>
           <w:rPr>
             <w:rStyle w:val="Hyperlink"/>
             <w:spacing w:val="0"/>
           </w:rPr>
-          <w:t>I</w:t>
-        </w:r>
-        <w:r>
-          <w:rPr>
-            <w:rStyle w:val="Hyperlink"/>
-            <w:spacing w:val="0"/>
-          </w:rPr>
-          <w:t>n PDF</w:t>
+          <w:t xml:space="preserve"> PDF</w:t>
         </w:r>
       </w:hyperlink>
       <w:r>
@@ -1088,23 +1044,7 @@
             <w:rStyle w:val="Hyperlink"/>
             <w:spacing w:val="0"/>
           </w:rPr>
-          <w:t>youtube.com/</w:t>
-        </w:r>
-        <w:proofErr w:type="spellStart"/>
-        <w:r>
-          <w:rPr>
-            <w:rStyle w:val="Hyperlink"/>
-            <w:spacing w:val="0"/>
-          </w:rPr>
-          <w:t>watch?v</w:t>
-        </w:r>
-        <w:proofErr w:type="spellEnd"/>
-        <w:r>
-          <w:rPr>
-            <w:rStyle w:val="Hyperlink"/>
-            <w:spacing w:val="0"/>
-          </w:rPr>
-          <w:t>=2irmxT0_0EA</w:t>
+          <w:t>youtube.com/watch?v=2irmxT0_0EA</w:t>
         </w:r>
       </w:hyperlink>
     </w:p>

--- a/docassemble/AKA2JBranding/data/templates/dismiss_content.docx
+++ b/docassemble/AKA2JBranding/data/templates/dismiss_content.docx
@@ -680,42 +680,49 @@
             <w:rStyle w:val="Hyperlink"/>
             <w:spacing w:val="0"/>
           </w:rPr>
-          <w:t>Motions Part 1: How to Ask the Court For Something</w:t>
+          <w:t xml:space="preserve">Motions Part 1: How to Ask the Court </w:t>
         </w:r>
-      </w:hyperlink>
-      <w:r>
-        <w:t>.</w:t>
-      </w:r>
-    </w:p>
-    <w:p>
-      <w:pPr>
-        <w:pStyle w:val="Body"/>
-      </w:pPr>
-      <w:r>
-        <w:t xml:space="preserve">Read: </w:t>
-      </w:r>
-      <w:r>
-        <w:rPr>
-          <w:b/>
-        </w:rPr>
-        <w:t>Getting Your Message to the Judge, SHC-1380</w:t>
-      </w:r>
-      <w:r>
-        <w:t xml:space="preserve"> </w:t>
-      </w:r>
-      <w:hyperlink r:id="rId11" w:history="1">
+        <w:proofErr w:type="gramStart"/>
         <w:r>
           <w:rPr>
             <w:rStyle w:val="Hyperlink"/>
             <w:spacing w:val="0"/>
           </w:rPr>
-          <w:t>Word</w:t>
+          <w:t>For</w:t>
+        </w:r>
+        <w:proofErr w:type="gramEnd"/>
+        <w:r>
+          <w:rPr>
+            <w:rStyle w:val="Hyperlink"/>
+            <w:spacing w:val="0"/>
+          </w:rPr>
+          <w:t xml:space="preserve"> Something</w:t>
         </w:r>
       </w:hyperlink>
       <w:r>
-        <w:t xml:space="preserve"> | </w:t>
-      </w:r>
-      <w:hyperlink r:id="rId12" w:history="1">
+        <w:t>.</w:t>
+      </w:r>
+    </w:p>
+    <w:p>
+      <w:pPr>
+        <w:pStyle w:val="Body"/>
+      </w:pPr>
+      <w:r>
+        <w:t xml:space="preserve">Read: </w:t>
+      </w:r>
+      <w:r>
+        <w:rPr>
+          <w:b/>
+        </w:rPr>
+        <w:t>Getting Your Message to the Judge, SHC-1380</w:t>
+      </w:r>
+      <w:r>
+        <w:t xml:space="preserve"> </w:t>
+      </w:r>
+      <w:r>
+        <w:t>[</w:t>
+      </w:r>
+      <w:hyperlink r:id="rId11" w:history="1">
         <w:r>
           <w:rPr>
             <w:rStyle w:val="Hyperlink"/>
@@ -725,6 +732,14 @@
         </w:r>
       </w:hyperlink>
       <w:r>
+        <w:rPr>
+          <w:rStyle w:val="Hyperlink"/>
+          <w:color w:val="auto"/>
+          <w:spacing w:val="0"/>
+        </w:rPr>
+        <w:t>]</w:t>
+      </w:r>
+      <w:r>
         <w:t>.</w:t>
       </w:r>
     </w:p>
@@ -735,7 +750,7 @@
       <w:r>
         <w:t xml:space="preserve">Learn about motions: See </w:t>
       </w:r>
-      <w:hyperlink r:id="rId13" w:history="1">
+      <w:hyperlink r:id="rId12" w:history="1">
         <w:r>
           <w:rPr>
             <w:rStyle w:val="Hyperlink"/>
@@ -770,11 +785,16 @@
       </w:pPr>
       <w:r>
         <w:lastRenderedPageBreak/>
-        <w:t>Read {{ answer_</w:t>
+        <w:t xml:space="preserve">Read {{ </w:t>
+      </w:r>
+      <w:proofErr w:type="spellStart"/>
+      <w:r>
+        <w:t>answer_</w:t>
       </w:r>
       <w:r>
         <w:t>step.subject</w:t>
       </w:r>
+      <w:proofErr w:type="spellEnd"/>
       <w:r>
         <w:t xml:space="preserve"> }} to learn about filing an Answer.</w:t>
       </w:r>
@@ -824,7 +844,7 @@
       <w:pPr>
         <w:pStyle w:val="Body"/>
       </w:pPr>
-      <w:hyperlink r:id="rId14" w:history="1">
+      <w:hyperlink r:id="rId13" w:history="1">
         <w:r>
           <w:rPr>
             <w:rStyle w:val="Hyperlink"/>
@@ -841,14 +861,23 @@
         </w:rPr>
         <w:br/>
       </w:r>
-      <w:hyperlink r:id="rId15" w:history="1">
+      <w:hyperlink r:id="rId14" w:history="1">
         <w:r>
           <w:rPr>
             <w:rStyle w:val="Hyperlink"/>
             <w:spacing w:val="0"/>
           </w:rPr>
-          <w:t>ak-courts.info/findlawyer</w:t>
+          <w:t>ak-courts.info/</w:t>
         </w:r>
+        <w:proofErr w:type="spellStart"/>
+        <w:r>
+          <w:rPr>
+            <w:rStyle w:val="Hyperlink"/>
+            <w:spacing w:val="0"/>
+          </w:rPr>
+          <w:t>findlawyer</w:t>
+        </w:r>
+        <w:proofErr w:type="spellEnd"/>
       </w:hyperlink>
     </w:p>
     <w:p>
@@ -885,7 +914,7 @@
       <w:pPr>
         <w:pStyle w:val="Body"/>
       </w:pPr>
-      <w:hyperlink r:id="rId16" w:history="1">
+      <w:hyperlink r:id="rId15" w:history="1">
         <w:r>
           <w:rPr>
             <w:rStyle w:val="Hyperlink"/>
@@ -902,14 +931,23 @@
         </w:rPr>
         <w:br/>
       </w:r>
-      <w:hyperlink r:id="rId17" w:history="1">
+      <w:hyperlink r:id="rId16" w:history="1">
         <w:r>
           <w:rPr>
             <w:rStyle w:val="Hyperlink"/>
             <w:spacing w:val="0"/>
           </w:rPr>
-          <w:t>ak-courts.info/recordsrequest</w:t>
+          <w:t>ak-courts.info/</w:t>
         </w:r>
+        <w:proofErr w:type="spellStart"/>
+        <w:r>
+          <w:rPr>
+            <w:rStyle w:val="Hyperlink"/>
+            <w:spacing w:val="0"/>
+          </w:rPr>
+          <w:t>recordsrequest</w:t>
+        </w:r>
+        <w:proofErr w:type="spellEnd"/>
       </w:hyperlink>
     </w:p>
     <w:p>
@@ -933,7 +971,7 @@
       <w:r>
         <w:t xml:space="preserve"> [</w:t>
       </w:r>
-      <w:hyperlink r:id="rId18" w:history="1">
+      <w:hyperlink r:id="rId17" w:history="1">
         <w:r>
           <w:rPr>
             <w:rStyle w:val="Hyperlink"/>
@@ -962,7 +1000,7 @@
       <w:r>
         <w:br/>
       </w:r>
-      <w:hyperlink r:id="rId19" w:history="1">
+      <w:hyperlink r:id="rId18" w:history="1">
         <w:r>
           <w:rPr>
             <w:rStyle w:val="Hyperlink"/>
@@ -988,7 +1026,7 @@
       <w:r>
         <w:t>[</w:t>
       </w:r>
-      <w:hyperlink r:id="rId20" w:history="1">
+      <w:hyperlink r:id="rId19" w:history="1">
         <w:r>
           <w:rPr>
             <w:rStyle w:val="Hyperlink"/>
@@ -1010,7 +1048,7 @@
       <w:r>
         <w:br/>
       </w:r>
-      <w:hyperlink r:id="rId21" w:history="1">
+      <w:hyperlink r:id="rId20" w:history="1">
         <w:r>
           <w:rPr>
             <w:rStyle w:val="Hyperlink"/>
@@ -1024,74 +1062,79 @@
       <w:pPr>
         <w:pStyle w:val="Body"/>
       </w:pPr>
+      <w:hyperlink r:id="rId21" w:history="1">
+        <w:r>
+          <w:rPr>
+            <w:rStyle w:val="Hyperlink"/>
+            <w:spacing w:val="0"/>
+          </w:rPr>
+          <w:t xml:space="preserve">Motions Part 1: How to Ask the Court </w:t>
+        </w:r>
+        <w:proofErr w:type="gramStart"/>
+        <w:r>
+          <w:rPr>
+            <w:rStyle w:val="Hyperlink"/>
+            <w:spacing w:val="0"/>
+          </w:rPr>
+          <w:t>For</w:t>
+        </w:r>
+        <w:proofErr w:type="gramEnd"/>
+        <w:r>
+          <w:rPr>
+            <w:rStyle w:val="Hyperlink"/>
+            <w:spacing w:val="0"/>
+          </w:rPr>
+          <w:t xml:space="preserve"> Something</w:t>
+        </w:r>
+      </w:hyperlink>
+    </w:p>
+    <w:p>
+      <w:pPr>
+        <w:pStyle w:val="Body"/>
+      </w:pPr>
       <w:hyperlink r:id="rId22" w:history="1">
         <w:r>
           <w:rPr>
             <w:rStyle w:val="Hyperlink"/>
             <w:spacing w:val="0"/>
           </w:rPr>
-          <w:t>Motions Part 1: How to Ask the Court For Something</w:t>
+          <w:t>youtube.com/</w:t>
         </w:r>
-      </w:hyperlink>
-    </w:p>
-    <w:p>
-      <w:pPr>
-        <w:pStyle w:val="Body"/>
-      </w:pPr>
-      <w:hyperlink r:id="rId23" w:history="1">
+        <w:proofErr w:type="spellStart"/>
         <w:r>
           <w:rPr>
             <w:rStyle w:val="Hyperlink"/>
             <w:spacing w:val="0"/>
           </w:rPr>
-          <w:t>youtube.com/watch?v=2irmxT0_0EA</w:t>
+          <w:t>watch?v</w:t>
         </w:r>
-      </w:hyperlink>
-    </w:p>
-    <w:p>
-      <w:pPr>
-        <w:pStyle w:val="Body"/>
-      </w:pPr>
-      <w:r>
-        <w:t xml:space="preserve">Read: </w:t>
-      </w:r>
-      <w:r>
-        <w:rPr>
-          <w:b/>
-        </w:rPr>
-        <w:t>Getting Your Message to the Judge, SHC-1380</w:t>
-      </w:r>
-      <w:r>
-        <w:t xml:space="preserve"> </w:t>
-      </w:r>
-      <w:r>
-        <w:br/>
-      </w:r>
-      <w:hyperlink r:id="rId24" w:history="1">
+        <w:proofErr w:type="spellEnd"/>
         <w:r>
           <w:rPr>
             <w:rStyle w:val="Hyperlink"/>
             <w:spacing w:val="0"/>
           </w:rPr>
-          <w:t>Word</w:t>
+          <w:t>=2irmxT0_0EA</w:t>
         </w:r>
       </w:hyperlink>
-      <w:r>
-        <w:br/>
-      </w:r>
-      <w:hyperlink r:id="rId25" w:history="1">
-        <w:r>
-          <w:rPr>
-            <w:rStyle w:val="Hyperlink"/>
-            <w:spacing w:val="0"/>
-          </w:rPr>
-          <w:t>courts.alaska.gov/shc/family/docs/shc-1380.doc</w:t>
-        </w:r>
-      </w:hyperlink>
-      <w:r>
-        <w:br/>
-      </w:r>
-      <w:hyperlink r:id="rId26" w:history="1">
+    </w:p>
+    <w:p>
+      <w:pPr>
+        <w:pStyle w:val="Body"/>
+      </w:pPr>
+      <w:r>
+        <w:rPr>
+          <w:b/>
+        </w:rPr>
+        <w:t>Getting Your Message to the Judge, SHC-1380</w:t>
+      </w:r>
+      <w:r>
+        <w:t xml:space="preserve"> </w:t>
+      </w:r>
+      <w:r>
+        <w:t>[</w:t>
+      </w:r>
+      <w:hyperlink r:id="rId23" w:history="1">
         <w:r>
           <w:rPr>
             <w:rStyle w:val="Hyperlink"/>
@@ -1101,29 +1144,23 @@
         </w:r>
       </w:hyperlink>
       <w:r>
+        <w:rPr>
+          <w:rStyle w:val="Hyperlink"/>
+          <w:color w:val="auto"/>
+          <w:spacing w:val="0"/>
+        </w:rPr>
+        <w:t>]</w:t>
+      </w:r>
+      <w:r>
         <w:br/>
       </w:r>
-      <w:hyperlink r:id="rId27" w:history="1">
+      <w:hyperlink r:id="rId24" w:history="1">
         <w:r>
           <w:rPr>
             <w:rStyle w:val="Hyperlink"/>
             <w:spacing w:val="0"/>
           </w:rPr>
-          <w:t>courts.alaska.gov/shc/family/docs/shc-13</w:t>
-        </w:r>
-        <w:r>
-          <w:rPr>
-            <w:rStyle w:val="Hyperlink"/>
-            <w:spacing w:val="0"/>
-          </w:rPr>
-          <w:t>80</w:t>
-        </w:r>
-        <w:r>
-          <w:rPr>
-            <w:rStyle w:val="Hyperlink"/>
-            <w:spacing w:val="0"/>
-          </w:rPr>
-          <w:t>n.pdf</w:t>
+          <w:t>ak-courts.info/shc1380</w:t>
         </w:r>
       </w:hyperlink>
     </w:p>
@@ -1131,7 +1168,7 @@
       <w:pPr>
         <w:pStyle w:val="Body"/>
       </w:pPr>
-      <w:hyperlink r:id="rId28" w:history="1">
+      <w:hyperlink r:id="rId25" w:history="1">
         <w:r>
           <w:rPr>
             <w:rStyle w:val="Hyperlink"/>
@@ -1143,7 +1180,7 @@
       <w:r>
         <w:br/>
       </w:r>
-      <w:hyperlink r:id="rId29" w:history="1">
+      <w:hyperlink r:id="rId26" w:history="1">
         <w:r>
           <w:rPr>
             <w:rStyle w:val="Hyperlink"/>

--- a/docassemble/AKA2JBranding/data/templates/dismiss_content.docx
+++ b/docassemble/AKA2JBranding/data/templates/dismiss_content.docx
@@ -268,13 +268,13 @@
         <w:pStyle w:val="Body"/>
       </w:pPr>
       <w:r>
-        <w:t>If {{ other_party_in_case }} asked for a default judgment, the judge may decide without hearing from you if you do not respond. You could end up with 2 different{{ "custody " if user_need == 'answer custody' else "" }}</w:t>
+        <w:t>If {{ other_party_in_case }} asked for a default judgment, the judge may decide without hearing from you if you do not respond. You could end up with 2 different</w:t>
       </w:r>
       <w:r>
         <w:t xml:space="preserve"> </w:t>
       </w:r>
       <w:r>
-        <w:t xml:space="preserve">orders from 2 different states. To prevent this, </w:t>
+        <w:t xml:space="preserve">{{ "custody " if user_need == 'answer custody' else "" }}orders from 2 different states. To prevent this, </w:t>
       </w:r>
       <w:r>
         <w:lastRenderedPageBreak/>
@@ -680,23 +680,7 @@
             <w:rStyle w:val="Hyperlink"/>
             <w:spacing w:val="0"/>
           </w:rPr>
-          <w:t xml:space="preserve">Motions Part 1: How to Ask the Court </w:t>
-        </w:r>
-        <w:proofErr w:type="gramStart"/>
-        <w:r>
-          <w:rPr>
-            <w:rStyle w:val="Hyperlink"/>
-            <w:spacing w:val="0"/>
-          </w:rPr>
-          <w:t>For</w:t>
-        </w:r>
-        <w:proofErr w:type="gramEnd"/>
-        <w:r>
-          <w:rPr>
-            <w:rStyle w:val="Hyperlink"/>
-            <w:spacing w:val="0"/>
-          </w:rPr>
-          <w:t xml:space="preserve"> Something</w:t>
+          <w:t>Motions Part 1: How to Ask the Court For Something</w:t>
         </w:r>
       </w:hyperlink>
       <w:r>
@@ -785,16 +769,11 @@
       </w:pPr>
       <w:r>
         <w:lastRenderedPageBreak/>
-        <w:t xml:space="preserve">Read {{ </w:t>
-      </w:r>
-      <w:proofErr w:type="spellStart"/>
-      <w:r>
-        <w:t>answer_</w:t>
+        <w:t>Read {{ answer_</w:t>
       </w:r>
       <w:r>
         <w:t>step.subject</w:t>
       </w:r>
-      <w:proofErr w:type="spellEnd"/>
       <w:r>
         <w:t xml:space="preserve"> }} to learn about filing an Answer.</w:t>
       </w:r>
@@ -867,17 +846,8 @@
             <w:rStyle w:val="Hyperlink"/>
             <w:spacing w:val="0"/>
           </w:rPr>
-          <w:t>ak-courts.info/</w:t>
+          <w:t>ak-courts.info/findlawyer</w:t>
         </w:r>
-        <w:proofErr w:type="spellStart"/>
-        <w:r>
-          <w:rPr>
-            <w:rStyle w:val="Hyperlink"/>
-            <w:spacing w:val="0"/>
-          </w:rPr>
-          <w:t>findlawyer</w:t>
-        </w:r>
-        <w:proofErr w:type="spellEnd"/>
       </w:hyperlink>
     </w:p>
     <w:p>
@@ -937,17 +907,8 @@
             <w:rStyle w:val="Hyperlink"/>
             <w:spacing w:val="0"/>
           </w:rPr>
-          <w:t>ak-courts.info/</w:t>
+          <w:t>ak-courts.info/recordsrequest</w:t>
         </w:r>
-        <w:proofErr w:type="spellStart"/>
-        <w:r>
-          <w:rPr>
-            <w:rStyle w:val="Hyperlink"/>
-            <w:spacing w:val="0"/>
-          </w:rPr>
-          <w:t>recordsrequest</w:t>
-        </w:r>
-        <w:proofErr w:type="spellEnd"/>
       </w:hyperlink>
     </w:p>
     <w:p>
@@ -956,6 +917,24 @@
       </w:pPr>
       <w:r>
         <w:t>{%p endif %}</w:t>
+      </w:r>
+    </w:p>
+    <w:p>
+      <w:pPr>
+        <w:rPr>
+          <w:rFonts w:ascii="Helvetica" w:eastAsiaTheme="minorHAnsi" w:hAnsi="Helvetica" w:cs="Helvetica"/>
+          <w:sz w:val="24"/>
+          <w:szCs w:val="24"/>
+        </w:rPr>
+      </w:pPr>
+      <w:r>
+        <w:rPr>
+          <w:rFonts w:ascii="Helvetica" w:eastAsiaTheme="minorHAnsi" w:hAnsi="Helvetica" w:cs="Helvetica"/>
+          <w:color w:val="FF0000"/>
+          <w:sz w:val="24"/>
+          <w:szCs w:val="24"/>
+        </w:rPr>
+        <w:t>{%p if filling_manner == 'electronically' and filing_method == 'efiling' %}</w:t>
       </w:r>
     </w:p>
     <w:p>
@@ -1016,6 +995,17 @@
       </w:pPr>
       <w:r>
         <w:rPr>
+          <w:color w:val="FF0000"/>
+        </w:rPr>
+        <w:t>{%p endif %}</w:t>
+      </w:r>
+    </w:p>
+    <w:p>
+      <w:pPr>
+        <w:pStyle w:val="Body"/>
+      </w:pPr>
+      <w:r>
+        <w:rPr>
           <w:b/>
         </w:rPr>
         <w:t>Motion (Request) and Affidavit, TF-706</w:t>
@@ -1068,23 +1058,7 @@
             <w:rStyle w:val="Hyperlink"/>
             <w:spacing w:val="0"/>
           </w:rPr>
-          <w:t xml:space="preserve">Motions Part 1: How to Ask the Court </w:t>
-        </w:r>
-        <w:proofErr w:type="gramStart"/>
-        <w:r>
-          <w:rPr>
-            <w:rStyle w:val="Hyperlink"/>
-            <w:spacing w:val="0"/>
-          </w:rPr>
-          <w:t>For</w:t>
-        </w:r>
-        <w:proofErr w:type="gramEnd"/>
-        <w:r>
-          <w:rPr>
-            <w:rStyle w:val="Hyperlink"/>
-            <w:spacing w:val="0"/>
-          </w:rPr>
-          <w:t xml:space="preserve"> Something</w:t>
+          <w:t>Motions Part 1: How to Ask the Court For Something</w:t>
         </w:r>
       </w:hyperlink>
     </w:p>
@@ -1098,23 +1072,7 @@
             <w:rStyle w:val="Hyperlink"/>
             <w:spacing w:val="0"/>
           </w:rPr>
-          <w:t>youtube.com/</w:t>
-        </w:r>
-        <w:proofErr w:type="spellStart"/>
-        <w:r>
-          <w:rPr>
-            <w:rStyle w:val="Hyperlink"/>
-            <w:spacing w:val="0"/>
-          </w:rPr>
-          <w:t>watch?v</w:t>
-        </w:r>
-        <w:proofErr w:type="spellEnd"/>
-        <w:r>
-          <w:rPr>
-            <w:rStyle w:val="Hyperlink"/>
-            <w:spacing w:val="0"/>
-          </w:rPr>
-          <w:t>=2irmxT0_0EA</w:t>
+          <w:t>youtube.com/watch?v=2irmxT0_0EA</w:t>
         </w:r>
       </w:hyperlink>
     </w:p>
@@ -4245,7 +4203,7 @@
   <w:style w:type="paragraph" w:default="1" w:styleId="Normal">
     <w:name w:val="Normal"/>
     <w:qFormat/>
-    <w:rsid w:val="000F4FEF"/>
+    <w:rsid w:val="004F3EEB"/>
     <w:pPr>
       <w:spacing w:before="-1" w:after="-1" w:line="240" w:lineRule="auto"/>
     </w:pPr>
